--- a/proyecto dos.docx
+++ b/proyecto dos.docx
@@ -3,12 +3,96 @@
 <w:document xmlns:wpc="http://schemas.microsoft.com/office/word/2010/wordprocessingCanvas" xmlns:cx="http://schemas.microsoft.com/office/drawing/2014/chartex" xmlns:cx1="http://schemas.microsoft.com/office/drawing/2015/9/8/chartex" xmlns:cx2="http://schemas.microsoft.com/office/drawing/2015/10/21/chartex" xmlns:cx3="http://schemas.microsoft.com/office/drawing/2016/5/9/chartex" xmlns:cx4="http://schemas.microsoft.com/office/drawing/2016/5/10/chartex" xmlns:cx5="http://schemas.microsoft.com/office/drawing/2016/5/11/chartex" xmlns:cx6="http://schemas.microsoft.com/office/drawing/2016/5/12/chartex" xmlns:cx7="http://schemas.microsoft.com/office/drawing/2016/5/13/chartex" xmlns:cx8="http://schemas.microsoft.com/office/drawing/2016/5/14/chartex" xmlns:mc="http://schemas.openxmlformats.org/markup-compatibility/2006" xmlns:aink="http://schemas.microsoft.com/office/drawing/2016/ink" xmlns:am3d="http://schemas.microsoft.com/office/drawing/2017/model3d" xmlns:o="urn:schemas-microsoft-com:office:office" xmlns:oel="http://schemas.microsoft.com/office/2019/extlst" xmlns:r="http://schemas.openxmlformats.org/officeDocument/2006/relationships" xmlns:m="http://schemas.openxmlformats.org/officeDocument/2006/math" xmlns:v="urn:schemas-microsoft-com:vml" xmlns:wp14="http://schemas.microsoft.com/office/word/2010/wordprocessingDrawing" xmlns:wp="http://schemas.openxmlformats.org/drawingml/2006/wordprocessingDrawing" xmlns:w10="urn:schemas-microsoft-com:office:word" xmlns:w="http://schemas.openxmlformats.org/wordprocessingml/2006/main" xmlns:w14="http://schemas.microsoft.com/office/word/2010/wordml" xmlns:w15="http://schemas.microsoft.com/office/word/2012/wordml" xmlns:w16cex="http://schemas.microsoft.com/office/word/2018/wordml/cex" xmlns:w16cid="http://schemas.microsoft.com/office/word/2016/wordml/cid" xmlns:w16="http://schemas.microsoft.com/office/word/2018/wordml" xmlns:w16du="http://schemas.microsoft.com/office/word/2023/wordml/word16du" xmlns:w16sdtdh="http://schemas.microsoft.com/office/word/2020/wordml/sdtdatahash" xmlns:w16sdtfl="http://schemas.microsoft.com/office/word/2024/wordml/sdtformatlock" xmlns:w16se="http://schemas.microsoft.com/office/word/2015/wordml/symex" xmlns:wpg="http://schemas.microsoft.com/office/word/2010/wordprocessingGroup" xmlns:wpi="http://schemas.microsoft.com/office/word/2010/wordprocessingInk" xmlns:wne="http://schemas.microsoft.com/office/word/2006/wordml" xmlns:wps="http://schemas.microsoft.com/office/word/2010/wordprocessingShape" mc:Ignorable="w14 w15 w16se w16cid w16 w16cex w16sdtdh w16sdtfl w16du wp14">
   <w:body>
     <w:p>
-      <w:proofErr w:type="gramStart"/>
-      <w:r>
-        <w:t>CATEGORIA(</w:t>
-      </w:r>
-      <w:proofErr w:type="spellStart"/>
-      <w:proofErr w:type="gramEnd"/>
+      <w:r>
+        <w:t>CATEGORIA(i</w:t>
+      </w:r>
+      <w:r>
+        <w:rPr>
+          <w:rFonts w:ascii="Arial" w:hAnsi="Arial" w:cs="Arial"/>
+        </w:rPr>
+        <w:t>̲</w:t>
+      </w:r>
+      <w:r>
+        <w:t>d</w:t>
+      </w:r>
+      <w:r>
+        <w:rPr>
+          <w:rFonts w:ascii="Arial" w:hAnsi="Arial" w:cs="Arial"/>
+        </w:rPr>
+        <w:t>̲</w:t>
+      </w:r>
+      <w:r>
+        <w:t>_</w:t>
+      </w:r>
+      <w:r>
+        <w:rPr>
+          <w:rFonts w:ascii="Arial" w:hAnsi="Arial" w:cs="Arial"/>
+        </w:rPr>
+        <w:t>̲</w:t>
+      </w:r>
+      <w:r>
+        <w:t>c</w:t>
+      </w:r>
+      <w:r>
+        <w:rPr>
+          <w:rFonts w:ascii="Arial" w:hAnsi="Arial" w:cs="Arial"/>
+        </w:rPr>
+        <w:t>̲</w:t>
+      </w:r>
+      <w:r>
+        <w:t>a</w:t>
+      </w:r>
+      <w:r>
+        <w:rPr>
+          <w:rFonts w:ascii="Arial" w:hAnsi="Arial" w:cs="Arial"/>
+        </w:rPr>
+        <w:t>̲</w:t>
+      </w:r>
+      <w:r>
+        <w:t>t</w:t>
+      </w:r>
+      <w:r>
+        <w:rPr>
+          <w:rFonts w:ascii="Arial" w:hAnsi="Arial" w:cs="Arial"/>
+        </w:rPr>
+        <w:t>̲</w:t>
+      </w:r>
+      <w:r>
+        <w:t>e</w:t>
+      </w:r>
+      <w:r>
+        <w:rPr>
+          <w:rFonts w:ascii="Arial" w:hAnsi="Arial" w:cs="Arial"/>
+        </w:rPr>
+        <w:t>̲</w:t>
+      </w:r>
+      <w:r>
+        <w:t>g</w:t>
+      </w:r>
+      <w:r>
+        <w:rPr>
+          <w:rFonts w:ascii="Arial" w:hAnsi="Arial" w:cs="Arial"/>
+        </w:rPr>
+        <w:t>̲</w:t>
+      </w:r>
+      <w:r>
+        <w:t>o</w:t>
+      </w:r>
+      <w:r>
+        <w:rPr>
+          <w:rFonts w:ascii="Arial" w:hAnsi="Arial" w:cs="Arial"/>
+        </w:rPr>
+        <w:t>̲</w:t>
+      </w:r>
+      <w:r>
+        <w:t>r</w:t>
+      </w:r>
+      <w:r>
+        <w:rPr>
+          <w:rFonts w:ascii="Arial" w:hAnsi="Arial" w:cs="Arial"/>
+        </w:rPr>
+        <w:t>̲</w:t>
+      </w:r>
       <w:r>
         <w:t>i</w:t>
       </w:r>
@@ -19,35 +103,6 @@
         <w:t>̲</w:t>
       </w:r>
       <w:r>
-        <w:t>d</w:t>
-      </w:r>
-      <w:proofErr w:type="spellEnd"/>
-      <w:r>
-        <w:rPr>
-          <w:rFonts w:ascii="Arial" w:hAnsi="Arial" w:cs="Arial"/>
-        </w:rPr>
-        <w:t>̲</w:t>
-      </w:r>
-      <w:r>
-        <w:t>_</w:t>
-      </w:r>
-      <w:r>
-        <w:rPr>
-          <w:rFonts w:ascii="Arial" w:hAnsi="Arial" w:cs="Arial"/>
-        </w:rPr>
-        <w:t>̲</w:t>
-      </w:r>
-      <w:proofErr w:type="spellStart"/>
-      <w:r>
-        <w:t>c</w:t>
-      </w:r>
-      <w:r>
-        <w:rPr>
-          <w:rFonts w:ascii="Arial" w:hAnsi="Arial" w:cs="Arial"/>
-        </w:rPr>
-        <w:t>̲</w:t>
-      </w:r>
-      <w:r>
         <w:t>a</w:t>
       </w:r>
       <w:r>
@@ -57,90 +112,12 @@
         <w:t>̲</w:t>
       </w:r>
       <w:r>
-        <w:t>t</w:t>
-      </w:r>
-      <w:r>
-        <w:rPr>
-          <w:rFonts w:ascii="Arial" w:hAnsi="Arial" w:cs="Arial"/>
-        </w:rPr>
-        <w:t>̲</w:t>
-      </w:r>
-      <w:r>
-        <w:t>e</w:t>
-      </w:r>
-      <w:r>
-        <w:rPr>
-          <w:rFonts w:ascii="Arial" w:hAnsi="Arial" w:cs="Arial"/>
-        </w:rPr>
-        <w:t>̲</w:t>
-      </w:r>
-      <w:r>
-        <w:t>g</w:t>
-      </w:r>
-      <w:r>
-        <w:rPr>
-          <w:rFonts w:ascii="Arial" w:hAnsi="Arial" w:cs="Arial"/>
-        </w:rPr>
-        <w:t>̲</w:t>
-      </w:r>
-      <w:r>
-        <w:t>o</w:t>
-      </w:r>
-      <w:r>
-        <w:rPr>
-          <w:rFonts w:ascii="Arial" w:hAnsi="Arial" w:cs="Arial"/>
-        </w:rPr>
-        <w:t>̲</w:t>
-      </w:r>
-      <w:r>
-        <w:t>r</w:t>
-      </w:r>
-      <w:r>
-        <w:rPr>
-          <w:rFonts w:ascii="Arial" w:hAnsi="Arial" w:cs="Arial"/>
-        </w:rPr>
-        <w:t>̲</w:t>
-      </w:r>
-      <w:r>
-        <w:t>i</w:t>
-      </w:r>
-      <w:r>
-        <w:rPr>
-          <w:rFonts w:ascii="Arial" w:hAnsi="Arial" w:cs="Arial"/>
-        </w:rPr>
-        <w:t>̲</w:t>
-      </w:r>
-      <w:r>
-        <w:t>a</w:t>
-      </w:r>
-      <w:proofErr w:type="spellEnd"/>
-      <w:r>
-        <w:rPr>
-          <w:rFonts w:ascii="Arial" w:hAnsi="Arial" w:cs="Arial"/>
-        </w:rPr>
-        <w:t>̲</w:t>
-      </w:r>
-      <w:r>
-        <w:t xml:space="preserve">, nombre, </w:t>
-      </w:r>
-      <w:proofErr w:type="spellStart"/>
-      <w:r>
-        <w:t>descripcion</w:t>
-      </w:r>
-      <w:proofErr w:type="spellEnd"/>
-      <w:r>
-        <w:t>)</w:t>
+        <w:t>, nombre, descripcion)</w:t>
       </w:r>
     </w:p>
     <w:p>
-      <w:proofErr w:type="gramStart"/>
-      <w:r>
-        <w:t>PROVEEDOR(</w:t>
-      </w:r>
-      <w:proofErr w:type="spellStart"/>
-      <w:proofErr w:type="gramEnd"/>
-      <w:r>
-        <w:t>i</w:t>
+      <w:r>
+        <w:t>PROVEEDOR(i</w:t>
       </w:r>
       <w:r>
         <w:rPr>
@@ -151,7 +128,6 @@
       <w:r>
         <w:t>d</w:t>
       </w:r>
-      <w:proofErr w:type="spellEnd"/>
       <w:r>
         <w:rPr>
           <w:rFonts w:ascii="Arial" w:hAnsi="Arial" w:cs="Arial"/>
@@ -167,7 +143,6 @@
         </w:rPr>
         <w:t>̲</w:t>
       </w:r>
-      <w:proofErr w:type="spellStart"/>
       <w:r>
         <w:t>p</w:t>
       </w:r>
@@ -243,42 +218,19 @@
       <w:r>
         <w:t>r</w:t>
       </w:r>
-      <w:proofErr w:type="spellEnd"/>
-      <w:r>
-        <w:rPr>
-          <w:rFonts w:ascii="Arial" w:hAnsi="Arial" w:cs="Arial"/>
-        </w:rPr>
-        <w:t>̲</w:t>
-      </w:r>
-      <w:r>
-        <w:t xml:space="preserve">, nombre, </w:t>
-      </w:r>
-      <w:proofErr w:type="spellStart"/>
-      <w:r>
-        <w:t>telefono</w:t>
-      </w:r>
-      <w:proofErr w:type="spellEnd"/>
-      <w:r>
-        <w:t xml:space="preserve">, correo, </w:t>
-      </w:r>
-      <w:proofErr w:type="spellStart"/>
-      <w:r>
-        <w:t>direccion</w:t>
-      </w:r>
-      <w:proofErr w:type="spellEnd"/>
-      <w:r>
-        <w:t>)</w:t>
+      <w:r>
+        <w:rPr>
+          <w:rFonts w:ascii="Arial" w:hAnsi="Arial" w:cs="Arial"/>
+        </w:rPr>
+        <w:t>̲</w:t>
+      </w:r>
+      <w:r>
+        <w:t>, nombre, telefono, correo, direccion)</w:t>
       </w:r>
     </w:p>
     <w:p>
-      <w:proofErr w:type="gramStart"/>
-      <w:r>
-        <w:t>PRODUCTO(</w:t>
-      </w:r>
-      <w:proofErr w:type="spellStart"/>
-      <w:proofErr w:type="gramEnd"/>
-      <w:r>
-        <w:t>i</w:t>
+      <w:r>
+        <w:t>PRODUCTO(i</w:t>
       </w:r>
       <w:r>
         <w:rPr>
@@ -289,7 +241,6 @@
       <w:r>
         <w:t>d</w:t>
       </w:r>
-      <w:proofErr w:type="spellEnd"/>
       <w:r>
         <w:rPr>
           <w:rFonts w:ascii="Arial" w:hAnsi="Arial" w:cs="Arial"/>
@@ -305,7 +256,6 @@
         </w:rPr>
         <w:t>̲</w:t>
       </w:r>
-      <w:proofErr w:type="spellStart"/>
       <w:r>
         <w:t>p</w:t>
       </w:r>
@@ -372,48 +322,62 @@
       <w:r>
         <w:t>o</w:t>
       </w:r>
-      <w:proofErr w:type="spellEnd"/>
-      <w:r>
-        <w:rPr>
-          <w:rFonts w:ascii="Arial" w:hAnsi="Arial" w:cs="Arial"/>
-        </w:rPr>
-        <w:t>̲</w:t>
-      </w:r>
-      <w:r>
-        <w:t xml:space="preserve">, nombre, </w:t>
-      </w:r>
-      <w:proofErr w:type="spellStart"/>
-      <w:r>
-        <w:t>descripcion</w:t>
-      </w:r>
-      <w:proofErr w:type="spellEnd"/>
-      <w:r>
-        <w:t xml:space="preserve">, precio, stock, </w:t>
-      </w:r>
-      <w:proofErr w:type="spellStart"/>
-      <w:r>
-        <w:t>id_categoria</w:t>
-      </w:r>
-      <w:proofErr w:type="spellEnd"/>
-      <w:r>
-        <w:t xml:space="preserve">, </w:t>
-      </w:r>
-      <w:proofErr w:type="spellStart"/>
-      <w:r>
-        <w:t>id_proveedor</w:t>
-      </w:r>
-      <w:proofErr w:type="spellEnd"/>
-      <w:r>
-        <w:t>)</w:t>
+      <w:r>
+        <w:rPr>
+          <w:rFonts w:ascii="Arial" w:hAnsi="Arial" w:cs="Arial"/>
+        </w:rPr>
+        <w:t>̲</w:t>
+      </w:r>
+      <w:r>
+        <w:t>, nombre, descripcion, precio, stock, id_categoria, id_proveedor)</w:t>
       </w:r>
     </w:p>
     <w:p>
-      <w:proofErr w:type="gramStart"/>
-      <w:r>
-        <w:t>CLIENTE(</w:t>
-      </w:r>
-      <w:proofErr w:type="spellStart"/>
-      <w:proofErr w:type="gramEnd"/>
+      <w:r>
+        <w:t>CLIENTE(i</w:t>
+      </w:r>
+      <w:r>
+        <w:rPr>
+          <w:rFonts w:ascii="Arial" w:hAnsi="Arial" w:cs="Arial"/>
+        </w:rPr>
+        <w:t>̲</w:t>
+      </w:r>
+      <w:r>
+        <w:t>d</w:t>
+      </w:r>
+      <w:r>
+        <w:rPr>
+          <w:rFonts w:ascii="Arial" w:hAnsi="Arial" w:cs="Arial"/>
+        </w:rPr>
+        <w:t>̲</w:t>
+      </w:r>
+      <w:r>
+        <w:t>_</w:t>
+      </w:r>
+      <w:r>
+        <w:rPr>
+          <w:rFonts w:ascii="Arial" w:hAnsi="Arial" w:cs="Arial"/>
+        </w:rPr>
+        <w:t>̲</w:t>
+      </w:r>
+      <w:r>
+        <w:t>c</w:t>
+      </w:r>
+      <w:r>
+        <w:rPr>
+          <w:rFonts w:ascii="Arial" w:hAnsi="Arial" w:cs="Arial"/>
+        </w:rPr>
+        <w:t>̲</w:t>
+      </w:r>
+      <w:r>
+        <w:t>l</w:t>
+      </w:r>
+      <w:r>
+        <w:rPr>
+          <w:rFonts w:ascii="Arial" w:hAnsi="Arial" w:cs="Arial"/>
+        </w:rPr>
+        <w:t>̲</w:t>
+      </w:r>
       <w:r>
         <w:t>i</w:t>
       </w:r>
@@ -424,53 +388,6 @@
         <w:t>̲</w:t>
       </w:r>
       <w:r>
-        <w:t>d</w:t>
-      </w:r>
-      <w:proofErr w:type="spellEnd"/>
-      <w:r>
-        <w:rPr>
-          <w:rFonts w:ascii="Arial" w:hAnsi="Arial" w:cs="Arial"/>
-        </w:rPr>
-        <w:t>̲</w:t>
-      </w:r>
-      <w:r>
-        <w:t>_</w:t>
-      </w:r>
-      <w:r>
-        <w:rPr>
-          <w:rFonts w:ascii="Arial" w:hAnsi="Arial" w:cs="Arial"/>
-        </w:rPr>
-        <w:t>̲</w:t>
-      </w:r>
-      <w:proofErr w:type="spellStart"/>
-      <w:r>
-        <w:t>c</w:t>
-      </w:r>
-      <w:r>
-        <w:rPr>
-          <w:rFonts w:ascii="Arial" w:hAnsi="Arial" w:cs="Arial"/>
-        </w:rPr>
-        <w:t>̲</w:t>
-      </w:r>
-      <w:r>
-        <w:t>l</w:t>
-      </w:r>
-      <w:r>
-        <w:rPr>
-          <w:rFonts w:ascii="Arial" w:hAnsi="Arial" w:cs="Arial"/>
-        </w:rPr>
-        <w:t>̲</w:t>
-      </w:r>
-      <w:r>
-        <w:t>i</w:t>
-      </w:r>
-      <w:r>
-        <w:rPr>
-          <w:rFonts w:ascii="Arial" w:hAnsi="Arial" w:cs="Arial"/>
-        </w:rPr>
-        <w:t>̲</w:t>
-      </w:r>
-      <w:r>
         <w:t>e</w:t>
       </w:r>
       <w:r>
@@ -500,42 +417,19 @@
       <w:r>
         <w:t>e</w:t>
       </w:r>
-      <w:proofErr w:type="spellEnd"/>
-      <w:r>
-        <w:rPr>
-          <w:rFonts w:ascii="Arial" w:hAnsi="Arial" w:cs="Arial"/>
-        </w:rPr>
-        <w:t>̲</w:t>
-      </w:r>
-      <w:r>
-        <w:t xml:space="preserve">, nombre, apellido, </w:t>
-      </w:r>
-      <w:proofErr w:type="spellStart"/>
-      <w:r>
-        <w:t>telefono</w:t>
-      </w:r>
-      <w:proofErr w:type="spellEnd"/>
-      <w:r>
-        <w:t xml:space="preserve">, correo, </w:t>
-      </w:r>
-      <w:proofErr w:type="spellStart"/>
-      <w:r>
-        <w:t>direccion</w:t>
-      </w:r>
-      <w:proofErr w:type="spellEnd"/>
-      <w:r>
-        <w:t>)</w:t>
+      <w:r>
+        <w:rPr>
+          <w:rFonts w:ascii="Arial" w:hAnsi="Arial" w:cs="Arial"/>
+        </w:rPr>
+        <w:t>̲</w:t>
+      </w:r>
+      <w:r>
+        <w:t>, nombre, apellido, telefono, correo, direccion)</w:t>
       </w:r>
     </w:p>
     <w:p>
-      <w:proofErr w:type="gramStart"/>
-      <w:r>
-        <w:t>EMPLEADO(</w:t>
-      </w:r>
-      <w:proofErr w:type="spellStart"/>
-      <w:proofErr w:type="gramEnd"/>
-      <w:r>
-        <w:t>i</w:t>
+      <w:r>
+        <w:t>EMPLEADO(i</w:t>
       </w:r>
       <w:r>
         <w:rPr>
@@ -546,7 +440,6 @@
       <w:r>
         <w:t>d</w:t>
       </w:r>
-      <w:proofErr w:type="spellEnd"/>
       <w:r>
         <w:rPr>
           <w:rFonts w:ascii="Arial" w:hAnsi="Arial" w:cs="Arial"/>
@@ -562,7 +455,6 @@
         </w:rPr>
         <w:t>̲</w:t>
       </w:r>
-      <w:proofErr w:type="spellStart"/>
       <w:r>
         <w:t>e</w:t>
       </w:r>
@@ -629,34 +521,19 @@
       <w:r>
         <w:t>o</w:t>
       </w:r>
-      <w:proofErr w:type="spellEnd"/>
-      <w:r>
-        <w:rPr>
-          <w:rFonts w:ascii="Arial" w:hAnsi="Arial" w:cs="Arial"/>
-        </w:rPr>
-        <w:t>̲</w:t>
-      </w:r>
-      <w:r>
-        <w:t xml:space="preserve">, nombre, apellido, puesto, </w:t>
-      </w:r>
-      <w:proofErr w:type="spellStart"/>
-      <w:r>
-        <w:t>telefono</w:t>
-      </w:r>
-      <w:proofErr w:type="spellEnd"/>
-      <w:r>
-        <w:t>, correo)</w:t>
+      <w:r>
+        <w:rPr>
+          <w:rFonts w:ascii="Arial" w:hAnsi="Arial" w:cs="Arial"/>
+        </w:rPr>
+        <w:t>̲</w:t>
+      </w:r>
+      <w:r>
+        <w:t>, nombre, apellido, puesto, telefono, correo)</w:t>
       </w:r>
     </w:p>
     <w:p>
-      <w:proofErr w:type="gramStart"/>
-      <w:r>
-        <w:t>VENTA(</w:t>
-      </w:r>
-      <w:proofErr w:type="spellStart"/>
-      <w:proofErr w:type="gramEnd"/>
-      <w:r>
-        <w:t>i</w:t>
+      <w:r>
+        <w:t>VENTA(i</w:t>
       </w:r>
       <w:r>
         <w:rPr>
@@ -667,7 +544,6 @@
       <w:r>
         <w:t>d</w:t>
       </w:r>
-      <w:proofErr w:type="spellEnd"/>
       <w:r>
         <w:rPr>
           <w:rFonts w:ascii="Arial" w:hAnsi="Arial" w:cs="Arial"/>
@@ -683,7 +559,6 @@
         </w:rPr>
         <w:t>̲</w:t>
       </w:r>
-      <w:proofErr w:type="spellStart"/>
       <w:r>
         <w:t>v</w:t>
       </w:r>
@@ -723,45 +598,19 @@
       <w:r>
         <w:t>a</w:t>
       </w:r>
-      <w:proofErr w:type="spellEnd"/>
-      <w:r>
-        <w:rPr>
-          <w:rFonts w:ascii="Arial" w:hAnsi="Arial" w:cs="Arial"/>
-        </w:rPr>
-        <w:t>̲</w:t>
-      </w:r>
-      <w:r>
-        <w:t xml:space="preserve">, fecha, total, </w:t>
-      </w:r>
-      <w:proofErr w:type="spellStart"/>
-      <w:r>
-        <w:t>id_cliente</w:t>
-      </w:r>
-      <w:proofErr w:type="spellEnd"/>
-      <w:r>
-        <w:t xml:space="preserve">, </w:t>
-      </w:r>
-      <w:proofErr w:type="spellStart"/>
-      <w:r>
-        <w:t>id_empleado</w:t>
-      </w:r>
-      <w:proofErr w:type="spellEnd"/>
-      <w:r>
-        <w:t>)</w:t>
+      <w:r>
+        <w:rPr>
+          <w:rFonts w:ascii="Arial" w:hAnsi="Arial" w:cs="Arial"/>
+        </w:rPr>
+        <w:t>̲</w:t>
+      </w:r>
+      <w:r>
+        <w:t>, fecha, total, id_cliente, id_empleado)</w:t>
       </w:r>
     </w:p>
     <w:p>
       <w:r>
-        <w:t>DETALLE_</w:t>
-      </w:r>
-      <w:proofErr w:type="gramStart"/>
-      <w:r>
-        <w:t>VENTA(</w:t>
-      </w:r>
-      <w:proofErr w:type="spellStart"/>
-      <w:proofErr w:type="gramEnd"/>
-      <w:r>
-        <w:t>i</w:t>
+        <w:t>DETALLE_VENTA(i</w:t>
       </w:r>
       <w:r>
         <w:rPr>
@@ -772,7 +621,6 @@
       <w:r>
         <w:t>d</w:t>
       </w:r>
-      <w:proofErr w:type="spellEnd"/>
       <w:r>
         <w:rPr>
           <w:rFonts w:ascii="Arial" w:hAnsi="Arial" w:cs="Arial"/>
@@ -788,7 +636,6 @@
         </w:rPr>
         <w:t>̲</w:t>
       </w:r>
-      <w:proofErr w:type="spellStart"/>
       <w:r>
         <w:t>d</w:t>
       </w:r>
@@ -846,39 +693,173 @@
       <w:r>
         <w:t>e</w:t>
       </w:r>
-      <w:proofErr w:type="spellEnd"/>
-      <w:r>
-        <w:rPr>
-          <w:rFonts w:ascii="Arial" w:hAnsi="Arial" w:cs="Arial"/>
-        </w:rPr>
-        <w:t>̲</w:t>
-      </w:r>
-      <w:r>
-        <w:t xml:space="preserve">, </w:t>
-      </w:r>
-      <w:proofErr w:type="spellStart"/>
-      <w:r>
+      <w:r>
+        <w:rPr>
+          <w:rFonts w:ascii="Arial" w:hAnsi="Arial" w:cs="Arial"/>
+        </w:rPr>
+        <w:t>̲</w:t>
+      </w:r>
+      <w:r>
+        <w:t>, id_venta, id_producto, cantidad, precio_unitario, subtotal)</w:t>
+      </w:r>
+    </w:p>
+    <w:p>
+      <w:r>
+        <w:t xml:space="preserve">Para el diseño de la base de datos se identificaron las entidades principales del negocio: </w:t>
+      </w:r>
+      <w:r>
+        <w:rPr>
+          <w:b/>
+          <w:bCs/>
+        </w:rPr>
+        <w:t>Categoría, Proveedor, Producto, Cliente, Empleado, Venta y Detalle_Venta</w:t>
+      </w:r>
+      <w:r>
+        <w:t>. La normalización se aplicó con el objetivo de reducir redundancia, evitar anomalías de inserción, actualización y eliminación, y garantizar una estructura consistente.</w:t>
+      </w:r>
+    </w:p>
+    <w:p>
+      <w:r>
+        <w:t xml:space="preserve">En la </w:t>
+      </w:r>
+      <w:r>
+        <w:rPr>
+          <w:b/>
+          <w:bCs/>
+        </w:rPr>
+        <w:t>Primera Forma Normal (1FN)</w:t>
+      </w:r>
+      <w:r>
+        <w:t>, todas las tablas cumplen con tener atributos atómicos, es decir, cada campo almacena un solo valor y no existen grupos repetidos ni listas dentro de una misma columna. Además, cada relación cuenta con una clave primaria que permite identificar de manera única cada registro.</w:t>
+      </w:r>
+    </w:p>
+    <w:p>
+      <w:r>
+        <w:t xml:space="preserve">En la </w:t>
+      </w:r>
+      <w:r>
+        <w:rPr>
+          <w:b/>
+          <w:bCs/>
+        </w:rPr>
+        <w:t>Segunda Forma Normal (2FN)</w:t>
+      </w:r>
+      <w:r>
+        <w:t xml:space="preserve">, todas las relaciones ya se encuentran en 1FN y sus atributos no clave dependen completamente de la clave primaria. Como la mayoría de las tablas poseen claves primarias simples, no se presentan dependencias parciales. Por ejemplo, en </w:t>
+      </w:r>
+      <w:r>
+        <w:rPr>
+          <w:b/>
+          <w:bCs/>
+        </w:rPr>
+        <w:t>PRODUCTO</w:t>
+      </w:r>
+      <w:r>
+        <w:t xml:space="preserve">, todos los atributos dependen de </w:t>
+      </w:r>
+      <w:r>
+        <w:rPr>
+          <w:b/>
+          <w:bCs/>
+        </w:rPr>
+        <w:t>id_producto</w:t>
+      </w:r>
+      <w:r>
+        <w:t xml:space="preserve">; en </w:t>
+      </w:r>
+      <w:r>
+        <w:rPr>
+          <w:b/>
+          <w:bCs/>
+        </w:rPr>
+        <w:t>CLIENTE</w:t>
+      </w:r>
+      <w:r>
+        <w:t xml:space="preserve">, todos dependen de </w:t>
+      </w:r>
+      <w:r>
+        <w:rPr>
+          <w:b/>
+          <w:bCs/>
+        </w:rPr>
+        <w:t>id_cliente</w:t>
+      </w:r>
+      <w:r>
+        <w:t xml:space="preserve">; y en </w:t>
+      </w:r>
+      <w:r>
+        <w:rPr>
+          <w:b/>
+          <w:bCs/>
+        </w:rPr>
+        <w:t>VENTA</w:t>
+      </w:r>
+      <w:r>
+        <w:t xml:space="preserve">, todos dependen de </w:t>
+      </w:r>
+      <w:r>
+        <w:rPr>
+          <w:b/>
+          <w:bCs/>
+        </w:rPr>
         <w:t>id_venta</w:t>
       </w:r>
-      <w:proofErr w:type="spellEnd"/>
-      <w:r>
-        <w:t xml:space="preserve">, </w:t>
-      </w:r>
-      <w:proofErr w:type="spellStart"/>
-      <w:r>
-        <w:t>id_producto</w:t>
-      </w:r>
-      <w:proofErr w:type="spellEnd"/>
-      <w:r>
-        <w:t xml:space="preserve">, cantidad, </w:t>
-      </w:r>
-      <w:proofErr w:type="spellStart"/>
-      <w:r>
-        <w:t>precio_unitario</w:t>
-      </w:r>
-      <w:proofErr w:type="spellEnd"/>
-      <w:r>
-        <w:t>, subtotal)</w:t>
+      <w:r>
+        <w:t>.</w:t>
+      </w:r>
+    </w:p>
+    <w:p>
+      <w:r>
+        <w:t xml:space="preserve">En la </w:t>
+      </w:r>
+      <w:r>
+        <w:rPr>
+          <w:b/>
+          <w:bCs/>
+        </w:rPr>
+        <w:t>Tercera Forma Normal (3FN)</w:t>
+      </w:r>
+      <w:r>
+        <w:t xml:space="preserve">, las tablas ya están en 2FN y no presentan dependencias transitivas, es decir, ningún atributo no clave depende de otro atributo no clave. Por ejemplo, en </w:t>
+      </w:r>
+      <w:r>
+        <w:rPr>
+          <w:b/>
+          <w:bCs/>
+        </w:rPr>
+        <w:t>PRODUCTO</w:t>
+      </w:r>
+      <w:r>
+        <w:t xml:space="preserve"> no se almacena el nombre de la categoría ni el nombre del proveedor, sino únicamente sus identificadores como claves foráneas. De igual manera, en </w:t>
+      </w:r>
+      <w:r>
+        <w:rPr>
+          <w:b/>
+          <w:bCs/>
+        </w:rPr>
+        <w:t>VENTA</w:t>
+      </w:r>
+      <w:r>
+        <w:t xml:space="preserve"> no se guardan directamente los datos del cliente o del empleado, sino sus respectivos identificadores. Esto evita redundancia y mejora la integridad de los datos.</w:t>
+      </w:r>
+    </w:p>
+    <w:p>
+      <w:r>
+        <w:t xml:space="preserve">En conclusión, el esquema relacional propuesto cumple con </w:t>
+      </w:r>
+      <w:r>
+        <w:rPr>
+          <w:b/>
+          <w:bCs/>
+        </w:rPr>
+        <w:t>1FN, 2FN y 3FN</w:t>
+      </w:r>
+      <w:r>
+        <w:t xml:space="preserve">, ya que los datos fueron separados por entidad, las claves primarias identifican de forma </w:t>
+      </w:r>
+      <w:r>
+        <w:lastRenderedPageBreak/>
+        <w:t>única cada registro, no existen dependencias parciales y tampoco dependencias transitivas entre atributos no clave.</w:t>
       </w:r>
     </w:p>
     <w:p/>
@@ -2127,6 +2108,23 @@
 </file>
 
 <file path=customXml/item1.xml><?xml version="1.0" encoding="utf-8"?>
+<p:properties xmlns:p="http://schemas.microsoft.com/office/2006/metadata/properties" xmlns:xsi="http://www.w3.org/2001/XMLSchema-instance" xmlns:pc="http://schemas.microsoft.com/office/infopath/2007/PartnerControls">
+  <documentManagement>
+    <_activity xmlns="ae3e5ec8-dcd5-4af5-8b43-6c8389e925cb" xsi:nil="true"/>
+  </documentManagement>
+</p:properties>
+</file>
+
+<file path=customXml/item2.xml><?xml version="1.0" encoding="utf-8"?>
+<?mso-contentType ?>
+<FormTemplates xmlns="http://schemas.microsoft.com/sharepoint/v3/contenttype/forms">
+  <Display>DocumentLibraryForm</Display>
+  <Edit>DocumentLibraryForm</Edit>
+  <New>DocumentLibraryForm</New>
+</FormTemplates>
+</file>
+
+<file path=customXml/item3.xml><?xml version="1.0" encoding="utf-8"?>
 <ct:contentTypeSchema xmlns:ct="http://schemas.microsoft.com/office/2006/metadata/contentType" xmlns:ma="http://schemas.microsoft.com/office/2006/metadata/properties/metaAttributes" ct:_="" ma:_="" ma:contentTypeName="Documento" ma:contentTypeID="0x0101008AB44AC34B94424D84639EB2C741FEB6" ma:contentTypeVersion="14" ma:contentTypeDescription="Crear nuevo documento." ma:contentTypeScope="" ma:versionID="93a26e0cc9095846979911ed89761d24">
   <xsd:schema xmlns:xsd="http://www.w3.org/2001/XMLSchema" xmlns:xs="http://www.w3.org/2001/XMLSchema" xmlns:p="http://schemas.microsoft.com/office/2006/metadata/properties" xmlns:ns3="ae3e5ec8-dcd5-4af5-8b43-6c8389e925cb" xmlns:ns4="fb5c58c7-c5a4-4ce6-bbb9-0201551fed4c" targetNamespace="http://schemas.microsoft.com/office/2006/metadata/properties" ma:root="true" ma:fieldsID="c87263eb0ed5c7246c7df5646f56bb06" ns3:_="" ns4:_="">
     <xsd:import namespace="ae3e5ec8-dcd5-4af5-8b43-6c8389e925cb"/>
@@ -2353,24 +2351,25 @@
 </ct:contentTypeSchema>
 </file>
 
-<file path=customXml/item2.xml><?xml version="1.0" encoding="utf-8"?>
-<?mso-contentType ?>
-<FormTemplates xmlns="http://schemas.microsoft.com/sharepoint/v3/contenttype/forms">
-  <Display>DocumentLibraryForm</Display>
-  <Edit>DocumentLibraryForm</Edit>
-  <New>DocumentLibraryForm</New>
-</FormTemplates>
+<file path=customXml/itemProps1.xml><?xml version="1.0" encoding="utf-8"?>
+<ds:datastoreItem xmlns:ds="http://schemas.openxmlformats.org/officeDocument/2006/customXml" ds:itemID="{793F7119-978A-4D2B-A687-76D2B889C9A0}">
+  <ds:schemaRefs>
+    <ds:schemaRef ds:uri="http://schemas.microsoft.com/office/2006/metadata/properties"/>
+    <ds:schemaRef ds:uri="http://schemas.microsoft.com/office/infopath/2007/PartnerControls"/>
+    <ds:schemaRef ds:uri="ae3e5ec8-dcd5-4af5-8b43-6c8389e925cb"/>
+  </ds:schemaRefs>
+</ds:datastoreItem>
 </file>
 
-<file path=customXml/item3.xml><?xml version="1.0" encoding="utf-8"?>
-<p:properties xmlns:p="http://schemas.microsoft.com/office/2006/metadata/properties" xmlns:xsi="http://www.w3.org/2001/XMLSchema-instance" xmlns:pc="http://schemas.microsoft.com/office/infopath/2007/PartnerControls">
-  <documentManagement>
-    <_activity xmlns="ae3e5ec8-dcd5-4af5-8b43-6c8389e925cb" xsi:nil="true"/>
-  </documentManagement>
-</p:properties>
+<file path=customXml/itemProps2.xml><?xml version="1.0" encoding="utf-8"?>
+<ds:datastoreItem xmlns:ds="http://schemas.openxmlformats.org/officeDocument/2006/customXml" ds:itemID="{E747E159-E5D6-4668-871C-E2C0CDC223A5}">
+  <ds:schemaRefs>
+    <ds:schemaRef ds:uri="http://schemas.microsoft.com/sharepoint/v3/contenttype/forms"/>
+  </ds:schemaRefs>
+</ds:datastoreItem>
 </file>
 
-<file path=customXml/itemProps1.xml><?xml version="1.0" encoding="utf-8"?>
+<file path=customXml/itemProps3.xml><?xml version="1.0" encoding="utf-8"?>
 <ds:datastoreItem xmlns:ds="http://schemas.openxmlformats.org/officeDocument/2006/customXml" ds:itemID="{D80C2221-32DE-4B56-806D-3BF566175A9B}">
   <ds:schemaRefs>
     <ds:schemaRef ds:uri="http://schemas.microsoft.com/office/2006/metadata/contentType"/>
@@ -2387,22 +2386,4 @@
     <ds:schemaRef ds:uri="http://schemas.microsoft.com/internal/obd"/>
   </ds:schemaRefs>
 </ds:datastoreItem>
-</file>
-
-<file path=customXml/itemProps2.xml><?xml version="1.0" encoding="utf-8"?>
-<ds:datastoreItem xmlns:ds="http://schemas.openxmlformats.org/officeDocument/2006/customXml" ds:itemID="{E747E159-E5D6-4668-871C-E2C0CDC223A5}">
-  <ds:schemaRefs>
-    <ds:schemaRef ds:uri="http://schemas.microsoft.com/sharepoint/v3/contenttype/forms"/>
-  </ds:schemaRefs>
-</ds:datastoreItem>
-</file>
-
-<file path=customXml/itemProps3.xml><?xml version="1.0" encoding="utf-8"?>
-<ds:datastoreItem xmlns:ds="http://schemas.openxmlformats.org/officeDocument/2006/customXml" ds:itemID="{793F7119-978A-4D2B-A687-76D2B889C9A0}">
-  <ds:schemaRefs>
-    <ds:schemaRef ds:uri="http://schemas.microsoft.com/office/2006/metadata/properties"/>
-    <ds:schemaRef ds:uri="http://schemas.microsoft.com/office/infopath/2007/PartnerControls"/>
-    <ds:schemaRef ds:uri="ae3e5ec8-dcd5-4af5-8b43-6c8389e925cb"/>
-  </ds:schemaRefs>
-</ds:datastoreItem>
 </file>
--- a/proyecto dos.docx
+++ b/proyecto dos.docx
@@ -3,866 +3,2921 @@
 <w:document xmlns:wpc="http://schemas.microsoft.com/office/word/2010/wordprocessingCanvas" xmlns:cx="http://schemas.microsoft.com/office/drawing/2014/chartex" xmlns:cx1="http://schemas.microsoft.com/office/drawing/2015/9/8/chartex" xmlns:cx2="http://schemas.microsoft.com/office/drawing/2015/10/21/chartex" xmlns:cx3="http://schemas.microsoft.com/office/drawing/2016/5/9/chartex" xmlns:cx4="http://schemas.microsoft.com/office/drawing/2016/5/10/chartex" xmlns:cx5="http://schemas.microsoft.com/office/drawing/2016/5/11/chartex" xmlns:cx6="http://schemas.microsoft.com/office/drawing/2016/5/12/chartex" xmlns:cx7="http://schemas.microsoft.com/office/drawing/2016/5/13/chartex" xmlns:cx8="http://schemas.microsoft.com/office/drawing/2016/5/14/chartex" xmlns:mc="http://schemas.openxmlformats.org/markup-compatibility/2006" xmlns:aink="http://schemas.microsoft.com/office/drawing/2016/ink" xmlns:am3d="http://schemas.microsoft.com/office/drawing/2017/model3d" xmlns:o="urn:schemas-microsoft-com:office:office" xmlns:oel="http://schemas.microsoft.com/office/2019/extlst" xmlns:r="http://schemas.openxmlformats.org/officeDocument/2006/relationships" xmlns:m="http://schemas.openxmlformats.org/officeDocument/2006/math" xmlns:v="urn:schemas-microsoft-com:vml" xmlns:wp14="http://schemas.microsoft.com/office/word/2010/wordprocessingDrawing" xmlns:wp="http://schemas.openxmlformats.org/drawingml/2006/wordprocessingDrawing" xmlns:w10="urn:schemas-microsoft-com:office:word" xmlns:w="http://schemas.openxmlformats.org/wordprocessingml/2006/main" xmlns:w14="http://schemas.microsoft.com/office/word/2010/wordml" xmlns:w15="http://schemas.microsoft.com/office/word/2012/wordml" xmlns:w16cex="http://schemas.microsoft.com/office/word/2018/wordml/cex" xmlns:w16cid="http://schemas.microsoft.com/office/word/2016/wordml/cid" xmlns:w16="http://schemas.microsoft.com/office/word/2018/wordml" xmlns:w16du="http://schemas.microsoft.com/office/word/2023/wordml/word16du" xmlns:w16sdtdh="http://schemas.microsoft.com/office/word/2020/wordml/sdtdatahash" xmlns:w16sdtfl="http://schemas.microsoft.com/office/word/2024/wordml/sdtformatlock" xmlns:w16se="http://schemas.microsoft.com/office/word/2015/wordml/symex" xmlns:wpg="http://schemas.microsoft.com/office/word/2010/wordprocessingGroup" xmlns:wpi="http://schemas.microsoft.com/office/word/2010/wordprocessingInk" xmlns:wne="http://schemas.microsoft.com/office/word/2006/wordml" xmlns:wps="http://schemas.microsoft.com/office/word/2010/wordprocessingShape" mc:Ignorable="w14 w15 w16se w16cid w16 w16cex w16sdtdh w16sdtfl w16du wp14">
   <w:body>
     <w:p>
-      <w:r>
-        <w:t>CATEGORIA(i</w:t>
-      </w:r>
-      <w:r>
-        <w:rPr>
-          <w:rFonts w:ascii="Arial" w:hAnsi="Arial" w:cs="Arial"/>
-        </w:rPr>
-        <w:t>̲</w:t>
-      </w:r>
-      <w:r>
+      <w:pPr>
+        <w:rPr>
+          <w:lang w:val="en-US"/>
+        </w:rPr>
+      </w:pPr>
+      <w:r>
+        <w:rPr>
+          <w:lang w:val="en-US"/>
+        </w:rPr>
+        <w:t xml:space="preserve">Modelo </w:t>
+      </w:r>
+      <w:proofErr w:type="spellStart"/>
+      <w:r>
+        <w:rPr>
+          <w:lang w:val="en-US"/>
+        </w:rPr>
+        <w:t>relacional</w:t>
+      </w:r>
+      <w:proofErr w:type="spellEnd"/>
+      <w:r>
+        <w:rPr>
+          <w:lang w:val="en-US"/>
+        </w:rPr>
+        <w:br/>
+      </w:r>
+      <w:r>
+        <w:rPr>
+          <w:lang w:val="en-US"/>
+        </w:rPr>
+        <w:br/>
+      </w:r>
+      <w:r>
+        <w:rPr>
+          <w:lang w:val="en-US"/>
+        </w:rPr>
+        <w:t xml:space="preserve">OFFICES( </w:t>
+      </w:r>
+      <w:proofErr w:type="spellStart"/>
+      <w:r>
+        <w:rPr>
+          <w:lang w:val="en-US"/>
+        </w:rPr>
+        <w:t>o</w:t>
+      </w:r>
+      <w:r>
+        <w:rPr>
+          <w:rFonts w:ascii="Arial" w:hAnsi="Arial" w:cs="Arial"/>
+          <w:lang w:val="en-US"/>
+        </w:rPr>
+        <w:t>̲</w:t>
+      </w:r>
+      <w:r>
+        <w:rPr>
+          <w:lang w:val="en-US"/>
+        </w:rPr>
+        <w:t>f</w:t>
+      </w:r>
+      <w:r>
+        <w:rPr>
+          <w:rFonts w:ascii="Arial" w:hAnsi="Arial" w:cs="Arial"/>
+          <w:lang w:val="en-US"/>
+        </w:rPr>
+        <w:t>̲</w:t>
+      </w:r>
+      <w:r>
+        <w:rPr>
+          <w:lang w:val="en-US"/>
+        </w:rPr>
+        <w:t>f</w:t>
+      </w:r>
+      <w:r>
+        <w:rPr>
+          <w:rFonts w:ascii="Arial" w:hAnsi="Arial" w:cs="Arial"/>
+          <w:lang w:val="en-US"/>
+        </w:rPr>
+        <w:t>̲</w:t>
+      </w:r>
+      <w:r>
+        <w:rPr>
+          <w:lang w:val="en-US"/>
+        </w:rPr>
+        <w:t>i</w:t>
+      </w:r>
+      <w:r>
+        <w:rPr>
+          <w:rFonts w:ascii="Arial" w:hAnsi="Arial" w:cs="Arial"/>
+          <w:lang w:val="en-US"/>
+        </w:rPr>
+        <w:t>̲</w:t>
+      </w:r>
+      <w:r>
+        <w:rPr>
+          <w:lang w:val="en-US"/>
+        </w:rPr>
+        <w:t>c</w:t>
+      </w:r>
+      <w:r>
+        <w:rPr>
+          <w:rFonts w:ascii="Arial" w:hAnsi="Arial" w:cs="Arial"/>
+          <w:lang w:val="en-US"/>
+        </w:rPr>
+        <w:t>̲</w:t>
+      </w:r>
+      <w:r>
+        <w:rPr>
+          <w:lang w:val="en-US"/>
+        </w:rPr>
+        <w:t>e</w:t>
+      </w:r>
+      <w:proofErr w:type="spellEnd"/>
+      <w:r>
+        <w:rPr>
+          <w:rFonts w:ascii="Arial" w:hAnsi="Arial" w:cs="Arial"/>
+          <w:lang w:val="en-US"/>
+        </w:rPr>
+        <w:t>̲</w:t>
+      </w:r>
+      <w:r>
+        <w:rPr>
+          <w:lang w:val="en-US"/>
+        </w:rPr>
+        <w:t>, city, region, target, sales )</w:t>
+      </w:r>
+    </w:p>
+    <w:p>
+      <w:pPr>
+        <w:rPr>
+          <w:lang w:val="en-US"/>
+        </w:rPr>
+      </w:pPr>
+      <w:r>
+        <w:rPr>
+          <w:lang w:val="en-US"/>
+        </w:rPr>
+        <w:t xml:space="preserve">SALESREP( </w:t>
+      </w:r>
+      <w:proofErr w:type="spellStart"/>
+      <w:r>
+        <w:rPr>
+          <w:lang w:val="en-US"/>
+        </w:rPr>
+        <w:t>e</w:t>
+      </w:r>
+      <w:r>
+        <w:rPr>
+          <w:rFonts w:ascii="Arial" w:hAnsi="Arial" w:cs="Arial"/>
+          <w:lang w:val="en-US"/>
+        </w:rPr>
+        <w:t>̲</w:t>
+      </w:r>
+      <w:r>
+        <w:rPr>
+          <w:lang w:val="en-US"/>
+        </w:rPr>
+        <w:t>m</w:t>
+      </w:r>
+      <w:r>
+        <w:rPr>
+          <w:rFonts w:ascii="Arial" w:hAnsi="Arial" w:cs="Arial"/>
+          <w:lang w:val="en-US"/>
+        </w:rPr>
+        <w:t>̲</w:t>
+      </w:r>
+      <w:r>
+        <w:rPr>
+          <w:lang w:val="en-US"/>
+        </w:rPr>
+        <w:t>p</w:t>
+      </w:r>
+      <w:r>
+        <w:rPr>
+          <w:rFonts w:ascii="Arial" w:hAnsi="Arial" w:cs="Arial"/>
+          <w:lang w:val="en-US"/>
+        </w:rPr>
+        <w:t>̲</w:t>
+      </w:r>
+      <w:r>
+        <w:rPr>
+          <w:lang w:val="en-US"/>
+        </w:rPr>
+        <w:t>l</w:t>
+      </w:r>
+      <w:proofErr w:type="spellEnd"/>
+      <w:r>
+        <w:rPr>
+          <w:rFonts w:ascii="Arial" w:hAnsi="Arial" w:cs="Arial"/>
+          <w:lang w:val="en-US"/>
+        </w:rPr>
+        <w:t>̲</w:t>
+      </w:r>
+      <w:r>
+        <w:rPr>
+          <w:lang w:val="en-US"/>
+        </w:rPr>
+        <w:t>_</w:t>
+      </w:r>
+      <w:r>
+        <w:rPr>
+          <w:rFonts w:ascii="Arial" w:hAnsi="Arial" w:cs="Arial"/>
+          <w:lang w:val="en-US"/>
+        </w:rPr>
+        <w:t>̲</w:t>
+      </w:r>
+      <w:proofErr w:type="spellStart"/>
+      <w:r>
+        <w:rPr>
+          <w:lang w:val="en-US"/>
+        </w:rPr>
+        <w:t>n</w:t>
+      </w:r>
+      <w:r>
+        <w:rPr>
+          <w:rFonts w:ascii="Arial" w:hAnsi="Arial" w:cs="Arial"/>
+          <w:lang w:val="en-US"/>
+        </w:rPr>
+        <w:t>̲</w:t>
+      </w:r>
+      <w:r>
+        <w:rPr>
+          <w:lang w:val="en-US"/>
+        </w:rPr>
+        <w:t>u</w:t>
+      </w:r>
+      <w:r>
+        <w:rPr>
+          <w:rFonts w:ascii="Arial" w:hAnsi="Arial" w:cs="Arial"/>
+          <w:lang w:val="en-US"/>
+        </w:rPr>
+        <w:t>̲</w:t>
+      </w:r>
+      <w:r>
+        <w:rPr>
+          <w:lang w:val="en-US"/>
+        </w:rPr>
+        <w:t>m</w:t>
+      </w:r>
+      <w:proofErr w:type="spellEnd"/>
+      <w:r>
+        <w:rPr>
+          <w:rFonts w:ascii="Arial" w:hAnsi="Arial" w:cs="Arial"/>
+          <w:lang w:val="en-US"/>
+        </w:rPr>
+        <w:t>̲</w:t>
+      </w:r>
+      <w:r>
+        <w:rPr>
+          <w:lang w:val="en-US"/>
+        </w:rPr>
+        <w:t xml:space="preserve">, name, age, </w:t>
+      </w:r>
+      <w:proofErr w:type="spellStart"/>
+      <w:r>
+        <w:rPr>
+          <w:lang w:val="en-US"/>
+        </w:rPr>
+        <w:t>rep_office</w:t>
+      </w:r>
+      <w:proofErr w:type="spellEnd"/>
+      <w:r>
+        <w:rPr>
+          <w:lang w:val="en-US"/>
+        </w:rPr>
+        <w:t xml:space="preserve">, title, </w:t>
+      </w:r>
+      <w:proofErr w:type="spellStart"/>
+      <w:r>
+        <w:rPr>
+          <w:lang w:val="en-US"/>
+        </w:rPr>
+        <w:t>hire_date</w:t>
+      </w:r>
+      <w:proofErr w:type="spellEnd"/>
+      <w:r>
+        <w:rPr>
+          <w:lang w:val="en-US"/>
+        </w:rPr>
+        <w:t>, manager, quota, sales )</w:t>
+      </w:r>
+    </w:p>
+    <w:p>
+      <w:pPr>
+        <w:rPr>
+          <w:lang w:val="en-US"/>
+        </w:rPr>
+      </w:pPr>
+      <w:r>
+        <w:rPr>
+          <w:lang w:val="en-US"/>
+        </w:rPr>
+        <w:t xml:space="preserve">CUSTOMERS( </w:t>
+      </w:r>
+      <w:proofErr w:type="spellStart"/>
+      <w:r>
+        <w:rPr>
+          <w:lang w:val="en-US"/>
+        </w:rPr>
+        <w:t>c</w:t>
+      </w:r>
+      <w:r>
+        <w:rPr>
+          <w:rFonts w:ascii="Arial" w:hAnsi="Arial" w:cs="Arial"/>
+          <w:lang w:val="en-US"/>
+        </w:rPr>
+        <w:t>̲</w:t>
+      </w:r>
+      <w:r>
+        <w:rPr>
+          <w:lang w:val="en-US"/>
+        </w:rPr>
+        <w:t>u</w:t>
+      </w:r>
+      <w:r>
+        <w:rPr>
+          <w:rFonts w:ascii="Arial" w:hAnsi="Arial" w:cs="Arial"/>
+          <w:lang w:val="en-US"/>
+        </w:rPr>
+        <w:t>̲</w:t>
+      </w:r>
+      <w:r>
+        <w:rPr>
+          <w:lang w:val="en-US"/>
+        </w:rPr>
+        <w:t>s</w:t>
+      </w:r>
+      <w:r>
+        <w:rPr>
+          <w:rFonts w:ascii="Arial" w:hAnsi="Arial" w:cs="Arial"/>
+          <w:lang w:val="en-US"/>
+        </w:rPr>
+        <w:t>̲</w:t>
+      </w:r>
+      <w:r>
+        <w:rPr>
+          <w:lang w:val="en-US"/>
+        </w:rPr>
+        <w:t>t</w:t>
+      </w:r>
+      <w:proofErr w:type="spellEnd"/>
+      <w:r>
+        <w:rPr>
+          <w:rFonts w:ascii="Arial" w:hAnsi="Arial" w:cs="Arial"/>
+          <w:lang w:val="en-US"/>
+        </w:rPr>
+        <w:t>̲</w:t>
+      </w:r>
+      <w:r>
+        <w:rPr>
+          <w:lang w:val="en-US"/>
+        </w:rPr>
+        <w:t>_</w:t>
+      </w:r>
+      <w:r>
+        <w:rPr>
+          <w:rFonts w:ascii="Arial" w:hAnsi="Arial" w:cs="Arial"/>
+          <w:lang w:val="en-US"/>
+        </w:rPr>
+        <w:t>̲</w:t>
+      </w:r>
+      <w:proofErr w:type="spellStart"/>
+      <w:r>
+        <w:rPr>
+          <w:lang w:val="en-US"/>
+        </w:rPr>
+        <w:t>n</w:t>
+      </w:r>
+      <w:r>
+        <w:rPr>
+          <w:rFonts w:ascii="Arial" w:hAnsi="Arial" w:cs="Arial"/>
+          <w:lang w:val="en-US"/>
+        </w:rPr>
+        <w:t>̲</w:t>
+      </w:r>
+      <w:r>
+        <w:rPr>
+          <w:lang w:val="en-US"/>
+        </w:rPr>
+        <w:t>u</w:t>
+      </w:r>
+      <w:r>
+        <w:rPr>
+          <w:rFonts w:ascii="Arial" w:hAnsi="Arial" w:cs="Arial"/>
+          <w:lang w:val="en-US"/>
+        </w:rPr>
+        <w:t>̲</w:t>
+      </w:r>
+      <w:r>
+        <w:rPr>
+          <w:lang w:val="en-US"/>
+        </w:rPr>
+        <w:t>m</w:t>
+      </w:r>
+      <w:proofErr w:type="spellEnd"/>
+      <w:r>
+        <w:rPr>
+          <w:rFonts w:ascii="Arial" w:hAnsi="Arial" w:cs="Arial"/>
+          <w:lang w:val="en-US"/>
+        </w:rPr>
+        <w:t>̲</w:t>
+      </w:r>
+      <w:r>
+        <w:rPr>
+          <w:lang w:val="en-US"/>
+        </w:rPr>
+        <w:t xml:space="preserve">, company, </w:t>
+      </w:r>
+      <w:proofErr w:type="spellStart"/>
+      <w:r>
+        <w:rPr>
+          <w:lang w:val="en-US"/>
+        </w:rPr>
+        <w:t>cust_rep</w:t>
+      </w:r>
+      <w:proofErr w:type="spellEnd"/>
+      <w:r>
+        <w:rPr>
+          <w:lang w:val="en-US"/>
+        </w:rPr>
+        <w:t xml:space="preserve">, </w:t>
+      </w:r>
+      <w:proofErr w:type="spellStart"/>
+      <w:r>
+        <w:rPr>
+          <w:lang w:val="en-US"/>
+        </w:rPr>
+        <w:t>credit_limit</w:t>
+      </w:r>
+      <w:proofErr w:type="spellEnd"/>
+      <w:r>
+        <w:rPr>
+          <w:lang w:val="en-US"/>
+        </w:rPr>
+        <w:t xml:space="preserve"> )</w:t>
+      </w:r>
+    </w:p>
+    <w:p>
+      <w:pPr>
+        <w:rPr>
+          <w:lang w:val="en-US"/>
+        </w:rPr>
+      </w:pPr>
+      <w:r>
+        <w:rPr>
+          <w:lang w:val="en-US"/>
+        </w:rPr>
+        <w:t xml:space="preserve">PRODUCTS( </w:t>
+      </w:r>
+      <w:proofErr w:type="spellStart"/>
+      <w:r>
+        <w:rPr>
+          <w:lang w:val="en-US"/>
+        </w:rPr>
+        <w:t>m</w:t>
+      </w:r>
+      <w:r>
+        <w:rPr>
+          <w:rFonts w:ascii="Arial" w:hAnsi="Arial" w:cs="Arial"/>
+          <w:lang w:val="en-US"/>
+        </w:rPr>
+        <w:t>̲</w:t>
+      </w:r>
+      <w:r>
+        <w:rPr>
+          <w:lang w:val="en-US"/>
+        </w:rPr>
+        <w:t>f</w:t>
+      </w:r>
+      <w:r>
+        <w:rPr>
+          <w:rFonts w:ascii="Arial" w:hAnsi="Arial" w:cs="Arial"/>
+          <w:lang w:val="en-US"/>
+        </w:rPr>
+        <w:t>̲</w:t>
+      </w:r>
+      <w:r>
+        <w:rPr>
+          <w:lang w:val="en-US"/>
+        </w:rPr>
+        <w:t>r</w:t>
+      </w:r>
+      <w:proofErr w:type="spellEnd"/>
+      <w:r>
+        <w:rPr>
+          <w:rFonts w:ascii="Arial" w:hAnsi="Arial" w:cs="Arial"/>
+          <w:lang w:val="en-US"/>
+        </w:rPr>
+        <w:t>̲</w:t>
+      </w:r>
+      <w:r>
+        <w:rPr>
+          <w:lang w:val="en-US"/>
+        </w:rPr>
+        <w:t>_</w:t>
+      </w:r>
+      <w:r>
+        <w:rPr>
+          <w:rFonts w:ascii="Arial" w:hAnsi="Arial" w:cs="Arial"/>
+          <w:lang w:val="en-US"/>
+        </w:rPr>
+        <w:t>̲</w:t>
+      </w:r>
+      <w:proofErr w:type="spellStart"/>
+      <w:r>
+        <w:rPr>
+          <w:lang w:val="en-US"/>
+        </w:rPr>
+        <w:t>i</w:t>
+      </w:r>
+      <w:r>
+        <w:rPr>
+          <w:rFonts w:ascii="Arial" w:hAnsi="Arial" w:cs="Arial"/>
+          <w:lang w:val="en-US"/>
+        </w:rPr>
+        <w:t>̲</w:t>
+      </w:r>
+      <w:r>
+        <w:rPr>
+          <w:lang w:val="en-US"/>
+        </w:rPr>
         <w:t>d</w:t>
       </w:r>
-      <w:r>
-        <w:rPr>
-          <w:rFonts w:ascii="Arial" w:hAnsi="Arial" w:cs="Arial"/>
-        </w:rPr>
-        <w:t>̲</w:t>
-      </w:r>
-      <w:r>
+      <w:proofErr w:type="spellEnd"/>
+      <w:r>
+        <w:rPr>
+          <w:rFonts w:ascii="Arial" w:hAnsi="Arial" w:cs="Arial"/>
+          <w:lang w:val="en-US"/>
+        </w:rPr>
+        <w:t>̲</w:t>
+      </w:r>
+      <w:r>
+        <w:rPr>
+          <w:lang w:val="en-US"/>
+        </w:rPr>
+        <w:t xml:space="preserve">, </w:t>
+      </w:r>
+      <w:proofErr w:type="spellStart"/>
+      <w:r>
+        <w:rPr>
+          <w:lang w:val="en-US"/>
+        </w:rPr>
+        <w:t>p</w:t>
+      </w:r>
+      <w:r>
+        <w:rPr>
+          <w:rFonts w:ascii="Arial" w:hAnsi="Arial" w:cs="Arial"/>
+          <w:lang w:val="en-US"/>
+        </w:rPr>
+        <w:t>̲</w:t>
+      </w:r>
+      <w:r>
+        <w:rPr>
+          <w:lang w:val="en-US"/>
+        </w:rPr>
+        <w:t>r</w:t>
+      </w:r>
+      <w:r>
+        <w:rPr>
+          <w:rFonts w:ascii="Arial" w:hAnsi="Arial" w:cs="Arial"/>
+          <w:lang w:val="en-US"/>
+        </w:rPr>
+        <w:t>̲</w:t>
+      </w:r>
+      <w:r>
+        <w:rPr>
+          <w:lang w:val="en-US"/>
+        </w:rPr>
+        <w:t>o</w:t>
+      </w:r>
+      <w:r>
+        <w:rPr>
+          <w:rFonts w:ascii="Arial" w:hAnsi="Arial" w:cs="Arial"/>
+          <w:lang w:val="en-US"/>
+        </w:rPr>
+        <w:t>̲</w:t>
+      </w:r>
+      <w:r>
+        <w:rPr>
+          <w:lang w:val="en-US"/>
+        </w:rPr>
+        <w:t>d</w:t>
+      </w:r>
+      <w:r>
+        <w:rPr>
+          <w:rFonts w:ascii="Arial" w:hAnsi="Arial" w:cs="Arial"/>
+          <w:lang w:val="en-US"/>
+        </w:rPr>
+        <w:t>̲</w:t>
+      </w:r>
+      <w:r>
+        <w:rPr>
+          <w:lang w:val="en-US"/>
+        </w:rPr>
+        <w:t>u</w:t>
+      </w:r>
+      <w:r>
+        <w:rPr>
+          <w:rFonts w:ascii="Arial" w:hAnsi="Arial" w:cs="Arial"/>
+          <w:lang w:val="en-US"/>
+        </w:rPr>
+        <w:t>̲</w:t>
+      </w:r>
+      <w:r>
+        <w:rPr>
+          <w:lang w:val="en-US"/>
+        </w:rPr>
+        <w:t>c</w:t>
+      </w:r>
+      <w:r>
+        <w:rPr>
+          <w:rFonts w:ascii="Arial" w:hAnsi="Arial" w:cs="Arial"/>
+          <w:lang w:val="en-US"/>
+        </w:rPr>
+        <w:t>̲</w:t>
+      </w:r>
+      <w:r>
+        <w:rPr>
+          <w:lang w:val="en-US"/>
+        </w:rPr>
+        <w:t>t</w:t>
+      </w:r>
+      <w:proofErr w:type="spellEnd"/>
+      <w:r>
+        <w:rPr>
+          <w:rFonts w:ascii="Arial" w:hAnsi="Arial" w:cs="Arial"/>
+          <w:lang w:val="en-US"/>
+        </w:rPr>
+        <w:t>̲</w:t>
+      </w:r>
+      <w:r>
+        <w:rPr>
+          <w:lang w:val="en-US"/>
+        </w:rPr>
         <w:t>_</w:t>
       </w:r>
       <w:r>
         <w:rPr>
           <w:rFonts w:ascii="Arial" w:hAnsi="Arial" w:cs="Arial"/>
-        </w:rPr>
-        <w:t>̲</w:t>
-      </w:r>
-      <w:r>
-        <w:t>c</w:t>
-      </w:r>
-      <w:r>
-        <w:rPr>
-          <w:rFonts w:ascii="Arial" w:hAnsi="Arial" w:cs="Arial"/>
-        </w:rPr>
-        <w:t>̲</w:t>
-      </w:r>
-      <w:r>
-        <w:t>a</w:t>
-      </w:r>
-      <w:r>
-        <w:rPr>
-          <w:rFonts w:ascii="Arial" w:hAnsi="Arial" w:cs="Arial"/>
-        </w:rPr>
-        <w:t>̲</w:t>
-      </w:r>
-      <w:r>
-        <w:t>t</w:t>
-      </w:r>
-      <w:r>
-        <w:rPr>
-          <w:rFonts w:ascii="Arial" w:hAnsi="Arial" w:cs="Arial"/>
-        </w:rPr>
-        <w:t>̲</w:t>
-      </w:r>
-      <w:r>
+          <w:lang w:val="en-US"/>
+        </w:rPr>
+        <w:t>̲</w:t>
+      </w:r>
+      <w:proofErr w:type="spellStart"/>
+      <w:r>
+        <w:rPr>
+          <w:lang w:val="en-US"/>
+        </w:rPr>
+        <w:t>i</w:t>
+      </w:r>
+      <w:r>
+        <w:rPr>
+          <w:rFonts w:ascii="Arial" w:hAnsi="Arial" w:cs="Arial"/>
+          <w:lang w:val="en-US"/>
+        </w:rPr>
+        <w:t>̲</w:t>
+      </w:r>
+      <w:r>
+        <w:rPr>
+          <w:lang w:val="en-US"/>
+        </w:rPr>
+        <w:t>d</w:t>
+      </w:r>
+      <w:proofErr w:type="spellEnd"/>
+      <w:r>
+        <w:rPr>
+          <w:rFonts w:ascii="Arial" w:hAnsi="Arial" w:cs="Arial"/>
+          <w:lang w:val="en-US"/>
+        </w:rPr>
+        <w:t>̲</w:t>
+      </w:r>
+      <w:r>
+        <w:rPr>
+          <w:lang w:val="en-US"/>
+        </w:rPr>
+        <w:t xml:space="preserve">, description, price, </w:t>
+      </w:r>
+      <w:proofErr w:type="spellStart"/>
+      <w:r>
+        <w:rPr>
+          <w:lang w:val="en-US"/>
+        </w:rPr>
+        <w:t>qty_on_hand</w:t>
+      </w:r>
+      <w:proofErr w:type="spellEnd"/>
+      <w:r>
+        <w:rPr>
+          <w:lang w:val="en-US"/>
+        </w:rPr>
+        <w:t xml:space="preserve"> )</w:t>
+      </w:r>
+    </w:p>
+    <w:p>
+      <w:pPr>
+        <w:rPr>
+          <w:lang w:val="en-US"/>
+        </w:rPr>
+      </w:pPr>
+      <w:r>
+        <w:rPr>
+          <w:lang w:val="en-US"/>
+        </w:rPr>
+        <w:t xml:space="preserve">ORDERS( </w:t>
+      </w:r>
+      <w:proofErr w:type="spellStart"/>
+      <w:r>
+        <w:rPr>
+          <w:lang w:val="en-US"/>
+        </w:rPr>
+        <w:t>o</w:t>
+      </w:r>
+      <w:r>
+        <w:rPr>
+          <w:rFonts w:ascii="Arial" w:hAnsi="Arial" w:cs="Arial"/>
+          <w:lang w:val="en-US"/>
+        </w:rPr>
+        <w:t>̲</w:t>
+      </w:r>
+      <w:r>
+        <w:rPr>
+          <w:lang w:val="en-US"/>
+        </w:rPr>
+        <w:t>r</w:t>
+      </w:r>
+      <w:r>
+        <w:rPr>
+          <w:rFonts w:ascii="Arial" w:hAnsi="Arial" w:cs="Arial"/>
+          <w:lang w:val="en-US"/>
+        </w:rPr>
+        <w:t>̲</w:t>
+      </w:r>
+      <w:r>
+        <w:rPr>
+          <w:lang w:val="en-US"/>
+        </w:rPr>
+        <w:t>d</w:t>
+      </w:r>
+      <w:r>
+        <w:rPr>
+          <w:rFonts w:ascii="Arial" w:hAnsi="Arial" w:cs="Arial"/>
+          <w:lang w:val="en-US"/>
+        </w:rPr>
+        <w:t>̲</w:t>
+      </w:r>
+      <w:r>
+        <w:rPr>
+          <w:lang w:val="en-US"/>
+        </w:rPr>
         <w:t>e</w:t>
       </w:r>
       <w:r>
         <w:rPr>
           <w:rFonts w:ascii="Arial" w:hAnsi="Arial" w:cs="Arial"/>
-        </w:rPr>
-        <w:t>̲</w:t>
-      </w:r>
-      <w:r>
-        <w:t>g</w:t>
-      </w:r>
-      <w:r>
-        <w:rPr>
-          <w:rFonts w:ascii="Arial" w:hAnsi="Arial" w:cs="Arial"/>
-        </w:rPr>
-        <w:t>̲</w:t>
-      </w:r>
-      <w:r>
-        <w:t>o</w:t>
-      </w:r>
-      <w:r>
-        <w:rPr>
-          <w:rFonts w:ascii="Arial" w:hAnsi="Arial" w:cs="Arial"/>
-        </w:rPr>
-        <w:t>̲</w:t>
-      </w:r>
-      <w:r>
+          <w:lang w:val="en-US"/>
+        </w:rPr>
+        <w:t>̲</w:t>
+      </w:r>
+      <w:r>
+        <w:rPr>
+          <w:lang w:val="en-US"/>
+        </w:rPr>
         <w:t>r</w:t>
       </w:r>
-      <w:r>
-        <w:rPr>
-          <w:rFonts w:ascii="Arial" w:hAnsi="Arial" w:cs="Arial"/>
-        </w:rPr>
-        <w:t>̲</w:t>
-      </w:r>
-      <w:r>
-        <w:t>i</w:t>
-      </w:r>
-      <w:r>
-        <w:rPr>
-          <w:rFonts w:ascii="Arial" w:hAnsi="Arial" w:cs="Arial"/>
-        </w:rPr>
-        <w:t>̲</w:t>
-      </w:r>
-      <w:r>
-        <w:t>a</w:t>
-      </w:r>
-      <w:r>
-        <w:rPr>
-          <w:rFonts w:ascii="Arial" w:hAnsi="Arial" w:cs="Arial"/>
-        </w:rPr>
-        <w:t>̲</w:t>
-      </w:r>
-      <w:r>
-        <w:t>, nombre, descripcion)</w:t>
-      </w:r>
-    </w:p>
-    <w:p>
-      <w:r>
-        <w:t>PROVEEDOR(i</w:t>
-      </w:r>
-      <w:r>
-        <w:rPr>
-          <w:rFonts w:ascii="Arial" w:hAnsi="Arial" w:cs="Arial"/>
-        </w:rPr>
-        <w:t>̲</w:t>
-      </w:r>
-      <w:r>
-        <w:t>d</w:t>
-      </w:r>
-      <w:r>
-        <w:rPr>
-          <w:rFonts w:ascii="Arial" w:hAnsi="Arial" w:cs="Arial"/>
-        </w:rPr>
-        <w:t>̲</w:t>
-      </w:r>
-      <w:r>
+      <w:proofErr w:type="spellEnd"/>
+      <w:r>
+        <w:rPr>
+          <w:rFonts w:ascii="Arial" w:hAnsi="Arial" w:cs="Arial"/>
+          <w:lang w:val="en-US"/>
+        </w:rPr>
+        <w:t>̲</w:t>
+      </w:r>
+      <w:r>
+        <w:rPr>
+          <w:lang w:val="en-US"/>
+        </w:rPr>
         <w:t>_</w:t>
       </w:r>
       <w:r>
         <w:rPr>
           <w:rFonts w:ascii="Arial" w:hAnsi="Arial" w:cs="Arial"/>
-        </w:rPr>
-        <w:t>̲</w:t>
-      </w:r>
-      <w:r>
-        <w:t>p</w:t>
-      </w:r>
-      <w:r>
-        <w:rPr>
-          <w:rFonts w:ascii="Arial" w:hAnsi="Arial" w:cs="Arial"/>
-        </w:rPr>
-        <w:t>̲</w:t>
-      </w:r>
-      <w:r>
-        <w:t>r</w:t>
-      </w:r>
-      <w:r>
-        <w:rPr>
-          <w:rFonts w:ascii="Arial" w:hAnsi="Arial" w:cs="Arial"/>
-        </w:rPr>
-        <w:t>̲</w:t>
-      </w:r>
-      <w:r>
-        <w:t>o</w:t>
-      </w:r>
-      <w:r>
-        <w:rPr>
-          <w:rFonts w:ascii="Arial" w:hAnsi="Arial" w:cs="Arial"/>
-        </w:rPr>
-        <w:t>̲</w:t>
-      </w:r>
-      <w:r>
-        <w:t>v</w:t>
-      </w:r>
-      <w:r>
-        <w:rPr>
-          <w:rFonts w:ascii="Arial" w:hAnsi="Arial" w:cs="Arial"/>
-        </w:rPr>
-        <w:t>̲</w:t>
-      </w:r>
-      <w:r>
-        <w:t>e</w:t>
-      </w:r>
-      <w:r>
-        <w:rPr>
-          <w:rFonts w:ascii="Arial" w:hAnsi="Arial" w:cs="Arial"/>
-        </w:rPr>
-        <w:t>̲</w:t>
-      </w:r>
-      <w:r>
-        <w:t>e</w:t>
-      </w:r>
-      <w:r>
-        <w:rPr>
-          <w:rFonts w:ascii="Arial" w:hAnsi="Arial" w:cs="Arial"/>
-        </w:rPr>
-        <w:t>̲</w:t>
-      </w:r>
-      <w:r>
-        <w:t>d</w:t>
-      </w:r>
-      <w:r>
-        <w:rPr>
-          <w:rFonts w:ascii="Arial" w:hAnsi="Arial" w:cs="Arial"/>
-        </w:rPr>
-        <w:t>̲</w:t>
-      </w:r>
-      <w:r>
-        <w:t>o</w:t>
-      </w:r>
-      <w:r>
-        <w:rPr>
-          <w:rFonts w:ascii="Arial" w:hAnsi="Arial" w:cs="Arial"/>
-        </w:rPr>
-        <w:t>̲</w:t>
-      </w:r>
-      <w:r>
-        <w:t>r</w:t>
-      </w:r>
-      <w:r>
-        <w:rPr>
-          <w:rFonts w:ascii="Arial" w:hAnsi="Arial" w:cs="Arial"/>
-        </w:rPr>
-        <w:t>̲</w:t>
-      </w:r>
-      <w:r>
-        <w:t>, nombre, telefono, correo, direccion)</w:t>
-      </w:r>
-    </w:p>
-    <w:p>
-      <w:r>
-        <w:t>PRODUCTO(i</w:t>
-      </w:r>
-      <w:r>
-        <w:rPr>
-          <w:rFonts w:ascii="Arial" w:hAnsi="Arial" w:cs="Arial"/>
-        </w:rPr>
-        <w:t>̲</w:t>
-      </w:r>
-      <w:r>
-        <w:t>d</w:t>
-      </w:r>
-      <w:r>
-        <w:rPr>
-          <w:rFonts w:ascii="Arial" w:hAnsi="Arial" w:cs="Arial"/>
-        </w:rPr>
-        <w:t>̲</w:t>
-      </w:r>
-      <w:r>
-        <w:t>_</w:t>
-      </w:r>
-      <w:r>
-        <w:rPr>
-          <w:rFonts w:ascii="Arial" w:hAnsi="Arial" w:cs="Arial"/>
-        </w:rPr>
-        <w:t>̲</w:t>
-      </w:r>
-      <w:r>
-        <w:t>p</w:t>
-      </w:r>
-      <w:r>
-        <w:rPr>
-          <w:rFonts w:ascii="Arial" w:hAnsi="Arial" w:cs="Arial"/>
-        </w:rPr>
-        <w:t>̲</w:t>
-      </w:r>
-      <w:r>
-        <w:t>r</w:t>
-      </w:r>
-      <w:r>
-        <w:rPr>
-          <w:rFonts w:ascii="Arial" w:hAnsi="Arial" w:cs="Arial"/>
-        </w:rPr>
-        <w:t>̲</w:t>
-      </w:r>
-      <w:r>
-        <w:t>o</w:t>
-      </w:r>
-      <w:r>
-        <w:rPr>
-          <w:rFonts w:ascii="Arial" w:hAnsi="Arial" w:cs="Arial"/>
-        </w:rPr>
-        <w:t>̲</w:t>
-      </w:r>
-      <w:r>
-        <w:t>d</w:t>
-      </w:r>
-      <w:r>
-        <w:rPr>
-          <w:rFonts w:ascii="Arial" w:hAnsi="Arial" w:cs="Arial"/>
-        </w:rPr>
-        <w:t>̲</w:t>
-      </w:r>
-      <w:r>
+          <w:lang w:val="en-US"/>
+        </w:rPr>
+        <w:t>̲</w:t>
+      </w:r>
+      <w:proofErr w:type="spellStart"/>
+      <w:r>
+        <w:rPr>
+          <w:lang w:val="en-US"/>
+        </w:rPr>
+        <w:t>n</w:t>
+      </w:r>
+      <w:r>
+        <w:rPr>
+          <w:rFonts w:ascii="Arial" w:hAnsi="Arial" w:cs="Arial"/>
+          <w:lang w:val="en-US"/>
+        </w:rPr>
+        <w:t>̲</w:t>
+      </w:r>
+      <w:r>
+        <w:rPr>
+          <w:lang w:val="en-US"/>
+        </w:rPr>
         <w:t>u</w:t>
       </w:r>
       <w:r>
         <w:rPr>
           <w:rFonts w:ascii="Arial" w:hAnsi="Arial" w:cs="Arial"/>
-        </w:rPr>
-        <w:t>̲</w:t>
-      </w:r>
-      <w:r>
-        <w:t>c</w:t>
-      </w:r>
-      <w:r>
-        <w:rPr>
-          <w:rFonts w:ascii="Arial" w:hAnsi="Arial" w:cs="Arial"/>
-        </w:rPr>
-        <w:t>̲</w:t>
-      </w:r>
-      <w:r>
-        <w:t>t</w:t>
-      </w:r>
-      <w:r>
-        <w:rPr>
-          <w:rFonts w:ascii="Arial" w:hAnsi="Arial" w:cs="Arial"/>
-        </w:rPr>
-        <w:t>̲</w:t>
-      </w:r>
-      <w:r>
-        <w:t>o</w:t>
-      </w:r>
-      <w:r>
-        <w:rPr>
-          <w:rFonts w:ascii="Arial" w:hAnsi="Arial" w:cs="Arial"/>
-        </w:rPr>
-        <w:t>̲</w:t>
-      </w:r>
-      <w:r>
-        <w:t>, nombre, descripcion, precio, stock, id_categoria, id_proveedor)</w:t>
-      </w:r>
-    </w:p>
-    <w:p>
-      <w:r>
-        <w:t>CLIENTE(i</w:t>
-      </w:r>
-      <w:r>
-        <w:rPr>
-          <w:rFonts w:ascii="Arial" w:hAnsi="Arial" w:cs="Arial"/>
-        </w:rPr>
-        <w:t>̲</w:t>
-      </w:r>
-      <w:r>
-        <w:t>d</w:t>
-      </w:r>
-      <w:r>
-        <w:rPr>
-          <w:rFonts w:ascii="Arial" w:hAnsi="Arial" w:cs="Arial"/>
-        </w:rPr>
-        <w:t>̲</w:t>
-      </w:r>
-      <w:r>
-        <w:t>_</w:t>
-      </w:r>
-      <w:r>
-        <w:rPr>
-          <w:rFonts w:ascii="Arial" w:hAnsi="Arial" w:cs="Arial"/>
-        </w:rPr>
-        <w:t>̲</w:t>
-      </w:r>
-      <w:r>
-        <w:t>c</w:t>
-      </w:r>
-      <w:r>
-        <w:rPr>
-          <w:rFonts w:ascii="Arial" w:hAnsi="Arial" w:cs="Arial"/>
-        </w:rPr>
-        <w:t>̲</w:t>
-      </w:r>
-      <w:r>
-        <w:t>l</w:t>
-      </w:r>
-      <w:r>
-        <w:rPr>
-          <w:rFonts w:ascii="Arial" w:hAnsi="Arial" w:cs="Arial"/>
-        </w:rPr>
-        <w:t>̲</w:t>
-      </w:r>
-      <w:r>
-        <w:t>i</w:t>
-      </w:r>
-      <w:r>
-        <w:rPr>
-          <w:rFonts w:ascii="Arial" w:hAnsi="Arial" w:cs="Arial"/>
-        </w:rPr>
-        <w:t>̲</w:t>
-      </w:r>
-      <w:r>
-        <w:t>e</w:t>
-      </w:r>
-      <w:r>
-        <w:rPr>
-          <w:rFonts w:ascii="Arial" w:hAnsi="Arial" w:cs="Arial"/>
-        </w:rPr>
-        <w:t>̲</w:t>
-      </w:r>
-      <w:r>
-        <w:t>n</w:t>
-      </w:r>
-      <w:r>
-        <w:rPr>
-          <w:rFonts w:ascii="Arial" w:hAnsi="Arial" w:cs="Arial"/>
-        </w:rPr>
-        <w:t>̲</w:t>
-      </w:r>
-      <w:r>
-        <w:t>t</w:t>
-      </w:r>
-      <w:r>
-        <w:rPr>
-          <w:rFonts w:ascii="Arial" w:hAnsi="Arial" w:cs="Arial"/>
-        </w:rPr>
-        <w:t>̲</w:t>
-      </w:r>
-      <w:r>
-        <w:t>e</w:t>
-      </w:r>
-      <w:r>
-        <w:rPr>
-          <w:rFonts w:ascii="Arial" w:hAnsi="Arial" w:cs="Arial"/>
-        </w:rPr>
-        <w:t>̲</w:t>
-      </w:r>
-      <w:r>
-        <w:t>, nombre, apellido, telefono, correo, direccion)</w:t>
-      </w:r>
-    </w:p>
-    <w:p>
-      <w:r>
-        <w:t>EMPLEADO(i</w:t>
-      </w:r>
-      <w:r>
-        <w:rPr>
-          <w:rFonts w:ascii="Arial" w:hAnsi="Arial" w:cs="Arial"/>
-        </w:rPr>
-        <w:t>̲</w:t>
-      </w:r>
-      <w:r>
-        <w:t>d</w:t>
-      </w:r>
-      <w:r>
-        <w:rPr>
-          <w:rFonts w:ascii="Arial" w:hAnsi="Arial" w:cs="Arial"/>
-        </w:rPr>
-        <w:t>̲</w:t>
-      </w:r>
-      <w:r>
-        <w:t>_</w:t>
-      </w:r>
-      <w:r>
-        <w:rPr>
-          <w:rFonts w:ascii="Arial" w:hAnsi="Arial" w:cs="Arial"/>
-        </w:rPr>
-        <w:t>̲</w:t>
-      </w:r>
-      <w:r>
-        <w:t>e</w:t>
-      </w:r>
-      <w:r>
-        <w:rPr>
-          <w:rFonts w:ascii="Arial" w:hAnsi="Arial" w:cs="Arial"/>
-        </w:rPr>
-        <w:t>̲</w:t>
-      </w:r>
-      <w:r>
+          <w:lang w:val="en-US"/>
+        </w:rPr>
+        <w:t>̲</w:t>
+      </w:r>
+      <w:r>
+        <w:rPr>
+          <w:lang w:val="en-US"/>
+        </w:rPr>
         <w:t>m</w:t>
       </w:r>
-      <w:r>
-        <w:rPr>
-          <w:rFonts w:ascii="Arial" w:hAnsi="Arial" w:cs="Arial"/>
-        </w:rPr>
-        <w:t>̲</w:t>
-      </w:r>
-      <w:r>
-        <w:t>p</w:t>
-      </w:r>
-      <w:r>
-        <w:rPr>
-          <w:rFonts w:ascii="Arial" w:hAnsi="Arial" w:cs="Arial"/>
-        </w:rPr>
-        <w:t>̲</w:t>
-      </w:r>
-      <w:r>
-        <w:t>l</w:t>
-      </w:r>
-      <w:r>
-        <w:rPr>
-          <w:rFonts w:ascii="Arial" w:hAnsi="Arial" w:cs="Arial"/>
-        </w:rPr>
-        <w:t>̲</w:t>
-      </w:r>
-      <w:r>
-        <w:t>e</w:t>
-      </w:r>
-      <w:r>
-        <w:rPr>
-          <w:rFonts w:ascii="Arial" w:hAnsi="Arial" w:cs="Arial"/>
-        </w:rPr>
-        <w:t>̲</w:t>
-      </w:r>
-      <w:r>
-        <w:t>a</w:t>
-      </w:r>
-      <w:r>
-        <w:rPr>
-          <w:rFonts w:ascii="Arial" w:hAnsi="Arial" w:cs="Arial"/>
-        </w:rPr>
-        <w:t>̲</w:t>
-      </w:r>
-      <w:r>
-        <w:t>d</w:t>
-      </w:r>
-      <w:r>
-        <w:rPr>
-          <w:rFonts w:ascii="Arial" w:hAnsi="Arial" w:cs="Arial"/>
-        </w:rPr>
-        <w:t>̲</w:t>
-      </w:r>
-      <w:r>
-        <w:t>o</w:t>
-      </w:r>
-      <w:r>
-        <w:rPr>
-          <w:rFonts w:ascii="Arial" w:hAnsi="Arial" w:cs="Arial"/>
-        </w:rPr>
-        <w:t>̲</w:t>
-      </w:r>
-      <w:r>
-        <w:t>, nombre, apellido, puesto, telefono, correo)</w:t>
-      </w:r>
-    </w:p>
-    <w:p>
-      <w:r>
-        <w:t>VENTA(i</w:t>
-      </w:r>
-      <w:r>
-        <w:rPr>
-          <w:rFonts w:ascii="Arial" w:hAnsi="Arial" w:cs="Arial"/>
-        </w:rPr>
-        <w:t>̲</w:t>
-      </w:r>
-      <w:r>
-        <w:t>d</w:t>
-      </w:r>
-      <w:r>
-        <w:rPr>
-          <w:rFonts w:ascii="Arial" w:hAnsi="Arial" w:cs="Arial"/>
-        </w:rPr>
-        <w:t>̲</w:t>
-      </w:r>
-      <w:r>
-        <w:t>_</w:t>
-      </w:r>
-      <w:r>
-        <w:rPr>
-          <w:rFonts w:ascii="Arial" w:hAnsi="Arial" w:cs="Arial"/>
-        </w:rPr>
-        <w:t>̲</w:t>
-      </w:r>
-      <w:r>
-        <w:t>v</w:t>
-      </w:r>
-      <w:r>
-        <w:rPr>
-          <w:rFonts w:ascii="Arial" w:hAnsi="Arial" w:cs="Arial"/>
-        </w:rPr>
-        <w:t>̲</w:t>
-      </w:r>
-      <w:r>
-        <w:t>e</w:t>
-      </w:r>
-      <w:r>
-        <w:rPr>
-          <w:rFonts w:ascii="Arial" w:hAnsi="Arial" w:cs="Arial"/>
-        </w:rPr>
-        <w:t>̲</w:t>
-      </w:r>
-      <w:r>
-        <w:t>n</w:t>
-      </w:r>
-      <w:r>
-        <w:rPr>
-          <w:rFonts w:ascii="Arial" w:hAnsi="Arial" w:cs="Arial"/>
-        </w:rPr>
-        <w:t>̲</w:t>
-      </w:r>
-      <w:r>
-        <w:t>t</w:t>
-      </w:r>
-      <w:r>
-        <w:rPr>
-          <w:rFonts w:ascii="Arial" w:hAnsi="Arial" w:cs="Arial"/>
-        </w:rPr>
-        <w:t>̲</w:t>
-      </w:r>
-      <w:r>
-        <w:t>a</w:t>
-      </w:r>
-      <w:r>
-        <w:rPr>
-          <w:rFonts w:ascii="Arial" w:hAnsi="Arial" w:cs="Arial"/>
-        </w:rPr>
-        <w:t>̲</w:t>
-      </w:r>
-      <w:r>
-        <w:t>, fecha, total, id_cliente, id_empleado)</w:t>
-      </w:r>
-    </w:p>
-    <w:p>
-      <w:r>
-        <w:t>DETALLE_VENTA(i</w:t>
-      </w:r>
-      <w:r>
-        <w:rPr>
-          <w:rFonts w:ascii="Arial" w:hAnsi="Arial" w:cs="Arial"/>
-        </w:rPr>
-        <w:t>̲</w:t>
-      </w:r>
-      <w:r>
-        <w:t>d</w:t>
-      </w:r>
-      <w:r>
-        <w:rPr>
-          <w:rFonts w:ascii="Arial" w:hAnsi="Arial" w:cs="Arial"/>
-        </w:rPr>
-        <w:t>̲</w:t>
-      </w:r>
-      <w:r>
-        <w:t>_</w:t>
-      </w:r>
-      <w:r>
-        <w:rPr>
-          <w:rFonts w:ascii="Arial" w:hAnsi="Arial" w:cs="Arial"/>
-        </w:rPr>
-        <w:t>̲</w:t>
-      </w:r>
-      <w:r>
-        <w:t>d</w:t>
-      </w:r>
-      <w:r>
-        <w:rPr>
-          <w:rFonts w:ascii="Arial" w:hAnsi="Arial" w:cs="Arial"/>
-        </w:rPr>
-        <w:t>̲</w:t>
-      </w:r>
-      <w:r>
-        <w:t>e</w:t>
-      </w:r>
-      <w:r>
-        <w:rPr>
-          <w:rFonts w:ascii="Arial" w:hAnsi="Arial" w:cs="Arial"/>
-        </w:rPr>
-        <w:t>̲</w:t>
-      </w:r>
-      <w:r>
-        <w:t>t</w:t>
-      </w:r>
-      <w:r>
-        <w:rPr>
-          <w:rFonts w:ascii="Arial" w:hAnsi="Arial" w:cs="Arial"/>
-        </w:rPr>
-        <w:t>̲</w:t>
-      </w:r>
-      <w:r>
-        <w:t>a</w:t>
-      </w:r>
-      <w:r>
-        <w:rPr>
-          <w:rFonts w:ascii="Arial" w:hAnsi="Arial" w:cs="Arial"/>
-        </w:rPr>
-        <w:t>̲</w:t>
-      </w:r>
-      <w:r>
-        <w:t>l</w:t>
-      </w:r>
-      <w:r>
-        <w:rPr>
-          <w:rFonts w:ascii="Arial" w:hAnsi="Arial" w:cs="Arial"/>
-        </w:rPr>
-        <w:t>̲</w:t>
-      </w:r>
-      <w:r>
-        <w:t>l</w:t>
-      </w:r>
-      <w:r>
-        <w:rPr>
-          <w:rFonts w:ascii="Arial" w:hAnsi="Arial" w:cs="Arial"/>
-        </w:rPr>
-        <w:t>̲</w:t>
-      </w:r>
-      <w:r>
-        <w:t>e</w:t>
-      </w:r>
-      <w:r>
-        <w:rPr>
-          <w:rFonts w:ascii="Arial" w:hAnsi="Arial" w:cs="Arial"/>
-        </w:rPr>
-        <w:t>̲</w:t>
-      </w:r>
-      <w:r>
-        <w:t>, id_venta, id_producto, cantidad, precio_unitario, subtotal)</w:t>
-      </w:r>
-    </w:p>
-    <w:p>
-      <w:r>
-        <w:t xml:space="preserve">Para el diseño de la base de datos se identificaron las entidades principales del negocio: </w:t>
-      </w:r>
-      <w:r>
-        <w:rPr>
-          <w:b/>
-          <w:bCs/>
-        </w:rPr>
-        <w:t>Categoría, Proveedor, Producto, Cliente, Empleado, Venta y Detalle_Venta</w:t>
-      </w:r>
-      <w:r>
-        <w:t>. La normalización se aplicó con el objetivo de reducir redundancia, evitar anomalías de inserción, actualización y eliminación, y garantizar una estructura consistente.</w:t>
-      </w:r>
-    </w:p>
-    <w:p>
-      <w:r>
-        <w:t xml:space="preserve">En la </w:t>
-      </w:r>
-      <w:r>
-        <w:rPr>
-          <w:b/>
-          <w:bCs/>
-        </w:rPr>
+      <w:proofErr w:type="spellEnd"/>
+      <w:r>
+        <w:rPr>
+          <w:rFonts w:ascii="Arial" w:hAnsi="Arial" w:cs="Arial"/>
+          <w:lang w:val="en-US"/>
+        </w:rPr>
+        <w:t>̲</w:t>
+      </w:r>
+      <w:r>
+        <w:rPr>
+          <w:lang w:val="en-US"/>
+        </w:rPr>
+        <w:t xml:space="preserve">, </w:t>
+      </w:r>
+      <w:proofErr w:type="spellStart"/>
+      <w:r>
+        <w:rPr>
+          <w:lang w:val="en-US"/>
+        </w:rPr>
+        <w:t>order_date</w:t>
+      </w:r>
+      <w:proofErr w:type="spellEnd"/>
+      <w:r>
+        <w:rPr>
+          <w:lang w:val="en-US"/>
+        </w:rPr>
+        <w:t xml:space="preserve">, </w:t>
+      </w:r>
+      <w:proofErr w:type="spellStart"/>
+      <w:r>
+        <w:rPr>
+          <w:lang w:val="en-US"/>
+        </w:rPr>
+        <w:t>cust</w:t>
+      </w:r>
+      <w:proofErr w:type="spellEnd"/>
+      <w:r>
+        <w:rPr>
+          <w:lang w:val="en-US"/>
+        </w:rPr>
+        <w:t xml:space="preserve">, rep, </w:t>
+      </w:r>
+      <w:proofErr w:type="spellStart"/>
+      <w:r>
+        <w:rPr>
+          <w:lang w:val="en-US"/>
+        </w:rPr>
+        <w:t>mfr</w:t>
+      </w:r>
+      <w:proofErr w:type="spellEnd"/>
+      <w:r>
+        <w:rPr>
+          <w:lang w:val="en-US"/>
+        </w:rPr>
+        <w:t>, product, qty, amount )</w:t>
+      </w:r>
+    </w:p>
+    <w:p>
+      <w:r>
+        <w:br/>
+      </w:r>
+      <w:r>
+        <w:br/>
+      </w:r>
+    </w:p>
+    <w:p>
+      <w:r>
+        <w:t>Dependencias funcionales</w:t>
+      </w:r>
+    </w:p>
+    <w:p>
+      <w:r>
+        <w:t xml:space="preserve">En la relación OFFICES(office, </w:t>
+      </w:r>
+      <w:proofErr w:type="spellStart"/>
+      <w:r>
+        <w:t>city</w:t>
+      </w:r>
+      <w:proofErr w:type="spellEnd"/>
+      <w:r>
+        <w:t xml:space="preserve">, </w:t>
+      </w:r>
+      <w:proofErr w:type="spellStart"/>
+      <w:r>
+        <w:t>region</w:t>
+      </w:r>
+      <w:proofErr w:type="spellEnd"/>
+      <w:r>
+        <w:t>, target, sales), la dependencia funcional principal es:</w:t>
+      </w:r>
+      <w:r>
+        <w:br/>
+        <w:t xml:space="preserve">office → </w:t>
+      </w:r>
+      <w:proofErr w:type="spellStart"/>
+      <w:r>
+        <w:t>city</w:t>
+      </w:r>
+      <w:proofErr w:type="spellEnd"/>
+      <w:r>
+        <w:t xml:space="preserve">, </w:t>
+      </w:r>
+      <w:proofErr w:type="spellStart"/>
+      <w:r>
+        <w:t>region</w:t>
+      </w:r>
+      <w:proofErr w:type="spellEnd"/>
+      <w:r>
+        <w:t>, target, sales</w:t>
+      </w:r>
+      <w:r>
+        <w:br/>
+        <w:t xml:space="preserve">Esto se debe a que el identificador de oficina determina de manera única sus demás atributos. </w:t>
+      </w:r>
+    </w:p>
+    <w:p>
+      <w:r>
+        <w:t>En la relación SALESREP(</w:t>
+      </w:r>
+      <w:proofErr w:type="spellStart"/>
+      <w:r>
+        <w:t>empl_num</w:t>
+      </w:r>
+      <w:proofErr w:type="spellEnd"/>
+      <w:r>
+        <w:t xml:space="preserve">, </w:t>
+      </w:r>
+      <w:proofErr w:type="spellStart"/>
+      <w:r>
+        <w:t>name</w:t>
+      </w:r>
+      <w:proofErr w:type="spellEnd"/>
+      <w:r>
+        <w:t xml:space="preserve">, </w:t>
+      </w:r>
+      <w:proofErr w:type="spellStart"/>
+      <w:r>
+        <w:t>age</w:t>
+      </w:r>
+      <w:proofErr w:type="spellEnd"/>
+      <w:r>
+        <w:t xml:space="preserve">, </w:t>
+      </w:r>
+      <w:proofErr w:type="spellStart"/>
+      <w:r>
+        <w:t>rep_office</w:t>
+      </w:r>
+      <w:proofErr w:type="spellEnd"/>
+      <w:r>
+        <w:t xml:space="preserve">, </w:t>
+      </w:r>
+      <w:proofErr w:type="spellStart"/>
+      <w:r>
+        <w:t>title</w:t>
+      </w:r>
+      <w:proofErr w:type="spellEnd"/>
+      <w:r>
+        <w:t xml:space="preserve">, </w:t>
+      </w:r>
+      <w:proofErr w:type="spellStart"/>
+      <w:r>
+        <w:t>hire_date</w:t>
+      </w:r>
+      <w:proofErr w:type="spellEnd"/>
+      <w:r>
+        <w:t xml:space="preserve">, manager, </w:t>
+      </w:r>
+      <w:proofErr w:type="spellStart"/>
+      <w:r>
+        <w:t>quota</w:t>
+      </w:r>
+      <w:proofErr w:type="spellEnd"/>
+      <w:r>
+        <w:t>, sales), la dependencia funcional principal es:</w:t>
+      </w:r>
+      <w:r>
+        <w:br/>
+      </w:r>
+      <w:proofErr w:type="spellStart"/>
+      <w:r>
+        <w:t>empl_num</w:t>
+      </w:r>
+      <w:proofErr w:type="spellEnd"/>
+      <w:r>
+        <w:t xml:space="preserve"> → </w:t>
+      </w:r>
+      <w:proofErr w:type="spellStart"/>
+      <w:r>
+        <w:t>name</w:t>
+      </w:r>
+      <w:proofErr w:type="spellEnd"/>
+      <w:r>
+        <w:t xml:space="preserve">, </w:t>
+      </w:r>
+      <w:proofErr w:type="spellStart"/>
+      <w:r>
+        <w:t>age</w:t>
+      </w:r>
+      <w:proofErr w:type="spellEnd"/>
+      <w:r>
+        <w:t xml:space="preserve">, </w:t>
+      </w:r>
+      <w:proofErr w:type="spellStart"/>
+      <w:r>
+        <w:t>rep_office</w:t>
+      </w:r>
+      <w:proofErr w:type="spellEnd"/>
+      <w:r>
+        <w:t xml:space="preserve">, </w:t>
+      </w:r>
+      <w:proofErr w:type="spellStart"/>
+      <w:r>
+        <w:t>title</w:t>
+      </w:r>
+      <w:proofErr w:type="spellEnd"/>
+      <w:r>
+        <w:t xml:space="preserve">, </w:t>
+      </w:r>
+      <w:proofErr w:type="spellStart"/>
+      <w:r>
+        <w:t>hire_date</w:t>
+      </w:r>
+      <w:proofErr w:type="spellEnd"/>
+      <w:r>
+        <w:t xml:space="preserve">, manager, </w:t>
+      </w:r>
+      <w:proofErr w:type="spellStart"/>
+      <w:r>
+        <w:t>quota</w:t>
+      </w:r>
+      <w:proofErr w:type="spellEnd"/>
+      <w:r>
+        <w:t>, sales</w:t>
+      </w:r>
+      <w:r>
+        <w:br/>
+        <w:t xml:space="preserve">Cada representante de ventas queda identificado de forma única por su número de empleado. </w:t>
+      </w:r>
+    </w:p>
+    <w:p>
+      <w:r>
+        <w:t>En la relación CUSTOMERS(</w:t>
+      </w:r>
+      <w:proofErr w:type="spellStart"/>
+      <w:r>
+        <w:t>cust_num</w:t>
+      </w:r>
+      <w:proofErr w:type="spellEnd"/>
+      <w:r>
+        <w:t xml:space="preserve">, </w:t>
+      </w:r>
+      <w:proofErr w:type="spellStart"/>
+      <w:r>
+        <w:t>company</w:t>
+      </w:r>
+      <w:proofErr w:type="spellEnd"/>
+      <w:r>
+        <w:t xml:space="preserve">, </w:t>
+      </w:r>
+      <w:proofErr w:type="spellStart"/>
+      <w:r>
+        <w:t>cust_rep</w:t>
+      </w:r>
+      <w:proofErr w:type="spellEnd"/>
+      <w:r>
+        <w:t xml:space="preserve">, </w:t>
+      </w:r>
+      <w:proofErr w:type="spellStart"/>
+      <w:r>
+        <w:t>credit_limit</w:t>
+      </w:r>
+      <w:proofErr w:type="spellEnd"/>
+      <w:r>
+        <w:t>), la dependencia funcional principal es:</w:t>
+      </w:r>
+      <w:r>
+        <w:br/>
+      </w:r>
+      <w:proofErr w:type="spellStart"/>
+      <w:r>
+        <w:t>cust_num</w:t>
+      </w:r>
+      <w:proofErr w:type="spellEnd"/>
+      <w:r>
+        <w:t xml:space="preserve"> → </w:t>
+      </w:r>
+      <w:proofErr w:type="spellStart"/>
+      <w:r>
+        <w:t>company</w:t>
+      </w:r>
+      <w:proofErr w:type="spellEnd"/>
+      <w:r>
+        <w:t xml:space="preserve">, </w:t>
+      </w:r>
+      <w:proofErr w:type="spellStart"/>
+      <w:r>
+        <w:t>cust_rep</w:t>
+      </w:r>
+      <w:proofErr w:type="spellEnd"/>
+      <w:r>
+        <w:t xml:space="preserve">, </w:t>
+      </w:r>
+      <w:proofErr w:type="spellStart"/>
+      <w:r>
+        <w:t>credit_limit</w:t>
+      </w:r>
+      <w:proofErr w:type="spellEnd"/>
+      <w:r>
+        <w:br/>
+        <w:t xml:space="preserve">Cada cliente posee un identificador único que determina su información. </w:t>
+      </w:r>
+    </w:p>
+    <w:p>
+      <w:r>
+        <w:t>En la relación PRODUCTS(</w:t>
+      </w:r>
+      <w:proofErr w:type="spellStart"/>
+      <w:r>
+        <w:t>mfr_id</w:t>
+      </w:r>
+      <w:proofErr w:type="spellEnd"/>
+      <w:r>
+        <w:t xml:space="preserve">, </w:t>
+      </w:r>
+      <w:proofErr w:type="spellStart"/>
+      <w:r>
+        <w:t>product_id</w:t>
+      </w:r>
+      <w:proofErr w:type="spellEnd"/>
+      <w:r>
+        <w:t xml:space="preserve">, </w:t>
+      </w:r>
+      <w:proofErr w:type="spellStart"/>
+      <w:r>
+        <w:t>description</w:t>
+      </w:r>
+      <w:proofErr w:type="spellEnd"/>
+      <w:r>
+        <w:t xml:space="preserve">, </w:t>
+      </w:r>
+      <w:proofErr w:type="spellStart"/>
+      <w:r>
+        <w:t>price</w:t>
+      </w:r>
+      <w:proofErr w:type="spellEnd"/>
+      <w:r>
+        <w:t xml:space="preserve">, </w:t>
+      </w:r>
+      <w:proofErr w:type="spellStart"/>
+      <w:r>
+        <w:t>qty_on_hand</w:t>
+      </w:r>
+      <w:proofErr w:type="spellEnd"/>
+      <w:r>
+        <w:t>), la clave primaria es compuesta, por lo que la dependencia funcional es:</w:t>
+      </w:r>
+      <w:r>
+        <w:br/>
+        <w:t>(</w:t>
+      </w:r>
+      <w:proofErr w:type="spellStart"/>
+      <w:r>
+        <w:t>mfr_id</w:t>
+      </w:r>
+      <w:proofErr w:type="spellEnd"/>
+      <w:r>
+        <w:t xml:space="preserve">, </w:t>
+      </w:r>
+      <w:proofErr w:type="spellStart"/>
+      <w:r>
+        <w:t>product_id</w:t>
+      </w:r>
+      <w:proofErr w:type="spellEnd"/>
+      <w:r>
+        <w:t xml:space="preserve">) → </w:t>
+      </w:r>
+      <w:proofErr w:type="spellStart"/>
+      <w:r>
+        <w:t>description</w:t>
+      </w:r>
+      <w:proofErr w:type="spellEnd"/>
+      <w:r>
+        <w:t xml:space="preserve">, </w:t>
+      </w:r>
+      <w:proofErr w:type="spellStart"/>
+      <w:r>
+        <w:t>price</w:t>
+      </w:r>
+      <w:proofErr w:type="spellEnd"/>
+      <w:r>
+        <w:t xml:space="preserve">, </w:t>
+      </w:r>
+      <w:proofErr w:type="spellStart"/>
+      <w:r>
+        <w:t>qty_on_hand</w:t>
+      </w:r>
+      <w:proofErr w:type="spellEnd"/>
+      <w:r>
+        <w:br/>
+        <w:t xml:space="preserve">Esto significa que la combinación del fabricante y el código del producto determina completamente los demás atributos del producto. </w:t>
+      </w:r>
+    </w:p>
+    <w:p>
+      <w:r>
+        <w:t>En la relación ORDERS(</w:t>
+      </w:r>
+      <w:proofErr w:type="spellStart"/>
+      <w:r>
+        <w:t>order_num</w:t>
+      </w:r>
+      <w:proofErr w:type="spellEnd"/>
+      <w:r>
+        <w:t xml:space="preserve">, </w:t>
+      </w:r>
+      <w:proofErr w:type="spellStart"/>
+      <w:r>
+        <w:t>order_date</w:t>
+      </w:r>
+      <w:proofErr w:type="spellEnd"/>
+      <w:r>
+        <w:t xml:space="preserve">, </w:t>
+      </w:r>
+      <w:proofErr w:type="spellStart"/>
+      <w:r>
+        <w:t>cust</w:t>
+      </w:r>
+      <w:proofErr w:type="spellEnd"/>
+      <w:r>
+        <w:t xml:space="preserve">, </w:t>
+      </w:r>
+      <w:proofErr w:type="spellStart"/>
+      <w:r>
+        <w:t>rep</w:t>
+      </w:r>
+      <w:proofErr w:type="spellEnd"/>
+      <w:r>
+        <w:t xml:space="preserve">, </w:t>
+      </w:r>
+      <w:proofErr w:type="spellStart"/>
+      <w:r>
+        <w:t>mfr</w:t>
+      </w:r>
+      <w:proofErr w:type="spellEnd"/>
+      <w:r>
+        <w:t xml:space="preserve">, </w:t>
+      </w:r>
+      <w:proofErr w:type="spellStart"/>
+      <w:r>
+        <w:t>product</w:t>
+      </w:r>
+      <w:proofErr w:type="spellEnd"/>
+      <w:r>
+        <w:t xml:space="preserve">, </w:t>
+      </w:r>
+      <w:proofErr w:type="spellStart"/>
+      <w:r>
+        <w:t>qty</w:t>
+      </w:r>
+      <w:proofErr w:type="spellEnd"/>
+      <w:r>
+        <w:t xml:space="preserve">, </w:t>
+      </w:r>
+      <w:proofErr w:type="spellStart"/>
+      <w:r>
+        <w:t>amount</w:t>
+      </w:r>
+      <w:proofErr w:type="spellEnd"/>
+      <w:r>
+        <w:t>), la dependencia funcional principal es:</w:t>
+      </w:r>
+      <w:r>
+        <w:br/>
+      </w:r>
+      <w:proofErr w:type="spellStart"/>
+      <w:r>
+        <w:lastRenderedPageBreak/>
+        <w:t>order_num</w:t>
+      </w:r>
+      <w:proofErr w:type="spellEnd"/>
+      <w:r>
+        <w:t xml:space="preserve"> → </w:t>
+      </w:r>
+      <w:proofErr w:type="spellStart"/>
+      <w:r>
+        <w:t>order_date</w:t>
+      </w:r>
+      <w:proofErr w:type="spellEnd"/>
+      <w:r>
+        <w:t xml:space="preserve">, </w:t>
+      </w:r>
+      <w:proofErr w:type="spellStart"/>
+      <w:r>
+        <w:t>cust</w:t>
+      </w:r>
+      <w:proofErr w:type="spellEnd"/>
+      <w:r>
+        <w:t xml:space="preserve">, </w:t>
+      </w:r>
+      <w:proofErr w:type="spellStart"/>
+      <w:r>
+        <w:t>rep</w:t>
+      </w:r>
+      <w:proofErr w:type="spellEnd"/>
+      <w:r>
+        <w:t xml:space="preserve">, </w:t>
+      </w:r>
+      <w:proofErr w:type="spellStart"/>
+      <w:r>
+        <w:t>mfr</w:t>
+      </w:r>
+      <w:proofErr w:type="spellEnd"/>
+      <w:r>
+        <w:t xml:space="preserve">, </w:t>
+      </w:r>
+      <w:proofErr w:type="spellStart"/>
+      <w:r>
+        <w:t>product</w:t>
+      </w:r>
+      <w:proofErr w:type="spellEnd"/>
+      <w:r>
+        <w:t xml:space="preserve">, </w:t>
+      </w:r>
+      <w:proofErr w:type="spellStart"/>
+      <w:r>
+        <w:t>qty</w:t>
+      </w:r>
+      <w:proofErr w:type="spellEnd"/>
+      <w:r>
+        <w:t xml:space="preserve">, </w:t>
+      </w:r>
+      <w:proofErr w:type="spellStart"/>
+      <w:r>
+        <w:t>amount</w:t>
+      </w:r>
+      <w:proofErr w:type="spellEnd"/>
+      <w:r>
+        <w:br/>
+        <w:t xml:space="preserve">Cada orden se identifica mediante un número único. </w:t>
+      </w:r>
+    </w:p>
+    <w:p>
+      <w:r>
         <w:t>Primera Forma Normal (1FN)</w:t>
       </w:r>
-      <w:r>
-        <w:t>, todas las tablas cumplen con tener atributos atómicos, es decir, cada campo almacena un solo valor y no existen grupos repetidos ni listas dentro de una misma columna. Además, cada relación cuenta con una clave primaria que permite identificar de manera única cada registro.</w:t>
-      </w:r>
-    </w:p>
-    <w:p>
-      <w:r>
-        <w:t xml:space="preserve">En la </w:t>
-      </w:r>
-      <w:r>
-        <w:rPr>
-          <w:b/>
-          <w:bCs/>
-        </w:rPr>
+    </w:p>
+    <w:p>
+      <w:r>
+        <w:t xml:space="preserve">El esquema se encuentra en Primera Forma Normal porque todos los atributos almacenan valores atómicos, es decir, no existen listas, conjuntos ni grupos repetidos dentro de una misma columna. Cada tabla representa una entidad o relación bien definida y cada fila puede identificarse de manera única mediante su clave primaria. Por ejemplo, en OFFICES cada atributo contiene un solo valor por registro, y en ORDERS los campos como </w:t>
+      </w:r>
+      <w:proofErr w:type="spellStart"/>
+      <w:r>
+        <w:t>cust</w:t>
+      </w:r>
+      <w:proofErr w:type="spellEnd"/>
+      <w:r>
+        <w:t xml:space="preserve">, </w:t>
+      </w:r>
+      <w:proofErr w:type="spellStart"/>
+      <w:r>
+        <w:t>rep</w:t>
+      </w:r>
+      <w:proofErr w:type="spellEnd"/>
+      <w:r>
+        <w:t xml:space="preserve">, </w:t>
+      </w:r>
+      <w:proofErr w:type="spellStart"/>
+      <w:r>
+        <w:t>mfr</w:t>
+      </w:r>
+      <w:proofErr w:type="spellEnd"/>
+      <w:r>
+        <w:t xml:space="preserve"> y </w:t>
+      </w:r>
+      <w:proofErr w:type="spellStart"/>
+      <w:r>
+        <w:t>product</w:t>
+      </w:r>
+      <w:proofErr w:type="spellEnd"/>
+      <w:r>
+        <w:t xml:space="preserve"> almacenan valores individuales y no múltiples valores en una sola celda. </w:t>
+      </w:r>
+    </w:p>
+    <w:p>
+      <w:r>
         <w:t>Segunda Forma Normal (2FN)</w:t>
       </w:r>
-      <w:r>
-        <w:t xml:space="preserve">, todas las relaciones ya se encuentran en 1FN y sus atributos no clave dependen completamente de la clave primaria. Como la mayoría de las tablas poseen claves primarias simples, no se presentan dependencias parciales. Por ejemplo, en </w:t>
-      </w:r>
-      <w:r>
-        <w:rPr>
-          <w:b/>
-          <w:bCs/>
-        </w:rPr>
-        <w:t>PRODUCTO</w:t>
-      </w:r>
-      <w:r>
-        <w:t xml:space="preserve">, todos los atributos dependen de </w:t>
-      </w:r>
-      <w:r>
-        <w:rPr>
-          <w:b/>
-          <w:bCs/>
-        </w:rPr>
-        <w:t>id_producto</w:t>
-      </w:r>
-      <w:r>
-        <w:t xml:space="preserve">; en </w:t>
-      </w:r>
-      <w:r>
-        <w:rPr>
-          <w:b/>
-          <w:bCs/>
-        </w:rPr>
-        <w:t>CLIENTE</w:t>
-      </w:r>
-      <w:r>
-        <w:t xml:space="preserve">, todos dependen de </w:t>
-      </w:r>
-      <w:r>
-        <w:rPr>
-          <w:b/>
-          <w:bCs/>
-        </w:rPr>
-        <w:t>id_cliente</w:t>
-      </w:r>
-      <w:r>
-        <w:t xml:space="preserve">; y en </w:t>
-      </w:r>
-      <w:r>
-        <w:rPr>
-          <w:b/>
-          <w:bCs/>
-        </w:rPr>
-        <w:t>VENTA</w:t>
-      </w:r>
-      <w:r>
-        <w:t xml:space="preserve">, todos dependen de </w:t>
-      </w:r>
-      <w:r>
-        <w:rPr>
-          <w:b/>
-          <w:bCs/>
-        </w:rPr>
-        <w:t>id_venta</w:t>
-      </w:r>
-      <w:r>
-        <w:t>.</w:t>
-      </w:r>
-    </w:p>
-    <w:p>
-      <w:r>
-        <w:t xml:space="preserve">En la </w:t>
-      </w:r>
-      <w:r>
-        <w:rPr>
-          <w:b/>
-          <w:bCs/>
-        </w:rPr>
+    </w:p>
+    <w:p>
+      <w:r>
+        <w:t>El esquema también cumple la Segunda Forma Normal, ya que primero está en 1FN y además todos los atributos no clave dependen completamente de la clave primaria. En las tablas con clave primaria simple, como OFFICES, SALESREP, CUSTOMERS y ORDERS, no pueden existir dependencias parciales porque la clave está formada por un solo atributo. En PRODUCTS, cuya clave primaria es compuesta (</w:t>
+      </w:r>
+      <w:proofErr w:type="spellStart"/>
+      <w:r>
+        <w:t>mfr_id</w:t>
+      </w:r>
+      <w:proofErr w:type="spellEnd"/>
+      <w:r>
+        <w:t xml:space="preserve">, </w:t>
+      </w:r>
+      <w:proofErr w:type="spellStart"/>
+      <w:r>
+        <w:t>product_id</w:t>
+      </w:r>
+      <w:proofErr w:type="spellEnd"/>
+      <w:r>
+        <w:t xml:space="preserve">), los atributos no clave </w:t>
+      </w:r>
+      <w:proofErr w:type="spellStart"/>
+      <w:r>
+        <w:t>description</w:t>
+      </w:r>
+      <w:proofErr w:type="spellEnd"/>
+      <w:r>
+        <w:t xml:space="preserve">, </w:t>
+      </w:r>
+      <w:proofErr w:type="spellStart"/>
+      <w:r>
+        <w:t>price</w:t>
+      </w:r>
+      <w:proofErr w:type="spellEnd"/>
+      <w:r>
+        <w:t xml:space="preserve"> y </w:t>
+      </w:r>
+      <w:proofErr w:type="spellStart"/>
+      <w:r>
+        <w:t>qty_on_hand</w:t>
+      </w:r>
+      <w:proofErr w:type="spellEnd"/>
+      <w:r>
+        <w:t xml:space="preserve"> dependen de la clave completa y no solo de una parte de ella. Por lo tanto, no hay dependencias parciales en el modelo. </w:t>
+      </w:r>
+    </w:p>
+    <w:p>
+      <w:r>
         <w:t>Tercera Forma Normal (3FN)</w:t>
       </w:r>
-      <w:r>
-        <w:t xml:space="preserve">, las tablas ya están en 2FN y no presentan dependencias transitivas, es decir, ningún atributo no clave depende de otro atributo no clave. Por ejemplo, en </w:t>
-      </w:r>
-      <w:r>
-        <w:rPr>
-          <w:b/>
-          <w:bCs/>
-        </w:rPr>
-        <w:t>PRODUCTO</w:t>
-      </w:r>
-      <w:r>
-        <w:t xml:space="preserve"> no se almacena el nombre de la categoría ni el nombre del proveedor, sino únicamente sus identificadores como claves foráneas. De igual manera, en </w:t>
-      </w:r>
-      <w:r>
-        <w:rPr>
-          <w:b/>
-          <w:bCs/>
-        </w:rPr>
-        <w:t>VENTA</w:t>
-      </w:r>
-      <w:r>
-        <w:t xml:space="preserve"> no se guardan directamente los datos del cliente o del empleado, sino sus respectivos identificadores. Esto evita redundancia y mejora la integridad de los datos.</w:t>
-      </w:r>
-    </w:p>
-    <w:p>
-      <w:r>
-        <w:t xml:space="preserve">En conclusión, el esquema relacional propuesto cumple con </w:t>
-      </w:r>
-      <w:r>
-        <w:rPr>
-          <w:b/>
-          <w:bCs/>
-        </w:rPr>
-        <w:t>1FN, 2FN y 3FN</w:t>
-      </w:r>
-      <w:r>
-        <w:t xml:space="preserve">, ya que los datos fueron separados por entidad, las claves primarias identifican de forma </w:t>
+    </w:p>
+    <w:p>
+      <w:r>
+        <w:t xml:space="preserve">El esquema cumple la Tercera Forma Normal porque, además de estar en 2FN, no presenta dependencias transitivas entre atributos no clave. Es decir, ningún atributo no clave depende de otro atributo no clave dentro de la misma relación. Por ejemplo, en SALESREP, atributos como </w:t>
+      </w:r>
+      <w:proofErr w:type="spellStart"/>
+      <w:r>
+        <w:t>name</w:t>
+      </w:r>
+      <w:proofErr w:type="spellEnd"/>
+      <w:r>
+        <w:t xml:space="preserve">, </w:t>
+      </w:r>
+      <w:proofErr w:type="spellStart"/>
+      <w:r>
+        <w:t>age</w:t>
+      </w:r>
+      <w:proofErr w:type="spellEnd"/>
+      <w:r>
+        <w:t xml:space="preserve">, </w:t>
+      </w:r>
+      <w:proofErr w:type="spellStart"/>
+      <w:r>
+        <w:t>title</w:t>
+      </w:r>
+      <w:proofErr w:type="spellEnd"/>
+      <w:r>
+        <w:t xml:space="preserve">, </w:t>
+      </w:r>
+      <w:proofErr w:type="spellStart"/>
+      <w:r>
+        <w:t>hire_date</w:t>
+      </w:r>
+      <w:proofErr w:type="spellEnd"/>
+      <w:r>
+        <w:t xml:space="preserve">, </w:t>
+      </w:r>
+      <w:proofErr w:type="spellStart"/>
+      <w:r>
+        <w:t>quota</w:t>
+      </w:r>
+      <w:proofErr w:type="spellEnd"/>
+      <w:r>
+        <w:t xml:space="preserve"> y sales dependen directamente de </w:t>
+      </w:r>
+      <w:proofErr w:type="spellStart"/>
+      <w:r>
+        <w:t>empl_num</w:t>
+      </w:r>
+      <w:proofErr w:type="spellEnd"/>
+      <w:r>
+        <w:t xml:space="preserve"> y no de otro atributo descriptivo. De manera similar, en CUSTOMERS, los atributos </w:t>
+      </w:r>
+      <w:proofErr w:type="spellStart"/>
+      <w:r>
+        <w:t>company</w:t>
+      </w:r>
+      <w:proofErr w:type="spellEnd"/>
+      <w:r>
+        <w:t xml:space="preserve">, </w:t>
+      </w:r>
+      <w:proofErr w:type="spellStart"/>
+      <w:r>
+        <w:t>cust_rep</w:t>
+      </w:r>
+      <w:proofErr w:type="spellEnd"/>
+      <w:r>
+        <w:t xml:space="preserve"> y </w:t>
+      </w:r>
+      <w:proofErr w:type="spellStart"/>
+      <w:r>
+        <w:t>credit_limit</w:t>
+      </w:r>
+      <w:proofErr w:type="spellEnd"/>
+      <w:r>
+        <w:t xml:space="preserve"> dependen directamente de </w:t>
+      </w:r>
+      <w:proofErr w:type="spellStart"/>
+      <w:r>
+        <w:t>cust_num</w:t>
+      </w:r>
+      <w:proofErr w:type="spellEnd"/>
+      <w:r>
+        <w:t xml:space="preserve">. En ORDERS, los atributos </w:t>
+      </w:r>
+      <w:proofErr w:type="spellStart"/>
+      <w:r>
+        <w:t>order_date</w:t>
+      </w:r>
+      <w:proofErr w:type="spellEnd"/>
+      <w:r>
+        <w:t xml:space="preserve">, </w:t>
+      </w:r>
+      <w:proofErr w:type="spellStart"/>
+      <w:r>
+        <w:t>cust</w:t>
+      </w:r>
+      <w:proofErr w:type="spellEnd"/>
+      <w:r>
+        <w:t xml:space="preserve">, </w:t>
+      </w:r>
+      <w:proofErr w:type="spellStart"/>
+      <w:r>
+        <w:t>rep</w:t>
+      </w:r>
+      <w:proofErr w:type="spellEnd"/>
+      <w:r>
+        <w:t xml:space="preserve">, </w:t>
+      </w:r>
+      <w:proofErr w:type="spellStart"/>
+      <w:r>
+        <w:t>mfr</w:t>
+      </w:r>
+      <w:proofErr w:type="spellEnd"/>
+      <w:r>
+        <w:t xml:space="preserve">, </w:t>
+      </w:r>
+      <w:proofErr w:type="spellStart"/>
+      <w:r>
+        <w:t>product</w:t>
+      </w:r>
+      <w:proofErr w:type="spellEnd"/>
+      <w:r>
+        <w:t xml:space="preserve">, </w:t>
+      </w:r>
+      <w:proofErr w:type="spellStart"/>
+      <w:r>
+        <w:t>qty</w:t>
+      </w:r>
+      <w:proofErr w:type="spellEnd"/>
+      <w:r>
+        <w:t xml:space="preserve"> y </w:t>
+      </w:r>
+      <w:proofErr w:type="spellStart"/>
+      <w:r>
+        <w:t>amount</w:t>
+      </w:r>
+      <w:proofErr w:type="spellEnd"/>
+      <w:r>
+        <w:t xml:space="preserve"> dependen de </w:t>
+      </w:r>
+      <w:proofErr w:type="spellStart"/>
+      <w:r>
+        <w:t>order_num</w:t>
+      </w:r>
+      <w:proofErr w:type="spellEnd"/>
+      <w:r>
+        <w:t xml:space="preserve">. Asimismo, en el diseño se evitó almacenar datos redundantes, como por ejemplo el nombre de la oficina dentro de SALESREP o el nombre del cliente dentro de ORDERS; en su lugar, se utilizan claves foráneas para referenciar la información correspondiente. </w:t>
+      </w:r>
+    </w:p>
+    <w:p>
+      <w:r>
+        <w:t>Pasos aplicados en la normalización</w:t>
+      </w:r>
+    </w:p>
+    <w:p>
+      <w:r>
+        <w:t xml:space="preserve">Primero, se identificaron las entidades principales del problema: oficinas, representantes de ventas, clientes, productos y órdenes. Luego, se separó la </w:t>
       </w:r>
       <w:r>
         <w:lastRenderedPageBreak/>
-        <w:t>única cada registro, no existen dependencias parciales y tampoco dependencias transitivas entre atributos no clave.</w:t>
-      </w:r>
-    </w:p>
-    <w:p/>
+        <w:t xml:space="preserve">información en relaciones distintas según su naturaleza, evitando mezclar datos de diferentes entidades en una sola tabla. Después, se definieron claves primarias para identificar de manera única cada registro y claves foráneas para representar las relaciones entre tablas. Posteriormente, se verificó que todos los atributos fueran atómicos, lo que aseguró el cumplimiento de 1FN. A continuación, se revisó que todos los atributos no clave dependieran completamente de sus claves primarias, con lo cual se verificó 2FN. Finalmente, se comprobó que no existieran dependencias transitivas entre atributos no clave, lo que permitió concluir que el esquema se encuentra normalizado hasta 3FN. </w:t>
+      </w:r>
+    </w:p>
+    <w:p>
+      <w:r>
+        <w:t>Conclusión</w:t>
+      </w:r>
+    </w:p>
+    <w:p>
+      <w:r>
+        <w:t>Después de analizar las dependencias funcionales y aplicar las reglas de normalización, se concluye que el esquema propuesto cumple con Primera, Segunda y Tercera Forma Normal (3FN). Esto permite una estructura de base de datos consistente, con menor redundancia y con mejores condiciones para mantener la integridad de la información en las operaciones del sistema.</w:t>
+      </w:r>
+    </w:p>
+    <w:p>
+      <w:pPr>
+        <w:rPr>
+          <w:lang w:val="en-US"/>
+        </w:rPr>
+      </w:pPr>
+    </w:p>
+    <w:p>
+      <w:pPr>
+        <w:rPr>
+          <w:lang w:val="en-US"/>
+        </w:rPr>
+      </w:pPr>
+      <w:r>
+        <w:rPr>
+          <w:lang w:val="en-US"/>
+        </w:rPr>
+        <w:t>DROP TABLE IF EXISTS orders CASCADE;</w:t>
+      </w:r>
+    </w:p>
+    <w:p>
+      <w:pPr>
+        <w:rPr>
+          <w:lang w:val="en-US"/>
+        </w:rPr>
+      </w:pPr>
+      <w:r>
+        <w:rPr>
+          <w:lang w:val="en-US"/>
+        </w:rPr>
+        <w:t>DROP TABLE IF EXISTS customers CASCADE;</w:t>
+      </w:r>
+    </w:p>
+    <w:p>
+      <w:pPr>
+        <w:rPr>
+          <w:lang w:val="en-US"/>
+        </w:rPr>
+      </w:pPr>
+      <w:r>
+        <w:rPr>
+          <w:lang w:val="en-US"/>
+        </w:rPr>
+        <w:t xml:space="preserve">DROP TABLE IF EXISTS </w:t>
+      </w:r>
+      <w:proofErr w:type="spellStart"/>
+      <w:r>
+        <w:rPr>
+          <w:lang w:val="en-US"/>
+        </w:rPr>
+        <w:t>salesRep</w:t>
+      </w:r>
+      <w:proofErr w:type="spellEnd"/>
+      <w:r>
+        <w:rPr>
+          <w:lang w:val="en-US"/>
+        </w:rPr>
+        <w:t xml:space="preserve"> CASCADE;</w:t>
+      </w:r>
+    </w:p>
+    <w:p>
+      <w:pPr>
+        <w:rPr>
+          <w:lang w:val="en-US"/>
+        </w:rPr>
+      </w:pPr>
+      <w:r>
+        <w:rPr>
+          <w:lang w:val="en-US"/>
+        </w:rPr>
+        <w:t>DROP TABLE IF EXISTS offices CASCADE;</w:t>
+      </w:r>
+    </w:p>
+    <w:p>
+      <w:pPr>
+        <w:rPr>
+          <w:lang w:val="en-US"/>
+        </w:rPr>
+      </w:pPr>
+      <w:r>
+        <w:rPr>
+          <w:lang w:val="en-US"/>
+        </w:rPr>
+        <w:t>DROP TABLE IF EXISTS products CASCADE;</w:t>
+      </w:r>
+    </w:p>
+    <w:p>
+      <w:pPr>
+        <w:rPr>
+          <w:lang w:val="en-US"/>
+        </w:rPr>
+      </w:pPr>
+    </w:p>
+    <w:p>
+      <w:pPr>
+        <w:rPr>
+          <w:lang w:val="en-US"/>
+        </w:rPr>
+      </w:pPr>
+      <w:r>
+        <w:rPr>
+          <w:lang w:val="en-US"/>
+        </w:rPr>
+        <w:t>CREATE TABLE offices (</w:t>
+      </w:r>
+    </w:p>
+    <w:p>
+      <w:pPr>
+        <w:rPr>
+          <w:lang w:val="en-US"/>
+        </w:rPr>
+      </w:pPr>
+      <w:r>
+        <w:rPr>
+          <w:lang w:val="en-US"/>
+        </w:rPr>
+        <w:t xml:space="preserve">    office INTEGER PRIMARY KEY,</w:t>
+      </w:r>
+    </w:p>
+    <w:p>
+      <w:pPr>
+        <w:rPr>
+          <w:lang w:val="en-US"/>
+        </w:rPr>
+      </w:pPr>
+      <w:r>
+        <w:rPr>
+          <w:lang w:val="en-US"/>
+        </w:rPr>
+        <w:t xml:space="preserve">    city VARCHAR(50) NOT NULL,</w:t>
+      </w:r>
+    </w:p>
+    <w:p>
+      <w:pPr>
+        <w:rPr>
+          <w:lang w:val="en-US"/>
+        </w:rPr>
+      </w:pPr>
+      <w:r>
+        <w:rPr>
+          <w:lang w:val="en-US"/>
+        </w:rPr>
+        <w:t xml:space="preserve">    region VARCHAR(50) NOT NULL,</w:t>
+      </w:r>
+    </w:p>
+    <w:p>
+      <w:pPr>
+        <w:rPr>
+          <w:lang w:val="en-US"/>
+        </w:rPr>
+      </w:pPr>
+      <w:r>
+        <w:rPr>
+          <w:lang w:val="en-US"/>
+        </w:rPr>
+        <w:t xml:space="preserve">    target NUMERIC(10,2) NOT NULL,</w:t>
+      </w:r>
+    </w:p>
+    <w:p>
+      <w:pPr>
+        <w:rPr>
+          <w:lang w:val="en-US"/>
+        </w:rPr>
+      </w:pPr>
+      <w:r>
+        <w:rPr>
+          <w:lang w:val="en-US"/>
+        </w:rPr>
+        <w:t xml:space="preserve">    sales NUMERIC(10,2) NOT NULL</w:t>
+      </w:r>
+    </w:p>
+    <w:p>
+      <w:pPr>
+        <w:rPr>
+          <w:lang w:val="en-US"/>
+        </w:rPr>
+      </w:pPr>
+      <w:r>
+        <w:rPr>
+          <w:lang w:val="en-US"/>
+        </w:rPr>
+        <w:t>);</w:t>
+      </w:r>
+    </w:p>
+    <w:p>
+      <w:pPr>
+        <w:rPr>
+          <w:lang w:val="en-US"/>
+        </w:rPr>
+      </w:pPr>
+    </w:p>
+    <w:p>
+      <w:pPr>
+        <w:rPr>
+          <w:lang w:val="en-US"/>
+        </w:rPr>
+      </w:pPr>
+      <w:r>
+        <w:rPr>
+          <w:lang w:val="en-US"/>
+        </w:rPr>
+        <w:lastRenderedPageBreak/>
+        <w:t xml:space="preserve">CREATE TABLE </w:t>
+      </w:r>
+      <w:proofErr w:type="spellStart"/>
+      <w:r>
+        <w:rPr>
+          <w:lang w:val="en-US"/>
+        </w:rPr>
+        <w:t>salesRep</w:t>
+      </w:r>
+      <w:proofErr w:type="spellEnd"/>
+      <w:r>
+        <w:rPr>
+          <w:lang w:val="en-US"/>
+        </w:rPr>
+        <w:t xml:space="preserve"> (</w:t>
+      </w:r>
+    </w:p>
+    <w:p>
+      <w:pPr>
+        <w:rPr>
+          <w:lang w:val="en-US"/>
+        </w:rPr>
+      </w:pPr>
+      <w:r>
+        <w:rPr>
+          <w:lang w:val="en-US"/>
+        </w:rPr>
+        <w:t xml:space="preserve">    </w:t>
+      </w:r>
+      <w:proofErr w:type="spellStart"/>
+      <w:r>
+        <w:rPr>
+          <w:lang w:val="en-US"/>
+        </w:rPr>
+        <w:t>empl_num</w:t>
+      </w:r>
+      <w:proofErr w:type="spellEnd"/>
+      <w:r>
+        <w:rPr>
+          <w:lang w:val="en-US"/>
+        </w:rPr>
+        <w:t xml:space="preserve"> INTEGER PRIMARY KEY,</w:t>
+      </w:r>
+    </w:p>
+    <w:p>
+      <w:pPr>
+        <w:rPr>
+          <w:lang w:val="en-US"/>
+        </w:rPr>
+      </w:pPr>
+      <w:r>
+        <w:rPr>
+          <w:lang w:val="en-US"/>
+        </w:rPr>
+        <w:t xml:space="preserve">    name VARCHAR(50) NOT NULL,</w:t>
+      </w:r>
+    </w:p>
+    <w:p>
+      <w:pPr>
+        <w:rPr>
+          <w:lang w:val="en-US"/>
+        </w:rPr>
+      </w:pPr>
+      <w:r>
+        <w:rPr>
+          <w:lang w:val="en-US"/>
+        </w:rPr>
+        <w:t xml:space="preserve">    age INTEGER NOT NULL,</w:t>
+      </w:r>
+    </w:p>
+    <w:p>
+      <w:pPr>
+        <w:rPr>
+          <w:lang w:val="en-US"/>
+        </w:rPr>
+      </w:pPr>
+      <w:r>
+        <w:rPr>
+          <w:lang w:val="en-US"/>
+        </w:rPr>
+        <w:t xml:space="preserve">    </w:t>
+      </w:r>
+      <w:proofErr w:type="spellStart"/>
+      <w:r>
+        <w:rPr>
+          <w:lang w:val="en-US"/>
+        </w:rPr>
+        <w:t>rep_office</w:t>
+      </w:r>
+      <w:proofErr w:type="spellEnd"/>
+      <w:r>
+        <w:rPr>
+          <w:lang w:val="en-US"/>
+        </w:rPr>
+        <w:t xml:space="preserve"> INTEGER NOT NULL,</w:t>
+      </w:r>
+    </w:p>
+    <w:p>
+      <w:pPr>
+        <w:rPr>
+          <w:lang w:val="en-US"/>
+        </w:rPr>
+      </w:pPr>
+      <w:r>
+        <w:rPr>
+          <w:lang w:val="en-US"/>
+        </w:rPr>
+        <w:t xml:space="preserve">    title VARCHAR(50) NOT NULL,</w:t>
+      </w:r>
+    </w:p>
+    <w:p>
+      <w:pPr>
+        <w:rPr>
+          <w:lang w:val="en-US"/>
+        </w:rPr>
+      </w:pPr>
+      <w:r>
+        <w:rPr>
+          <w:lang w:val="en-US"/>
+        </w:rPr>
+        <w:t xml:space="preserve">    </w:t>
+      </w:r>
+      <w:proofErr w:type="spellStart"/>
+      <w:r>
+        <w:rPr>
+          <w:lang w:val="en-US"/>
+        </w:rPr>
+        <w:t>hire_date</w:t>
+      </w:r>
+      <w:proofErr w:type="spellEnd"/>
+      <w:r>
+        <w:rPr>
+          <w:lang w:val="en-US"/>
+        </w:rPr>
+        <w:t xml:space="preserve"> DATE NOT NULL,</w:t>
+      </w:r>
+    </w:p>
+    <w:p>
+      <w:pPr>
+        <w:rPr>
+          <w:lang w:val="en-US"/>
+        </w:rPr>
+      </w:pPr>
+      <w:r>
+        <w:rPr>
+          <w:lang w:val="en-US"/>
+        </w:rPr>
+        <w:t xml:space="preserve">    manager INTEGER,</w:t>
+      </w:r>
+    </w:p>
+    <w:p>
+      <w:pPr>
+        <w:rPr>
+          <w:lang w:val="en-US"/>
+        </w:rPr>
+      </w:pPr>
+      <w:r>
+        <w:rPr>
+          <w:lang w:val="en-US"/>
+        </w:rPr>
+        <w:t xml:space="preserve">    quota NUMERIC(10,2) NOT NULL,</w:t>
+      </w:r>
+    </w:p>
+    <w:p>
+      <w:pPr>
+        <w:rPr>
+          <w:lang w:val="en-US"/>
+        </w:rPr>
+      </w:pPr>
+      <w:r>
+        <w:rPr>
+          <w:lang w:val="en-US"/>
+        </w:rPr>
+        <w:t xml:space="preserve">    sales NUMERIC(10,2) NOT NULL,</w:t>
+      </w:r>
+    </w:p>
+    <w:p>
+      <w:pPr>
+        <w:rPr>
+          <w:lang w:val="en-US"/>
+        </w:rPr>
+      </w:pPr>
+      <w:r>
+        <w:rPr>
+          <w:lang w:val="en-US"/>
+        </w:rPr>
+        <w:t xml:space="preserve">    CONSTRAINT </w:t>
+      </w:r>
+      <w:proofErr w:type="spellStart"/>
+      <w:r>
+        <w:rPr>
+          <w:lang w:val="en-US"/>
+        </w:rPr>
+        <w:t>fk_salesrep_office</w:t>
+      </w:r>
+      <w:proofErr w:type="spellEnd"/>
+    </w:p>
+    <w:p>
+      <w:pPr>
+        <w:rPr>
+          <w:lang w:val="en-US"/>
+        </w:rPr>
+      </w:pPr>
+      <w:r>
+        <w:rPr>
+          <w:lang w:val="en-US"/>
+        </w:rPr>
+        <w:t xml:space="preserve">        FOREIGN KEY (</w:t>
+      </w:r>
+      <w:proofErr w:type="spellStart"/>
+      <w:r>
+        <w:rPr>
+          <w:lang w:val="en-US"/>
+        </w:rPr>
+        <w:t>rep_office</w:t>
+      </w:r>
+      <w:proofErr w:type="spellEnd"/>
+      <w:r>
+        <w:rPr>
+          <w:lang w:val="en-US"/>
+        </w:rPr>
+        <w:t>) REFERENCES offices(office),</w:t>
+      </w:r>
+    </w:p>
+    <w:p>
+      <w:pPr>
+        <w:rPr>
+          <w:lang w:val="en-US"/>
+        </w:rPr>
+      </w:pPr>
+      <w:r>
+        <w:rPr>
+          <w:lang w:val="en-US"/>
+        </w:rPr>
+        <w:t xml:space="preserve">    CONSTRAINT </w:t>
+      </w:r>
+      <w:proofErr w:type="spellStart"/>
+      <w:r>
+        <w:rPr>
+          <w:lang w:val="en-US"/>
+        </w:rPr>
+        <w:t>fk_salesrep_manager</w:t>
+      </w:r>
+      <w:proofErr w:type="spellEnd"/>
+    </w:p>
+    <w:p>
+      <w:pPr>
+        <w:rPr>
+          <w:lang w:val="en-US"/>
+        </w:rPr>
+      </w:pPr>
+      <w:r>
+        <w:rPr>
+          <w:lang w:val="en-US"/>
+        </w:rPr>
+        <w:t xml:space="preserve">        FOREIGN KEY (manager) REFERENCES </w:t>
+      </w:r>
+      <w:proofErr w:type="spellStart"/>
+      <w:r>
+        <w:rPr>
+          <w:lang w:val="en-US"/>
+        </w:rPr>
+        <w:t>salesRep</w:t>
+      </w:r>
+      <w:proofErr w:type="spellEnd"/>
+      <w:r>
+        <w:rPr>
+          <w:lang w:val="en-US"/>
+        </w:rPr>
+        <w:t>(</w:t>
+      </w:r>
+      <w:proofErr w:type="spellStart"/>
+      <w:r>
+        <w:rPr>
+          <w:lang w:val="en-US"/>
+        </w:rPr>
+        <w:t>empl_num</w:t>
+      </w:r>
+      <w:proofErr w:type="spellEnd"/>
+      <w:r>
+        <w:rPr>
+          <w:lang w:val="en-US"/>
+        </w:rPr>
+        <w:t>)</w:t>
+      </w:r>
+    </w:p>
+    <w:p>
+      <w:pPr>
+        <w:rPr>
+          <w:lang w:val="en-US"/>
+        </w:rPr>
+      </w:pPr>
+      <w:r>
+        <w:rPr>
+          <w:lang w:val="en-US"/>
+        </w:rPr>
+        <w:t>);</w:t>
+      </w:r>
+    </w:p>
+    <w:p>
+      <w:pPr>
+        <w:rPr>
+          <w:lang w:val="en-US"/>
+        </w:rPr>
+      </w:pPr>
+    </w:p>
+    <w:p>
+      <w:pPr>
+        <w:rPr>
+          <w:lang w:val="en-US"/>
+        </w:rPr>
+      </w:pPr>
+      <w:r>
+        <w:rPr>
+          <w:lang w:val="en-US"/>
+        </w:rPr>
+        <w:t>CREATE TABLE customers (</w:t>
+      </w:r>
+    </w:p>
+    <w:p>
+      <w:pPr>
+        <w:rPr>
+          <w:lang w:val="en-US"/>
+        </w:rPr>
+      </w:pPr>
+      <w:r>
+        <w:rPr>
+          <w:lang w:val="en-US"/>
+        </w:rPr>
+        <w:t xml:space="preserve">    </w:t>
+      </w:r>
+      <w:proofErr w:type="spellStart"/>
+      <w:r>
+        <w:rPr>
+          <w:lang w:val="en-US"/>
+        </w:rPr>
+        <w:t>cust_num</w:t>
+      </w:r>
+      <w:proofErr w:type="spellEnd"/>
+      <w:r>
+        <w:rPr>
+          <w:lang w:val="en-US"/>
+        </w:rPr>
+        <w:t xml:space="preserve"> INTEGER PRIMARY KEY,</w:t>
+      </w:r>
+    </w:p>
+    <w:p>
+      <w:pPr>
+        <w:rPr>
+          <w:lang w:val="en-US"/>
+        </w:rPr>
+      </w:pPr>
+      <w:r>
+        <w:rPr>
+          <w:lang w:val="en-US"/>
+        </w:rPr>
+        <w:t xml:space="preserve">    company VARCHAR(100) NOT NULL,</w:t>
+      </w:r>
+    </w:p>
+    <w:p>
+      <w:pPr>
+        <w:rPr>
+          <w:lang w:val="en-US"/>
+        </w:rPr>
+      </w:pPr>
+      <w:r>
+        <w:rPr>
+          <w:lang w:val="en-US"/>
+        </w:rPr>
+        <w:t xml:space="preserve">    </w:t>
+      </w:r>
+      <w:proofErr w:type="spellStart"/>
+      <w:r>
+        <w:rPr>
+          <w:lang w:val="en-US"/>
+        </w:rPr>
+        <w:t>cust_rep</w:t>
+      </w:r>
+      <w:proofErr w:type="spellEnd"/>
+      <w:r>
+        <w:rPr>
+          <w:lang w:val="en-US"/>
+        </w:rPr>
+        <w:t xml:space="preserve"> INTEGER NOT NULL,</w:t>
+      </w:r>
+    </w:p>
+    <w:p>
+      <w:pPr>
+        <w:rPr>
+          <w:lang w:val="en-US"/>
+        </w:rPr>
+      </w:pPr>
+      <w:r>
+        <w:rPr>
+          <w:lang w:val="en-US"/>
+        </w:rPr>
+        <w:t xml:space="preserve">    </w:t>
+      </w:r>
+      <w:proofErr w:type="spellStart"/>
+      <w:r>
+        <w:rPr>
+          <w:lang w:val="en-US"/>
+        </w:rPr>
+        <w:t>credit_limit</w:t>
+      </w:r>
+      <w:proofErr w:type="spellEnd"/>
+      <w:r>
+        <w:rPr>
+          <w:lang w:val="en-US"/>
+        </w:rPr>
+        <w:t xml:space="preserve"> NUMERIC(10,2) NOT NULL,</w:t>
+      </w:r>
+    </w:p>
+    <w:p>
+      <w:pPr>
+        <w:rPr>
+          <w:lang w:val="en-US"/>
+        </w:rPr>
+      </w:pPr>
+      <w:r>
+        <w:rPr>
+          <w:lang w:val="en-US"/>
+        </w:rPr>
+        <w:t xml:space="preserve">    CONSTRAINT </w:t>
+      </w:r>
+      <w:proofErr w:type="spellStart"/>
+      <w:r>
+        <w:rPr>
+          <w:lang w:val="en-US"/>
+        </w:rPr>
+        <w:t>fk_customers_salesrep</w:t>
+      </w:r>
+      <w:proofErr w:type="spellEnd"/>
+    </w:p>
+    <w:p>
+      <w:pPr>
+        <w:rPr>
+          <w:lang w:val="en-US"/>
+        </w:rPr>
+      </w:pPr>
+      <w:r>
+        <w:rPr>
+          <w:lang w:val="en-US"/>
+        </w:rPr>
+        <w:t xml:space="preserve">        FOREIGN KEY (</w:t>
+      </w:r>
+      <w:proofErr w:type="spellStart"/>
+      <w:r>
+        <w:rPr>
+          <w:lang w:val="en-US"/>
+        </w:rPr>
+        <w:t>cust_rep</w:t>
+      </w:r>
+      <w:proofErr w:type="spellEnd"/>
+      <w:r>
+        <w:rPr>
+          <w:lang w:val="en-US"/>
+        </w:rPr>
+        <w:t xml:space="preserve">) REFERENCES </w:t>
+      </w:r>
+      <w:proofErr w:type="spellStart"/>
+      <w:r>
+        <w:rPr>
+          <w:lang w:val="en-US"/>
+        </w:rPr>
+        <w:t>salesRep</w:t>
+      </w:r>
+      <w:proofErr w:type="spellEnd"/>
+      <w:r>
+        <w:rPr>
+          <w:lang w:val="en-US"/>
+        </w:rPr>
+        <w:t>(</w:t>
+      </w:r>
+      <w:proofErr w:type="spellStart"/>
+      <w:r>
+        <w:rPr>
+          <w:lang w:val="en-US"/>
+        </w:rPr>
+        <w:t>empl_num</w:t>
+      </w:r>
+      <w:proofErr w:type="spellEnd"/>
+      <w:r>
+        <w:rPr>
+          <w:lang w:val="en-US"/>
+        </w:rPr>
+        <w:t>)</w:t>
+      </w:r>
+    </w:p>
+    <w:p>
+      <w:pPr>
+        <w:rPr>
+          <w:lang w:val="en-US"/>
+        </w:rPr>
+      </w:pPr>
+      <w:r>
+        <w:rPr>
+          <w:lang w:val="en-US"/>
+        </w:rPr>
+        <w:t>);</w:t>
+      </w:r>
+    </w:p>
+    <w:p>
+      <w:pPr>
+        <w:rPr>
+          <w:lang w:val="en-US"/>
+        </w:rPr>
+      </w:pPr>
+    </w:p>
+    <w:p>
+      <w:pPr>
+        <w:rPr>
+          <w:lang w:val="en-US"/>
+        </w:rPr>
+      </w:pPr>
+      <w:r>
+        <w:rPr>
+          <w:lang w:val="en-US"/>
+        </w:rPr>
+        <w:t>CREATE TABLE products (</w:t>
+      </w:r>
+    </w:p>
+    <w:p>
+      <w:pPr>
+        <w:rPr>
+          <w:lang w:val="en-US"/>
+        </w:rPr>
+      </w:pPr>
+      <w:r>
+        <w:rPr>
+          <w:lang w:val="en-US"/>
+        </w:rPr>
+        <w:lastRenderedPageBreak/>
+        <w:t xml:space="preserve">    </w:t>
+      </w:r>
+      <w:proofErr w:type="spellStart"/>
+      <w:r>
+        <w:rPr>
+          <w:lang w:val="en-US"/>
+        </w:rPr>
+        <w:t>mfr_id</w:t>
+      </w:r>
+      <w:proofErr w:type="spellEnd"/>
+      <w:r>
+        <w:rPr>
+          <w:lang w:val="en-US"/>
+        </w:rPr>
+        <w:t xml:space="preserve"> CHAR(3) NOT NULL,</w:t>
+      </w:r>
+    </w:p>
+    <w:p>
+      <w:pPr>
+        <w:rPr>
+          <w:lang w:val="en-US"/>
+        </w:rPr>
+      </w:pPr>
+      <w:r>
+        <w:rPr>
+          <w:lang w:val="en-US"/>
+        </w:rPr>
+        <w:t xml:space="preserve">    </w:t>
+      </w:r>
+      <w:proofErr w:type="spellStart"/>
+      <w:r>
+        <w:rPr>
+          <w:lang w:val="en-US"/>
+        </w:rPr>
+        <w:t>product_id</w:t>
+      </w:r>
+      <w:proofErr w:type="spellEnd"/>
+      <w:r>
+        <w:rPr>
+          <w:lang w:val="en-US"/>
+        </w:rPr>
+        <w:t xml:space="preserve"> CHAR(5) NOT NULL,</w:t>
+      </w:r>
+    </w:p>
+    <w:p>
+      <w:pPr>
+        <w:rPr>
+          <w:lang w:val="en-US"/>
+        </w:rPr>
+      </w:pPr>
+      <w:r>
+        <w:rPr>
+          <w:lang w:val="en-US"/>
+        </w:rPr>
+        <w:t xml:space="preserve">    description VARCHAR(100) NOT NULL,</w:t>
+      </w:r>
+    </w:p>
+    <w:p>
+      <w:pPr>
+        <w:rPr>
+          <w:lang w:val="en-US"/>
+        </w:rPr>
+      </w:pPr>
+      <w:r>
+        <w:rPr>
+          <w:lang w:val="en-US"/>
+        </w:rPr>
+        <w:t xml:space="preserve">    price NUMERIC(10,2) NOT NULL,</w:t>
+      </w:r>
+    </w:p>
+    <w:p>
+      <w:pPr>
+        <w:rPr>
+          <w:lang w:val="en-US"/>
+        </w:rPr>
+      </w:pPr>
+      <w:r>
+        <w:rPr>
+          <w:lang w:val="en-US"/>
+        </w:rPr>
+        <w:t xml:space="preserve">    </w:t>
+      </w:r>
+      <w:proofErr w:type="spellStart"/>
+      <w:r>
+        <w:rPr>
+          <w:lang w:val="en-US"/>
+        </w:rPr>
+        <w:t>qty_on_hand</w:t>
+      </w:r>
+      <w:proofErr w:type="spellEnd"/>
+      <w:r>
+        <w:rPr>
+          <w:lang w:val="en-US"/>
+        </w:rPr>
+        <w:t xml:space="preserve"> INTEGER NOT NULL,</w:t>
+      </w:r>
+    </w:p>
+    <w:p>
+      <w:pPr>
+        <w:rPr>
+          <w:lang w:val="en-US"/>
+        </w:rPr>
+      </w:pPr>
+      <w:r>
+        <w:rPr>
+          <w:lang w:val="en-US"/>
+        </w:rPr>
+        <w:t xml:space="preserve">    CONSTRAINT </w:t>
+      </w:r>
+      <w:proofErr w:type="spellStart"/>
+      <w:r>
+        <w:rPr>
+          <w:lang w:val="en-US"/>
+        </w:rPr>
+        <w:t>pk_products</w:t>
+      </w:r>
+      <w:proofErr w:type="spellEnd"/>
+      <w:r>
+        <w:rPr>
+          <w:lang w:val="en-US"/>
+        </w:rPr>
+        <w:t xml:space="preserve"> PRIMARY KEY (</w:t>
+      </w:r>
+      <w:proofErr w:type="spellStart"/>
+      <w:r>
+        <w:rPr>
+          <w:lang w:val="en-US"/>
+        </w:rPr>
+        <w:t>mfr_id</w:t>
+      </w:r>
+      <w:proofErr w:type="spellEnd"/>
+      <w:r>
+        <w:rPr>
+          <w:lang w:val="en-US"/>
+        </w:rPr>
+        <w:t xml:space="preserve">, </w:t>
+      </w:r>
+      <w:proofErr w:type="spellStart"/>
+      <w:r>
+        <w:rPr>
+          <w:lang w:val="en-US"/>
+        </w:rPr>
+        <w:t>product_id</w:t>
+      </w:r>
+      <w:proofErr w:type="spellEnd"/>
+      <w:r>
+        <w:rPr>
+          <w:lang w:val="en-US"/>
+        </w:rPr>
+        <w:t>)</w:t>
+      </w:r>
+    </w:p>
+    <w:p>
+      <w:pPr>
+        <w:rPr>
+          <w:lang w:val="en-US"/>
+        </w:rPr>
+      </w:pPr>
+      <w:r>
+        <w:rPr>
+          <w:lang w:val="en-US"/>
+        </w:rPr>
+        <w:t>);</w:t>
+      </w:r>
+    </w:p>
+    <w:p>
+      <w:pPr>
+        <w:rPr>
+          <w:lang w:val="en-US"/>
+        </w:rPr>
+      </w:pPr>
+    </w:p>
+    <w:p>
+      <w:pPr>
+        <w:rPr>
+          <w:lang w:val="en-US"/>
+        </w:rPr>
+      </w:pPr>
+      <w:r>
+        <w:rPr>
+          <w:lang w:val="en-US"/>
+        </w:rPr>
+        <w:t>CREATE TABLE orders (</w:t>
+      </w:r>
+    </w:p>
+    <w:p>
+      <w:pPr>
+        <w:rPr>
+          <w:lang w:val="en-US"/>
+        </w:rPr>
+      </w:pPr>
+      <w:r>
+        <w:rPr>
+          <w:lang w:val="en-US"/>
+        </w:rPr>
+        <w:t xml:space="preserve">    </w:t>
+      </w:r>
+      <w:proofErr w:type="spellStart"/>
+      <w:r>
+        <w:rPr>
+          <w:lang w:val="en-US"/>
+        </w:rPr>
+        <w:t>order_num</w:t>
+      </w:r>
+      <w:proofErr w:type="spellEnd"/>
+      <w:r>
+        <w:rPr>
+          <w:lang w:val="en-US"/>
+        </w:rPr>
+        <w:t xml:space="preserve"> INTEGER PRIMARY KEY,</w:t>
+      </w:r>
+    </w:p>
+    <w:p>
+      <w:pPr>
+        <w:rPr>
+          <w:lang w:val="en-US"/>
+        </w:rPr>
+      </w:pPr>
+      <w:r>
+        <w:rPr>
+          <w:lang w:val="en-US"/>
+        </w:rPr>
+        <w:t xml:space="preserve">    </w:t>
+      </w:r>
+      <w:proofErr w:type="spellStart"/>
+      <w:r>
+        <w:rPr>
+          <w:lang w:val="en-US"/>
+        </w:rPr>
+        <w:t>order_date</w:t>
+      </w:r>
+      <w:proofErr w:type="spellEnd"/>
+      <w:r>
+        <w:rPr>
+          <w:lang w:val="en-US"/>
+        </w:rPr>
+        <w:t xml:space="preserve"> DATE NOT NULL,</w:t>
+      </w:r>
+    </w:p>
+    <w:p>
+      <w:pPr>
+        <w:rPr>
+          <w:lang w:val="en-US"/>
+        </w:rPr>
+      </w:pPr>
+      <w:r>
+        <w:rPr>
+          <w:lang w:val="en-US"/>
+        </w:rPr>
+        <w:t xml:space="preserve">    </w:t>
+      </w:r>
+      <w:proofErr w:type="spellStart"/>
+      <w:r>
+        <w:rPr>
+          <w:lang w:val="en-US"/>
+        </w:rPr>
+        <w:t>cust</w:t>
+      </w:r>
+      <w:proofErr w:type="spellEnd"/>
+      <w:r>
+        <w:rPr>
+          <w:lang w:val="en-US"/>
+        </w:rPr>
+        <w:t xml:space="preserve"> INTEGER NOT NULL,</w:t>
+      </w:r>
+    </w:p>
+    <w:p>
+      <w:pPr>
+        <w:rPr>
+          <w:lang w:val="en-US"/>
+        </w:rPr>
+      </w:pPr>
+      <w:r>
+        <w:rPr>
+          <w:lang w:val="en-US"/>
+        </w:rPr>
+        <w:t xml:space="preserve">    rep INTEGER NOT NULL,</w:t>
+      </w:r>
+    </w:p>
+    <w:p>
+      <w:pPr>
+        <w:rPr>
+          <w:lang w:val="en-US"/>
+        </w:rPr>
+      </w:pPr>
+      <w:r>
+        <w:rPr>
+          <w:lang w:val="en-US"/>
+        </w:rPr>
+        <w:t xml:space="preserve">    </w:t>
+      </w:r>
+      <w:proofErr w:type="spellStart"/>
+      <w:r>
+        <w:rPr>
+          <w:lang w:val="en-US"/>
+        </w:rPr>
+        <w:t>mfr</w:t>
+      </w:r>
+      <w:proofErr w:type="spellEnd"/>
+      <w:r>
+        <w:rPr>
+          <w:lang w:val="en-US"/>
+        </w:rPr>
+        <w:t xml:space="preserve"> CHAR(3) NOT NULL,</w:t>
+      </w:r>
+    </w:p>
+    <w:p>
+      <w:pPr>
+        <w:rPr>
+          <w:lang w:val="en-US"/>
+        </w:rPr>
+      </w:pPr>
+      <w:r>
+        <w:rPr>
+          <w:lang w:val="en-US"/>
+        </w:rPr>
+        <w:t xml:space="preserve">    product CHAR(5) NOT NULL,</w:t>
+      </w:r>
+    </w:p>
+    <w:p>
+      <w:pPr>
+        <w:rPr>
+          <w:lang w:val="en-US"/>
+        </w:rPr>
+      </w:pPr>
+      <w:r>
+        <w:rPr>
+          <w:lang w:val="en-US"/>
+        </w:rPr>
+        <w:t xml:space="preserve">    qty INTEGER NOT NULL,</w:t>
+      </w:r>
+    </w:p>
+    <w:p>
+      <w:pPr>
+        <w:rPr>
+          <w:lang w:val="en-US"/>
+        </w:rPr>
+      </w:pPr>
+      <w:r>
+        <w:rPr>
+          <w:lang w:val="en-US"/>
+        </w:rPr>
+        <w:t xml:space="preserve">    amount NUMERIC(10,2) NOT NULL,</w:t>
+      </w:r>
+    </w:p>
+    <w:p>
+      <w:pPr>
+        <w:rPr>
+          <w:lang w:val="en-US"/>
+        </w:rPr>
+      </w:pPr>
+      <w:r>
+        <w:rPr>
+          <w:lang w:val="en-US"/>
+        </w:rPr>
+        <w:t xml:space="preserve">    CONSTRAINT </w:t>
+      </w:r>
+      <w:proofErr w:type="spellStart"/>
+      <w:r>
+        <w:rPr>
+          <w:lang w:val="en-US"/>
+        </w:rPr>
+        <w:t>fk_orders_customer</w:t>
+      </w:r>
+      <w:proofErr w:type="spellEnd"/>
+    </w:p>
+    <w:p>
+      <w:pPr>
+        <w:rPr>
+          <w:lang w:val="en-US"/>
+        </w:rPr>
+      </w:pPr>
+      <w:r>
+        <w:rPr>
+          <w:lang w:val="en-US"/>
+        </w:rPr>
+        <w:t xml:space="preserve">        FOREIGN KEY (</w:t>
+      </w:r>
+      <w:proofErr w:type="spellStart"/>
+      <w:r>
+        <w:rPr>
+          <w:lang w:val="en-US"/>
+        </w:rPr>
+        <w:t>cust</w:t>
+      </w:r>
+      <w:proofErr w:type="spellEnd"/>
+      <w:r>
+        <w:rPr>
+          <w:lang w:val="en-US"/>
+        </w:rPr>
+        <w:t>) REFERENCES customers(</w:t>
+      </w:r>
+      <w:proofErr w:type="spellStart"/>
+      <w:r>
+        <w:rPr>
+          <w:lang w:val="en-US"/>
+        </w:rPr>
+        <w:t>cust_num</w:t>
+      </w:r>
+      <w:proofErr w:type="spellEnd"/>
+      <w:r>
+        <w:rPr>
+          <w:lang w:val="en-US"/>
+        </w:rPr>
+        <w:t>),</w:t>
+      </w:r>
+    </w:p>
+    <w:p>
+      <w:pPr>
+        <w:rPr>
+          <w:lang w:val="en-US"/>
+        </w:rPr>
+      </w:pPr>
+      <w:r>
+        <w:rPr>
+          <w:lang w:val="en-US"/>
+        </w:rPr>
+        <w:t xml:space="preserve">    CONSTRAINT </w:t>
+      </w:r>
+      <w:proofErr w:type="spellStart"/>
+      <w:r>
+        <w:rPr>
+          <w:lang w:val="en-US"/>
+        </w:rPr>
+        <w:t>fk_orders_salesrep</w:t>
+      </w:r>
+      <w:proofErr w:type="spellEnd"/>
+    </w:p>
+    <w:p>
+      <w:pPr>
+        <w:rPr>
+          <w:lang w:val="en-US"/>
+        </w:rPr>
+      </w:pPr>
+      <w:r>
+        <w:rPr>
+          <w:lang w:val="en-US"/>
+        </w:rPr>
+        <w:t xml:space="preserve">        FOREIGN KEY (rep) REFERENCES </w:t>
+      </w:r>
+      <w:proofErr w:type="spellStart"/>
+      <w:r>
+        <w:rPr>
+          <w:lang w:val="en-US"/>
+        </w:rPr>
+        <w:t>salesRep</w:t>
+      </w:r>
+      <w:proofErr w:type="spellEnd"/>
+      <w:r>
+        <w:rPr>
+          <w:lang w:val="en-US"/>
+        </w:rPr>
+        <w:t>(</w:t>
+      </w:r>
+      <w:proofErr w:type="spellStart"/>
+      <w:r>
+        <w:rPr>
+          <w:lang w:val="en-US"/>
+        </w:rPr>
+        <w:t>empl_num</w:t>
+      </w:r>
+      <w:proofErr w:type="spellEnd"/>
+      <w:r>
+        <w:rPr>
+          <w:lang w:val="en-US"/>
+        </w:rPr>
+        <w:t>),</w:t>
+      </w:r>
+    </w:p>
+    <w:p>
+      <w:pPr>
+        <w:rPr>
+          <w:lang w:val="en-US"/>
+        </w:rPr>
+      </w:pPr>
+      <w:r>
+        <w:rPr>
+          <w:lang w:val="en-US"/>
+        </w:rPr>
+        <w:t xml:space="preserve">    CONSTRAINT </w:t>
+      </w:r>
+      <w:proofErr w:type="spellStart"/>
+      <w:r>
+        <w:rPr>
+          <w:lang w:val="en-US"/>
+        </w:rPr>
+        <w:t>fk_orders_product</w:t>
+      </w:r>
+      <w:proofErr w:type="spellEnd"/>
+    </w:p>
+    <w:p>
+      <w:pPr>
+        <w:rPr>
+          <w:lang w:val="en-US"/>
+        </w:rPr>
+      </w:pPr>
+      <w:r>
+        <w:rPr>
+          <w:lang w:val="en-US"/>
+        </w:rPr>
+        <w:t xml:space="preserve">        FOREIGN KEY (</w:t>
+      </w:r>
+      <w:proofErr w:type="spellStart"/>
+      <w:r>
+        <w:rPr>
+          <w:lang w:val="en-US"/>
+        </w:rPr>
+        <w:t>mfr</w:t>
+      </w:r>
+      <w:proofErr w:type="spellEnd"/>
+      <w:r>
+        <w:rPr>
+          <w:lang w:val="en-US"/>
+        </w:rPr>
+        <w:t>, product) REFERENCES products(</w:t>
+      </w:r>
+      <w:proofErr w:type="spellStart"/>
+      <w:r>
+        <w:rPr>
+          <w:lang w:val="en-US"/>
+        </w:rPr>
+        <w:t>mfr_id</w:t>
+      </w:r>
+      <w:proofErr w:type="spellEnd"/>
+      <w:r>
+        <w:rPr>
+          <w:lang w:val="en-US"/>
+        </w:rPr>
+        <w:t xml:space="preserve">, </w:t>
+      </w:r>
+      <w:proofErr w:type="spellStart"/>
+      <w:r>
+        <w:rPr>
+          <w:lang w:val="en-US"/>
+        </w:rPr>
+        <w:t>product_id</w:t>
+      </w:r>
+      <w:proofErr w:type="spellEnd"/>
+      <w:r>
+        <w:rPr>
+          <w:lang w:val="en-US"/>
+        </w:rPr>
+        <w:t>)</w:t>
+      </w:r>
+    </w:p>
+    <w:p>
+      <w:r>
+        <w:t>);</w:t>
+      </w:r>
+      <w:r>
+        <w:br/>
+      </w:r>
+      <w:r>
+        <w:br/>
+      </w:r>
+    </w:p>
     <w:sectPr>
       <w:pgSz w:w="12240" w:h="15840"/>
       <w:pgMar w:top="1417" w:right="1701" w:bottom="1417" w:left="1701" w:header="708" w:footer="708" w:gutter="0"/>
@@ -1789,6 +3844,17 @@
       <w:spacing w:val="5"/>
     </w:rPr>
   </w:style>
+  <w:style w:type="paragraph" w:styleId="NormalWeb">
+    <w:name w:val="Normal (Web)"/>
+    <w:basedOn w:val="Normal"/>
+    <w:uiPriority w:val="99"/>
+    <w:semiHidden/>
+    <w:unhideWhenUsed/>
+    <w:rsid w:val="00D609FD"/>
+    <w:rPr>
+      <w:rFonts w:ascii="Times New Roman" w:hAnsi="Times New Roman" w:cs="Times New Roman"/>
+    </w:rPr>
+  </w:style>
 </w:styles>
 </file>
 
@@ -2108,23 +4174,6 @@
 </file>
 
 <file path=customXml/item1.xml><?xml version="1.0" encoding="utf-8"?>
-<p:properties xmlns:p="http://schemas.microsoft.com/office/2006/metadata/properties" xmlns:xsi="http://www.w3.org/2001/XMLSchema-instance" xmlns:pc="http://schemas.microsoft.com/office/infopath/2007/PartnerControls">
-  <documentManagement>
-    <_activity xmlns="ae3e5ec8-dcd5-4af5-8b43-6c8389e925cb" xsi:nil="true"/>
-  </documentManagement>
-</p:properties>
-</file>
-
-<file path=customXml/item2.xml><?xml version="1.0" encoding="utf-8"?>
-<?mso-contentType ?>
-<FormTemplates xmlns="http://schemas.microsoft.com/sharepoint/v3/contenttype/forms">
-  <Display>DocumentLibraryForm</Display>
-  <Edit>DocumentLibraryForm</Edit>
-  <New>DocumentLibraryForm</New>
-</FormTemplates>
-</file>
-
-<file path=customXml/item3.xml><?xml version="1.0" encoding="utf-8"?>
 <ct:contentTypeSchema xmlns:ct="http://schemas.microsoft.com/office/2006/metadata/contentType" xmlns:ma="http://schemas.microsoft.com/office/2006/metadata/properties/metaAttributes" ct:_="" ma:_="" ma:contentTypeName="Documento" ma:contentTypeID="0x0101008AB44AC34B94424D84639EB2C741FEB6" ma:contentTypeVersion="14" ma:contentTypeDescription="Crear nuevo documento." ma:contentTypeScope="" ma:versionID="93a26e0cc9095846979911ed89761d24">
   <xsd:schema xmlns:xsd="http://www.w3.org/2001/XMLSchema" xmlns:xs="http://www.w3.org/2001/XMLSchema" xmlns:p="http://schemas.microsoft.com/office/2006/metadata/properties" xmlns:ns3="ae3e5ec8-dcd5-4af5-8b43-6c8389e925cb" xmlns:ns4="fb5c58c7-c5a4-4ce6-bbb9-0201551fed4c" targetNamespace="http://schemas.microsoft.com/office/2006/metadata/properties" ma:root="true" ma:fieldsID="c87263eb0ed5c7246c7df5646f56bb06" ns3:_="" ns4:_="">
     <xsd:import namespace="ae3e5ec8-dcd5-4af5-8b43-6c8389e925cb"/>
@@ -2351,25 +4400,24 @@
 </ct:contentTypeSchema>
 </file>
 
-<file path=customXml/itemProps1.xml><?xml version="1.0" encoding="utf-8"?>
-<ds:datastoreItem xmlns:ds="http://schemas.openxmlformats.org/officeDocument/2006/customXml" ds:itemID="{793F7119-978A-4D2B-A687-76D2B889C9A0}">
-  <ds:schemaRefs>
-    <ds:schemaRef ds:uri="http://schemas.microsoft.com/office/2006/metadata/properties"/>
-    <ds:schemaRef ds:uri="http://schemas.microsoft.com/office/infopath/2007/PartnerControls"/>
-    <ds:schemaRef ds:uri="ae3e5ec8-dcd5-4af5-8b43-6c8389e925cb"/>
-  </ds:schemaRefs>
-</ds:datastoreItem>
+<file path=customXml/item2.xml><?xml version="1.0" encoding="utf-8"?>
+<?mso-contentType ?>
+<FormTemplates xmlns="http://schemas.microsoft.com/sharepoint/v3/contenttype/forms">
+  <Display>DocumentLibraryForm</Display>
+  <Edit>DocumentLibraryForm</Edit>
+  <New>DocumentLibraryForm</New>
+</FormTemplates>
 </file>
 
-<file path=customXml/itemProps2.xml><?xml version="1.0" encoding="utf-8"?>
-<ds:datastoreItem xmlns:ds="http://schemas.openxmlformats.org/officeDocument/2006/customXml" ds:itemID="{E747E159-E5D6-4668-871C-E2C0CDC223A5}">
-  <ds:schemaRefs>
-    <ds:schemaRef ds:uri="http://schemas.microsoft.com/sharepoint/v3/contenttype/forms"/>
-  </ds:schemaRefs>
-</ds:datastoreItem>
+<file path=customXml/item3.xml><?xml version="1.0" encoding="utf-8"?>
+<p:properties xmlns:p="http://schemas.microsoft.com/office/2006/metadata/properties" xmlns:xsi="http://www.w3.org/2001/XMLSchema-instance" xmlns:pc="http://schemas.microsoft.com/office/infopath/2007/PartnerControls">
+  <documentManagement>
+    <_activity xmlns="ae3e5ec8-dcd5-4af5-8b43-6c8389e925cb" xsi:nil="true"/>
+  </documentManagement>
+</p:properties>
 </file>
 
-<file path=customXml/itemProps3.xml><?xml version="1.0" encoding="utf-8"?>
+<file path=customXml/itemProps1.xml><?xml version="1.0" encoding="utf-8"?>
 <ds:datastoreItem xmlns:ds="http://schemas.openxmlformats.org/officeDocument/2006/customXml" ds:itemID="{D80C2221-32DE-4B56-806D-3BF566175A9B}">
   <ds:schemaRefs>
     <ds:schemaRef ds:uri="http://schemas.microsoft.com/office/2006/metadata/contentType"/>
@@ -2386,4 +4434,22 @@
     <ds:schemaRef ds:uri="http://schemas.microsoft.com/internal/obd"/>
   </ds:schemaRefs>
 </ds:datastoreItem>
+</file>
+
+<file path=customXml/itemProps2.xml><?xml version="1.0" encoding="utf-8"?>
+<ds:datastoreItem xmlns:ds="http://schemas.openxmlformats.org/officeDocument/2006/customXml" ds:itemID="{E747E159-E5D6-4668-871C-E2C0CDC223A5}">
+  <ds:schemaRefs>
+    <ds:schemaRef ds:uri="http://schemas.microsoft.com/sharepoint/v3/contenttype/forms"/>
+  </ds:schemaRefs>
+</ds:datastoreItem>
+</file>
+
+<file path=customXml/itemProps3.xml><?xml version="1.0" encoding="utf-8"?>
+<ds:datastoreItem xmlns:ds="http://schemas.openxmlformats.org/officeDocument/2006/customXml" ds:itemID="{793F7119-978A-4D2B-A687-76D2B889C9A0}">
+  <ds:schemaRefs>
+    <ds:schemaRef ds:uri="http://schemas.microsoft.com/office/2006/metadata/properties"/>
+    <ds:schemaRef ds:uri="http://schemas.microsoft.com/office/infopath/2007/PartnerControls"/>
+    <ds:schemaRef ds:uri="ae3e5ec8-dcd5-4af5-8b43-6c8389e925cb"/>
+  </ds:schemaRefs>
+</ds:datastoreItem>
 </file>
--- a/proyecto dos.docx
+++ b/proyecto dos.docx
@@ -34,6 +34,7 @@
         </w:rPr>
         <w:br/>
       </w:r>
+      <w:proofErr w:type="gramStart"/>
       <w:r>
         <w:rPr>
           <w:lang w:val="en-US"/>
@@ -120,19 +121,29 @@
         </w:rPr>
         <w:t>̲</w:t>
       </w:r>
-      <w:r>
-        <w:rPr>
-          <w:lang w:val="en-US"/>
-        </w:rPr>
-        <w:t>, city, region, target, sales )</w:t>
-      </w:r>
-    </w:p>
-    <w:p>
-      <w:pPr>
-        <w:rPr>
-          <w:lang w:val="en-US"/>
-        </w:rPr>
-      </w:pPr>
+      <w:proofErr w:type="gramEnd"/>
+      <w:r>
+        <w:rPr>
+          <w:lang w:val="en-US"/>
+        </w:rPr>
+        <w:t xml:space="preserve">, city, region, target, </w:t>
+      </w:r>
+      <w:proofErr w:type="gramStart"/>
+      <w:r>
+        <w:rPr>
+          <w:lang w:val="en-US"/>
+        </w:rPr>
+        <w:t>sales )</w:t>
+      </w:r>
+      <w:proofErr w:type="gramEnd"/>
+    </w:p>
+    <w:p>
+      <w:pPr>
+        <w:rPr>
+          <w:lang w:val="en-US"/>
+        </w:rPr>
+      </w:pPr>
+      <w:proofErr w:type="gramStart"/>
       <w:r>
         <w:rPr>
           <w:lang w:val="en-US"/>
@@ -193,6 +204,7 @@
         </w:rPr>
         <w:t>̲</w:t>
       </w:r>
+      <w:proofErr w:type="gramEnd"/>
       <w:r>
         <w:rPr>
           <w:lang w:val="en-US"/>
@@ -279,15 +291,24 @@
         <w:rPr>
           <w:lang w:val="en-US"/>
         </w:rPr>
-        <w:t>, manager, quota, sales )</w:t>
-      </w:r>
-    </w:p>
-    <w:p>
-      <w:pPr>
-        <w:rPr>
-          <w:lang w:val="en-US"/>
-        </w:rPr>
-      </w:pPr>
+        <w:t xml:space="preserve">, manager, quota, </w:t>
+      </w:r>
+      <w:proofErr w:type="gramStart"/>
+      <w:r>
+        <w:rPr>
+          <w:lang w:val="en-US"/>
+        </w:rPr>
+        <w:t>sales )</w:t>
+      </w:r>
+      <w:proofErr w:type="gramEnd"/>
+    </w:p>
+    <w:p>
+      <w:pPr>
+        <w:rPr>
+          <w:lang w:val="en-US"/>
+        </w:rPr>
+      </w:pPr>
+      <w:proofErr w:type="gramStart"/>
       <w:r>
         <w:rPr>
           <w:lang w:val="en-US"/>
@@ -348,6 +369,7 @@
         </w:rPr>
         <w:t>̲</w:t>
       </w:r>
+      <w:proofErr w:type="gramEnd"/>
       <w:r>
         <w:rPr>
           <w:lang w:val="en-US"/>
@@ -427,7 +449,14 @@
         <w:rPr>
           <w:lang w:val="en-US"/>
         </w:rPr>
-        <w:t>credit_limit</w:t>
+        <w:t>credit_</w:t>
+      </w:r>
+      <w:proofErr w:type="gramStart"/>
+      <w:r>
+        <w:rPr>
+          <w:lang w:val="en-US"/>
+        </w:rPr>
+        <w:t>limit</w:t>
       </w:r>
       <w:proofErr w:type="spellEnd"/>
       <w:r>
@@ -436,13 +465,15 @@
         </w:rPr>
         <w:t xml:space="preserve"> )</w:t>
       </w:r>
-    </w:p>
-    <w:p>
-      <w:pPr>
-        <w:rPr>
-          <w:lang w:val="en-US"/>
-        </w:rPr>
-      </w:pPr>
+      <w:proofErr w:type="gramEnd"/>
+    </w:p>
+    <w:p>
+      <w:pPr>
+        <w:rPr>
+          <w:lang w:val="en-US"/>
+        </w:rPr>
+      </w:pPr>
+      <w:proofErr w:type="gramStart"/>
       <w:r>
         <w:rPr>
           <w:lang w:val="en-US"/>
@@ -490,6 +521,7 @@
         </w:rPr>
         <w:t>̲</w:t>
       </w:r>
+      <w:proofErr w:type="gramEnd"/>
       <w:r>
         <w:rPr>
           <w:lang w:val="en-US"/>
@@ -682,7 +714,14 @@
         <w:rPr>
           <w:lang w:val="en-US"/>
         </w:rPr>
-        <w:t>qty_on_hand</w:t>
+        <w:t>qty_on_</w:t>
+      </w:r>
+      <w:proofErr w:type="gramStart"/>
+      <w:r>
+        <w:rPr>
+          <w:lang w:val="en-US"/>
+        </w:rPr>
+        <w:t>hand</w:t>
       </w:r>
       <w:proofErr w:type="spellEnd"/>
       <w:r>
@@ -691,13 +730,15 @@
         </w:rPr>
         <w:t xml:space="preserve"> )</w:t>
       </w:r>
-    </w:p>
-    <w:p>
-      <w:pPr>
-        <w:rPr>
-          <w:lang w:val="en-US"/>
-        </w:rPr>
-      </w:pPr>
+      <w:proofErr w:type="gramEnd"/>
+    </w:p>
+    <w:p>
+      <w:pPr>
+        <w:rPr>
+          <w:lang w:val="en-US"/>
+        </w:rPr>
+      </w:pPr>
+      <w:proofErr w:type="gramStart"/>
       <w:r>
         <w:rPr>
           <w:lang w:val="en-US"/>
@@ -771,6 +812,7 @@
         </w:rPr>
         <w:t>̲</w:t>
       </w:r>
+      <w:proofErr w:type="gramEnd"/>
       <w:r>
         <w:rPr>
           <w:lang w:val="en-US"/>
@@ -871,14 +913,33 @@
         <w:rPr>
           <w:lang w:val="en-US"/>
         </w:rPr>
-        <w:t>, product, qty, amount )</w:t>
-      </w:r>
-    </w:p>
-    <w:p>
-      <w:r>
+        <w:t xml:space="preserve">, product, qty, </w:t>
+      </w:r>
+      <w:proofErr w:type="gramStart"/>
+      <w:r>
+        <w:rPr>
+          <w:lang w:val="en-US"/>
+        </w:rPr>
+        <w:t>amount )</w:t>
+      </w:r>
+      <w:proofErr w:type="gramEnd"/>
+    </w:p>
+    <w:p>
+      <w:pPr>
+        <w:rPr>
+          <w:lang w:val="en-US"/>
+        </w:rPr>
+      </w:pPr>
+      <w:r>
+        <w:rPr>
+          <w:lang w:val="en-US"/>
+        </w:rPr>
         <w:br/>
       </w:r>
       <w:r>
+        <w:rPr>
+          <w:lang w:val="en-US"/>
+        </w:rPr>
         <w:br/>
       </w:r>
     </w:p>
@@ -889,7 +950,15 @@
     </w:p>
     <w:p>
       <w:r>
-        <w:t xml:space="preserve">En la relación OFFICES(office, </w:t>
+        <w:t xml:space="preserve">En la relación </w:t>
+      </w:r>
+      <w:proofErr w:type="gramStart"/>
+      <w:r>
+        <w:t>OFFICES(</w:t>
+      </w:r>
+      <w:proofErr w:type="gramEnd"/>
+      <w:r>
+        <w:t xml:space="preserve">office, </w:t>
       </w:r>
       <w:proofErr w:type="spellStart"/>
       <w:r>
@@ -905,7 +974,15 @@
       </w:r>
       <w:proofErr w:type="spellEnd"/>
       <w:r>
-        <w:t>, target, sales), la dependencia funcional principal es:</w:t>
+        <w:t xml:space="preserve">, </w:t>
+      </w:r>
+      <w:proofErr w:type="gramStart"/>
+      <w:r>
+        <w:t>target</w:t>
+      </w:r>
+      <w:proofErr w:type="gramEnd"/>
+      <w:r>
+        <w:t>, sales), la dependencia funcional principal es:</w:t>
       </w:r>
       <w:r>
         <w:br/>
@@ -925,7 +1002,15 @@
       </w:r>
       <w:proofErr w:type="spellEnd"/>
       <w:r>
-        <w:t>, target, sales</w:t>
+        <w:t xml:space="preserve">, </w:t>
+      </w:r>
+      <w:proofErr w:type="gramStart"/>
+      <w:r>
+        <w:t>target</w:t>
+      </w:r>
+      <w:proofErr w:type="gramEnd"/>
+      <w:r>
+        <w:t>, sales</w:t>
       </w:r>
       <w:r>
         <w:br/>
@@ -934,9 +1019,14 @@
     </w:p>
     <w:p>
       <w:r>
-        <w:t>En la relación SALESREP(</w:t>
-      </w:r>
-      <w:proofErr w:type="spellStart"/>
+        <w:t xml:space="preserve">En la relación </w:t>
+      </w:r>
+      <w:proofErr w:type="gramStart"/>
+      <w:r>
+        <w:t>SALESREP(</w:t>
+      </w:r>
+      <w:proofErr w:type="spellStart"/>
+      <w:proofErr w:type="gramEnd"/>
       <w:r>
         <w:t>empl_num</w:t>
       </w:r>
@@ -982,7 +1072,15 @@
       </w:r>
       <w:proofErr w:type="spellEnd"/>
       <w:r>
-        <w:t xml:space="preserve">, manager, </w:t>
+        <w:t xml:space="preserve">, </w:t>
+      </w:r>
+      <w:proofErr w:type="gramStart"/>
+      <w:r>
+        <w:t>manager</w:t>
+      </w:r>
+      <w:proofErr w:type="gramEnd"/>
+      <w:r>
+        <w:t xml:space="preserve">, </w:t>
       </w:r>
       <w:proofErr w:type="spellStart"/>
       <w:r>
@@ -1041,7 +1139,15 @@
       </w:r>
       <w:proofErr w:type="spellEnd"/>
       <w:r>
-        <w:t xml:space="preserve">, manager, </w:t>
+        <w:t xml:space="preserve">, </w:t>
+      </w:r>
+      <w:proofErr w:type="gramStart"/>
+      <w:r>
+        <w:t>manager</w:t>
+      </w:r>
+      <w:proofErr w:type="gramEnd"/>
+      <w:r>
+        <w:t xml:space="preserve">, </w:t>
       </w:r>
       <w:proofErr w:type="spellStart"/>
       <w:r>
@@ -1058,9 +1164,14 @@
     </w:p>
     <w:p>
       <w:r>
-        <w:t>En la relación CUSTOMERS(</w:t>
-      </w:r>
-      <w:proofErr w:type="spellStart"/>
+        <w:t xml:space="preserve">En la relación </w:t>
+      </w:r>
+      <w:proofErr w:type="gramStart"/>
+      <w:r>
+        <w:t>CUSTOMERS(</w:t>
+      </w:r>
+      <w:proofErr w:type="spellStart"/>
+      <w:proofErr w:type="gramEnd"/>
       <w:r>
         <w:t>cust_num</w:t>
       </w:r>
@@ -1131,9 +1242,14 @@
     </w:p>
     <w:p>
       <w:r>
-        <w:t>En la relación PRODUCTS(</w:t>
-      </w:r>
-      <w:proofErr w:type="spellStart"/>
+        <w:t xml:space="preserve">En la relación </w:t>
+      </w:r>
+      <w:proofErr w:type="gramStart"/>
+      <w:r>
+        <w:t>PRODUCTS(</w:t>
+      </w:r>
+      <w:proofErr w:type="spellStart"/>
+      <w:proofErr w:type="gramEnd"/>
       <w:r>
         <w:t>mfr_id</w:t>
       </w:r>
@@ -1221,9 +1337,14 @@
     </w:p>
     <w:p>
       <w:r>
-        <w:t>En la relación ORDERS(</w:t>
-      </w:r>
-      <w:proofErr w:type="spellStart"/>
+        <w:t xml:space="preserve">En la relación </w:t>
+      </w:r>
+      <w:proofErr w:type="gramStart"/>
+      <w:r>
+        <w:t>ORDERS(</w:t>
+      </w:r>
+      <w:proofErr w:type="spellStart"/>
+      <w:proofErr w:type="gramEnd"/>
       <w:r>
         <w:t>order_num</w:t>
       </w:r>
@@ -1359,15 +1480,42 @@
     </w:p>
     <w:p>
       <w:r>
+        <w:rPr>
+          <w:b/>
+          <w:bCs/>
+        </w:rPr>
         <w:t>Primera Forma Normal (1FN)</w:t>
       </w:r>
-    </w:p>
-    <w:p>
-      <w:r>
-        <w:t xml:space="preserve">El esquema se encuentra en Primera Forma Normal porque todos los atributos almacenan valores atómicos, es decir, no existen listas, conjuntos ni grupos repetidos dentro de una misma columna. Cada tabla representa una entidad o relación bien definida y cada fila puede identificarse de manera única mediante su clave primaria. Por ejemplo, en OFFICES cada atributo contiene un solo valor por registro, y en ORDERS los campos como </w:t>
-      </w:r>
-      <w:proofErr w:type="spellStart"/>
-      <w:r>
+      <w:r>
+        <w:br/>
+        <w:t xml:space="preserve">El esquema cumple con la Primera Forma Normal porque todos los datos están guardados de forma atómica, es decir, cada campo contiene un solo valor y no hay listas, conjuntos o datos repetidos dentro de una misma columna. Además, cada tabla representa una entidad o relación específica, y cada registro se puede identificar de manera única por medio de su clave primaria. Por ejemplo, en la tabla </w:t>
+      </w:r>
+      <w:r>
+        <w:rPr>
+          <w:b/>
+          <w:bCs/>
+        </w:rPr>
+        <w:t>OFFICES</w:t>
+      </w:r>
+      <w:r>
+        <w:t xml:space="preserve">, cada atributo guarda un único dato por registro. De igual manera, en </w:t>
+      </w:r>
+      <w:r>
+        <w:rPr>
+          <w:b/>
+          <w:bCs/>
+        </w:rPr>
+        <w:t>ORDERS</w:t>
+      </w:r>
+      <w:r>
+        <w:t xml:space="preserve">, campos como </w:t>
+      </w:r>
+      <w:proofErr w:type="spellStart"/>
+      <w:r>
+        <w:rPr>
+          <w:b/>
+          <w:bCs/>
+        </w:rPr>
         <w:t>cust</w:t>
       </w:r>
       <w:proofErr w:type="spellEnd"/>
@@ -1376,6 +1524,10 @@
       </w:r>
       <w:proofErr w:type="spellStart"/>
       <w:r>
+        <w:rPr>
+          <w:b/>
+          <w:bCs/>
+        </w:rPr>
         <w:t>rep</w:t>
       </w:r>
       <w:proofErr w:type="spellEnd"/>
@@ -1384,6 +1536,10 @@
       </w:r>
       <w:proofErr w:type="spellStart"/>
       <w:r>
+        <w:rPr>
+          <w:b/>
+          <w:bCs/>
+        </w:rPr>
         <w:t>mfr</w:t>
       </w:r>
       <w:proofErr w:type="spellEnd"/>
@@ -1392,40 +1548,109 @@
       </w:r>
       <w:proofErr w:type="spellStart"/>
       <w:r>
+        <w:rPr>
+          <w:b/>
+          <w:bCs/>
+        </w:rPr>
         <w:t>product</w:t>
       </w:r>
       <w:proofErr w:type="spellEnd"/>
       <w:r>
-        <w:t xml:space="preserve"> almacenan valores individuales y no múltiples valores en una sola celda. </w:t>
-      </w:r>
-    </w:p>
-    <w:p>
-      <w:r>
+        <w:t xml:space="preserve"> contienen valores individuales, sin juntar varios datos en una sola celda.</w:t>
+      </w:r>
+    </w:p>
+    <w:p>
+      <w:r>
+        <w:rPr>
+          <w:b/>
+          <w:bCs/>
+        </w:rPr>
         <w:t>Segunda Forma Normal (2FN)</w:t>
       </w:r>
-    </w:p>
-    <w:p>
-      <w:r>
-        <w:t>El esquema también cumple la Segunda Forma Normal, ya que primero está en 1FN y además todos los atributos no clave dependen completamente de la clave primaria. En las tablas con clave primaria simple, como OFFICES, SALESREP, CUSTOMERS y ORDERS, no pueden existir dependencias parciales porque la clave está formada por un solo atributo. En PRODUCTS, cuya clave primaria es compuesta (</w:t>
-      </w:r>
-      <w:proofErr w:type="spellStart"/>
-      <w:r>
+      <w:r>
+        <w:br/>
+        <w:t xml:space="preserve">El esquema también se encuentra en Segunda Forma Normal, ya que primero cumple con 1FN y, además, todos los atributos que no son clave dependen completamente de la clave primaria. En tablas como </w:t>
+      </w:r>
+      <w:r>
+        <w:rPr>
+          <w:b/>
+          <w:bCs/>
+        </w:rPr>
+        <w:t>OFFICES</w:t>
+      </w:r>
+      <w:r>
+        <w:t xml:space="preserve">, </w:t>
+      </w:r>
+      <w:r>
+        <w:rPr>
+          <w:b/>
+          <w:bCs/>
+        </w:rPr>
+        <w:t>SALESREP</w:t>
+      </w:r>
+      <w:r>
+        <w:t xml:space="preserve">, </w:t>
+      </w:r>
+      <w:r>
+        <w:rPr>
+          <w:b/>
+          <w:bCs/>
+        </w:rPr>
+        <w:t>CUSTOMERS</w:t>
+      </w:r>
+      <w:r>
+        <w:t xml:space="preserve"> y </w:t>
+      </w:r>
+      <w:r>
+        <w:rPr>
+          <w:b/>
+          <w:bCs/>
+        </w:rPr>
+        <w:t>ORDERS</w:t>
+      </w:r>
+      <w:r>
+        <w:t xml:space="preserve">, la clave primaria es simple, por lo que no pueden existir dependencias parciales. En el caso de </w:t>
+      </w:r>
+      <w:r>
+        <w:rPr>
+          <w:b/>
+          <w:bCs/>
+        </w:rPr>
+        <w:t>PRODUCTS</w:t>
+      </w:r>
+      <w:r>
+        <w:t xml:space="preserve">, donde la clave primaria está compuesta por </w:t>
+      </w:r>
+      <w:proofErr w:type="spellStart"/>
+      <w:r>
+        <w:rPr>
+          <w:b/>
+          <w:bCs/>
+        </w:rPr>
         <w:t>mfr_id</w:t>
       </w:r>
       <w:proofErr w:type="spellEnd"/>
       <w:r>
-        <w:t xml:space="preserve">, </w:t>
-      </w:r>
-      <w:proofErr w:type="spellStart"/>
-      <w:r>
+        <w:t xml:space="preserve"> y </w:t>
+      </w:r>
+      <w:proofErr w:type="spellStart"/>
+      <w:r>
+        <w:rPr>
+          <w:b/>
+          <w:bCs/>
+        </w:rPr>
         <w:t>product_id</w:t>
       </w:r>
       <w:proofErr w:type="spellEnd"/>
       <w:r>
-        <w:t xml:space="preserve">), los atributos no clave </w:t>
-      </w:r>
-      <w:proofErr w:type="spellStart"/>
-      <w:r>
+        <w:t xml:space="preserve">, los atributos como </w:t>
+      </w:r>
+      <w:proofErr w:type="spellStart"/>
+      <w:r>
+        <w:rPr>
+          <w:b/>
+          <w:bCs/>
+        </w:rPr>
         <w:t>description</w:t>
       </w:r>
       <w:proofErr w:type="spellEnd"/>
@@ -1434,6 +1659,10 @@
       </w:r>
       <w:proofErr w:type="spellStart"/>
       <w:r>
+        <w:rPr>
+          <w:b/>
+          <w:bCs/>
+        </w:rPr>
         <w:t>price</w:t>
       </w:r>
       <w:proofErr w:type="spellEnd"/>
@@ -1442,24 +1671,45 @@
       </w:r>
       <w:proofErr w:type="spellStart"/>
       <w:r>
+        <w:rPr>
+          <w:b/>
+          <w:bCs/>
+        </w:rPr>
         <w:t>qty_on_hand</w:t>
       </w:r>
       <w:proofErr w:type="spellEnd"/>
       <w:r>
-        <w:t xml:space="preserve"> dependen de la clave completa y no solo de una parte de ella. Por lo tanto, no hay dependencias parciales en el modelo. </w:t>
-      </w:r>
-    </w:p>
-    <w:p>
-      <w:r>
+        <w:t xml:space="preserve"> dependen de toda la clave y no solamente de una parte. Por esta razón, se puede decir que el modelo no presenta dependencias parciales.</w:t>
+      </w:r>
+    </w:p>
+    <w:p>
+      <w:r>
+        <w:rPr>
+          <w:b/>
+          <w:bCs/>
+        </w:rPr>
         <w:t>Tercera Forma Normal (3FN)</w:t>
       </w:r>
-    </w:p>
-    <w:p>
-      <w:r>
-        <w:t xml:space="preserve">El esquema cumple la Tercera Forma Normal porque, además de estar en 2FN, no presenta dependencias transitivas entre atributos no clave. Es decir, ningún atributo no clave depende de otro atributo no clave dentro de la misma relación. Por ejemplo, en SALESREP, atributos como </w:t>
-      </w:r>
-      <w:proofErr w:type="spellStart"/>
-      <w:r>
+      <w:r>
+        <w:br/>
+        <w:t xml:space="preserve">El esquema cumple con la Tercera Forma Normal porque, además de estar en 2FN, no existen dependencias transitivas entre atributos que no son clave. Esto significa que ningún atributo no clave depende de otro atributo no clave dentro de la misma tabla. Por ejemplo, en </w:t>
+      </w:r>
+      <w:r>
+        <w:rPr>
+          <w:b/>
+          <w:bCs/>
+        </w:rPr>
+        <w:t>SALESREP</w:t>
+      </w:r>
+      <w:r>
+        <w:t xml:space="preserve">, campos como </w:t>
+      </w:r>
+      <w:proofErr w:type="spellStart"/>
+      <w:r>
+        <w:rPr>
+          <w:b/>
+          <w:bCs/>
+        </w:rPr>
         <w:t>name</w:t>
       </w:r>
       <w:proofErr w:type="spellEnd"/>
@@ -1468,6 +1718,10 @@
       </w:r>
       <w:proofErr w:type="spellStart"/>
       <w:r>
+        <w:rPr>
+          <w:b/>
+          <w:bCs/>
+        </w:rPr>
         <w:t>age</w:t>
       </w:r>
       <w:proofErr w:type="spellEnd"/>
@@ -1476,6 +1730,10 @@
       </w:r>
       <w:proofErr w:type="spellStart"/>
       <w:r>
+        <w:rPr>
+          <w:b/>
+          <w:bCs/>
+        </w:rPr>
         <w:t>title</w:t>
       </w:r>
       <w:proofErr w:type="spellEnd"/>
@@ -1484,6 +1742,10 @@
       </w:r>
       <w:proofErr w:type="spellStart"/>
       <w:r>
+        <w:rPr>
+          <w:b/>
+          <w:bCs/>
+        </w:rPr>
         <w:t>hire_date</w:t>
       </w:r>
       <w:proofErr w:type="spellEnd"/>
@@ -1492,22 +1754,54 @@
       </w:r>
       <w:proofErr w:type="spellStart"/>
       <w:r>
+        <w:rPr>
+          <w:b/>
+          <w:bCs/>
+        </w:rPr>
         <w:t>quota</w:t>
       </w:r>
       <w:proofErr w:type="spellEnd"/>
       <w:r>
-        <w:t xml:space="preserve"> y sales dependen directamente de </w:t>
-      </w:r>
-      <w:proofErr w:type="spellStart"/>
-      <w:r>
+        <w:t xml:space="preserve"> y </w:t>
+      </w:r>
+      <w:r>
+        <w:rPr>
+          <w:b/>
+          <w:bCs/>
+        </w:rPr>
+        <w:t>sales</w:t>
+      </w:r>
+      <w:r>
+        <w:t xml:space="preserve"> dependen directamente de </w:t>
+      </w:r>
+      <w:proofErr w:type="spellStart"/>
+      <w:r>
+        <w:rPr>
+          <w:b/>
+          <w:bCs/>
+        </w:rPr>
         <w:t>empl_num</w:t>
       </w:r>
       <w:proofErr w:type="spellEnd"/>
       <w:r>
-        <w:t xml:space="preserve"> y no de otro atributo descriptivo. De manera similar, en CUSTOMERS, los atributos </w:t>
-      </w:r>
-      <w:proofErr w:type="spellStart"/>
-      <w:r>
+        <w:t xml:space="preserve">, y no de otro dato descriptivo. Algo parecido ocurre en </w:t>
+      </w:r>
+      <w:r>
+        <w:rPr>
+          <w:b/>
+          <w:bCs/>
+        </w:rPr>
+        <w:t>CUSTOMERS</w:t>
+      </w:r>
+      <w:r>
+        <w:t xml:space="preserve">, donde </w:t>
+      </w:r>
+      <w:proofErr w:type="spellStart"/>
+      <w:r>
+        <w:rPr>
+          <w:b/>
+          <w:bCs/>
+        </w:rPr>
         <w:t>company</w:t>
       </w:r>
       <w:proofErr w:type="spellEnd"/>
@@ -1516,6 +1810,10 @@
       </w:r>
       <w:proofErr w:type="spellStart"/>
       <w:r>
+        <w:rPr>
+          <w:b/>
+          <w:bCs/>
+        </w:rPr>
         <w:t>cust_rep</w:t>
       </w:r>
       <w:proofErr w:type="spellEnd"/>
@@ -1524,116 +1822,186 @@
       </w:r>
       <w:proofErr w:type="spellStart"/>
       <w:r>
+        <w:rPr>
+          <w:b/>
+          <w:bCs/>
+        </w:rPr>
         <w:t>credit_limit</w:t>
       </w:r>
       <w:proofErr w:type="spellEnd"/>
       <w:r>
+        <w:t xml:space="preserve"> dependen de </w:t>
+      </w:r>
+      <w:proofErr w:type="spellStart"/>
+      <w:r>
+        <w:rPr>
+          <w:b/>
+          <w:bCs/>
+        </w:rPr>
+        <w:t>cust_num</w:t>
+      </w:r>
+      <w:proofErr w:type="spellEnd"/>
+      <w:r>
+        <w:t xml:space="preserve">. En </w:t>
+      </w:r>
+      <w:r>
+        <w:rPr>
+          <w:b/>
+          <w:bCs/>
+        </w:rPr>
+        <w:t>ORDERS</w:t>
+      </w:r>
+      <w:r>
+        <w:t xml:space="preserve">, los datos como </w:t>
+      </w:r>
+      <w:proofErr w:type="spellStart"/>
+      <w:r>
+        <w:rPr>
+          <w:b/>
+          <w:bCs/>
+        </w:rPr>
+        <w:t>order_date</w:t>
+      </w:r>
+      <w:proofErr w:type="spellEnd"/>
+      <w:r>
+        <w:t xml:space="preserve">, </w:t>
+      </w:r>
+      <w:proofErr w:type="spellStart"/>
+      <w:r>
+        <w:rPr>
+          <w:b/>
+          <w:bCs/>
+        </w:rPr>
+        <w:t>cust</w:t>
+      </w:r>
+      <w:proofErr w:type="spellEnd"/>
+      <w:r>
+        <w:t xml:space="preserve">, </w:t>
+      </w:r>
+      <w:proofErr w:type="spellStart"/>
+      <w:r>
+        <w:rPr>
+          <w:b/>
+          <w:bCs/>
+        </w:rPr>
+        <w:t>rep</w:t>
+      </w:r>
+      <w:proofErr w:type="spellEnd"/>
+      <w:r>
+        <w:t xml:space="preserve">, </w:t>
+      </w:r>
+      <w:proofErr w:type="spellStart"/>
+      <w:r>
+        <w:rPr>
+          <w:b/>
+          <w:bCs/>
+        </w:rPr>
+        <w:t>mfr</w:t>
+      </w:r>
+      <w:proofErr w:type="spellEnd"/>
+      <w:r>
+        <w:t xml:space="preserve">, </w:t>
+      </w:r>
+      <w:proofErr w:type="spellStart"/>
+      <w:r>
+        <w:rPr>
+          <w:b/>
+          <w:bCs/>
+        </w:rPr>
+        <w:t>product</w:t>
+      </w:r>
+      <w:proofErr w:type="spellEnd"/>
+      <w:r>
+        <w:t xml:space="preserve">, </w:t>
+      </w:r>
+      <w:proofErr w:type="spellStart"/>
+      <w:r>
+        <w:rPr>
+          <w:b/>
+          <w:bCs/>
+        </w:rPr>
+        <w:t>qty</w:t>
+      </w:r>
+      <w:proofErr w:type="spellEnd"/>
+      <w:r>
+        <w:t xml:space="preserve"> y </w:t>
+      </w:r>
+      <w:proofErr w:type="spellStart"/>
+      <w:r>
+        <w:rPr>
+          <w:b/>
+          <w:bCs/>
+        </w:rPr>
+        <w:t>amount</w:t>
+      </w:r>
+      <w:proofErr w:type="spellEnd"/>
+      <w:r>
         <w:t xml:space="preserve"> dependen directamente de </w:t>
       </w:r>
       <w:proofErr w:type="spellStart"/>
       <w:r>
-        <w:t>cust_num</w:t>
-      </w:r>
-      <w:proofErr w:type="spellEnd"/>
-      <w:r>
-        <w:t xml:space="preserve">. En ORDERS, los atributos </w:t>
-      </w:r>
-      <w:proofErr w:type="spellStart"/>
-      <w:r>
-        <w:t>order_date</w:t>
-      </w:r>
-      <w:proofErr w:type="spellEnd"/>
-      <w:r>
-        <w:t xml:space="preserve">, </w:t>
-      </w:r>
-      <w:proofErr w:type="spellStart"/>
-      <w:r>
-        <w:t>cust</w:t>
-      </w:r>
-      <w:proofErr w:type="spellEnd"/>
-      <w:r>
-        <w:t xml:space="preserve">, </w:t>
-      </w:r>
-      <w:proofErr w:type="spellStart"/>
-      <w:r>
-        <w:t>rep</w:t>
-      </w:r>
-      <w:proofErr w:type="spellEnd"/>
-      <w:r>
-        <w:t xml:space="preserve">, </w:t>
-      </w:r>
-      <w:proofErr w:type="spellStart"/>
-      <w:r>
-        <w:t>mfr</w:t>
-      </w:r>
-      <w:proofErr w:type="spellEnd"/>
-      <w:r>
-        <w:t xml:space="preserve">, </w:t>
-      </w:r>
-      <w:proofErr w:type="spellStart"/>
-      <w:r>
-        <w:t>product</w:t>
-      </w:r>
-      <w:proofErr w:type="spellEnd"/>
-      <w:r>
-        <w:t xml:space="preserve">, </w:t>
-      </w:r>
-      <w:proofErr w:type="spellStart"/>
-      <w:r>
-        <w:t>qty</w:t>
-      </w:r>
-      <w:proofErr w:type="spellEnd"/>
-      <w:r>
-        <w:t xml:space="preserve"> y </w:t>
-      </w:r>
-      <w:proofErr w:type="spellStart"/>
-      <w:r>
-        <w:t>amount</w:t>
-      </w:r>
-      <w:proofErr w:type="spellEnd"/>
-      <w:r>
-        <w:t xml:space="preserve"> dependen de </w:t>
-      </w:r>
-      <w:proofErr w:type="spellStart"/>
-      <w:r>
+        <w:rPr>
+          <w:b/>
+          <w:bCs/>
+        </w:rPr>
         <w:t>order_num</w:t>
       </w:r>
       <w:proofErr w:type="spellEnd"/>
       <w:r>
-        <w:t xml:space="preserve">. Asimismo, en el diseño se evitó almacenar datos redundantes, como por ejemplo el nombre de la oficina dentro de SALESREP o el nombre del cliente dentro de ORDERS; en su lugar, se utilizan claves foráneas para referenciar la información correspondiente. </w:t>
-      </w:r>
-    </w:p>
-    <w:p>
-      <w:r>
+        <w:t xml:space="preserve">. También se evitó repetir información innecesaria, como guardar el nombre de la oficina dentro de </w:t>
+      </w:r>
+      <w:r>
+        <w:rPr>
+          <w:b/>
+          <w:bCs/>
+        </w:rPr>
+        <w:t>SALESREP</w:t>
+      </w:r>
+      <w:r>
+        <w:t xml:space="preserve"> o el nombre del cliente dentro de </w:t>
+      </w:r>
+      <w:r>
+        <w:rPr>
+          <w:b/>
+          <w:bCs/>
+        </w:rPr>
+        <w:t>ORDERS</w:t>
+      </w:r>
+      <w:r>
+        <w:t>. En su lugar, se usan claves foráneas para relacionar las tablas y consultar esa información cuando sea necesario.</w:t>
+      </w:r>
+    </w:p>
+    <w:p>
+      <w:r>
+        <w:rPr>
+          <w:b/>
+          <w:bCs/>
+        </w:rPr>
         <w:t>Pasos aplicados en la normalización</w:t>
       </w:r>
-    </w:p>
-    <w:p>
-      <w:r>
-        <w:t xml:space="preserve">Primero, se identificaron las entidades principales del problema: oficinas, representantes de ventas, clientes, productos y órdenes. Luego, se separó la </w:t>
+      <w:r>
+        <w:br/>
+        <w:t xml:space="preserve">Para normalizar el esquema, primero se identificaron las entidades principales del problema: oficinas, representantes de ventas, clientes, productos y órdenes. </w:t>
       </w:r>
       <w:r>
         <w:lastRenderedPageBreak/>
-        <w:t xml:space="preserve">información en relaciones distintas según su naturaleza, evitando mezclar datos de diferentes entidades en una sola tabla. Después, se definieron claves primarias para identificar de manera única cada registro y claves foráneas para representar las relaciones entre tablas. Posteriormente, se verificó que todos los atributos fueran atómicos, lo que aseguró el cumplimiento de 1FN. A continuación, se revisó que todos los atributos no clave dependieran completamente de sus claves primarias, con lo cual se verificó 2FN. Finalmente, se comprobó que no existieran dependencias transitivas entre atributos no clave, lo que permitió concluir que el esquema se encuentra normalizado hasta 3FN. </w:t>
-      </w:r>
-    </w:p>
-    <w:p>
-      <w:r>
+        <w:t>Después, la información se organizó en tablas separadas de acuerdo con su función, evitando mezclar datos de distintas entidades en una sola relación. Luego, se asignaron claves primarias para identificar cada registro de forma única y claves foráneas para establecer las relaciones entre las tablas. Más adelante, se revisó que todos los atributos fueran atómicos, lo cual permitió cumplir con 1FN. También se verificó que los atributos no clave dependieran por completo de sus claves primarias, cumpliendo así con 2FN. Por último, se comprobó que no hubiera dependencias transitivas entre atributos no clave, por lo que se concluyó que el esquema llega hasta la Tercera Forma Normal.</w:t>
+      </w:r>
+    </w:p>
+    <w:p>
+      <w:r>
+        <w:rPr>
+          <w:b/>
+          <w:bCs/>
+        </w:rPr>
         <w:t>Conclusión</w:t>
       </w:r>
-    </w:p>
-    <w:p>
-      <w:r>
-        <w:t>Después de analizar las dependencias funcionales y aplicar las reglas de normalización, se concluye que el esquema propuesto cumple con Primera, Segunda y Tercera Forma Normal (3FN). Esto permite una estructura de base de datos consistente, con menor redundancia y con mejores condiciones para mantener la integridad de la información en las operaciones del sistema.</w:t>
-      </w:r>
-    </w:p>
-    <w:p>
-      <w:pPr>
-        <w:rPr>
-          <w:lang w:val="en-US"/>
-        </w:rPr>
-      </w:pPr>
-    </w:p>
+      <w:r>
+        <w:br/>
+        <w:t>Después de revisar las dependencias funcionales y aplicar las reglas de normalización, se puede concluir que el esquema propuesto cumple con la Primera, Segunda y Tercera Forma Normal. Gracias a esto, la base de datos queda mejor organizada, con menos redundancia y con una estructura más adecuada para mantener la integridad de la información dentro del sistema.</w:t>
+      </w:r>
+    </w:p>
+    <w:p/>
     <w:p>
       <w:pPr>
         <w:rPr>
@@ -1756,46 +2124,102 @@
         <w:rPr>
           <w:lang w:val="en-US"/>
         </w:rPr>
-        <w:t xml:space="preserve">    city VARCHAR(50) NOT NULL,</w:t>
-      </w:r>
-    </w:p>
-    <w:p>
-      <w:pPr>
-        <w:rPr>
-          <w:lang w:val="en-US"/>
-        </w:rPr>
-      </w:pPr>
-      <w:r>
-        <w:rPr>
-          <w:lang w:val="en-US"/>
-        </w:rPr>
-        <w:t xml:space="preserve">    region VARCHAR(50) NOT NULL,</w:t>
-      </w:r>
-    </w:p>
-    <w:p>
-      <w:pPr>
-        <w:rPr>
-          <w:lang w:val="en-US"/>
-        </w:rPr>
-      </w:pPr>
-      <w:r>
-        <w:rPr>
-          <w:lang w:val="en-US"/>
-        </w:rPr>
-        <w:t xml:space="preserve">    target NUMERIC(10,2) NOT NULL,</w:t>
-      </w:r>
-    </w:p>
-    <w:p>
-      <w:pPr>
-        <w:rPr>
-          <w:lang w:val="en-US"/>
-        </w:rPr>
-      </w:pPr>
-      <w:r>
-        <w:rPr>
-          <w:lang w:val="en-US"/>
-        </w:rPr>
-        <w:t xml:space="preserve">    sales NUMERIC(10,2) NOT NULL</w:t>
+        <w:t xml:space="preserve">    city </w:t>
+      </w:r>
+      <w:proofErr w:type="gramStart"/>
+      <w:r>
+        <w:rPr>
+          <w:lang w:val="en-US"/>
+        </w:rPr>
+        <w:t>VARCHAR(</w:t>
+      </w:r>
+      <w:proofErr w:type="gramEnd"/>
+      <w:r>
+        <w:rPr>
+          <w:lang w:val="en-US"/>
+        </w:rPr>
+        <w:t>50) NOT NULL,</w:t>
+      </w:r>
+    </w:p>
+    <w:p>
+      <w:pPr>
+        <w:rPr>
+          <w:lang w:val="en-US"/>
+        </w:rPr>
+      </w:pPr>
+      <w:r>
+        <w:rPr>
+          <w:lang w:val="en-US"/>
+        </w:rPr>
+        <w:t xml:space="preserve">    region </w:t>
+      </w:r>
+      <w:proofErr w:type="gramStart"/>
+      <w:r>
+        <w:rPr>
+          <w:lang w:val="en-US"/>
+        </w:rPr>
+        <w:t>VARCHAR(</w:t>
+      </w:r>
+      <w:proofErr w:type="gramEnd"/>
+      <w:r>
+        <w:rPr>
+          <w:lang w:val="en-US"/>
+        </w:rPr>
+        <w:t>50) NOT NULL,</w:t>
+      </w:r>
+    </w:p>
+    <w:p>
+      <w:pPr>
+        <w:rPr>
+          <w:lang w:val="en-US"/>
+        </w:rPr>
+      </w:pPr>
+      <w:r>
+        <w:rPr>
+          <w:lang w:val="en-US"/>
+        </w:rPr>
+        <w:t xml:space="preserve">    target </w:t>
+      </w:r>
+      <w:proofErr w:type="gramStart"/>
+      <w:r>
+        <w:rPr>
+          <w:lang w:val="en-US"/>
+        </w:rPr>
+        <w:t>NUMERIC(</w:t>
+      </w:r>
+      <w:proofErr w:type="gramEnd"/>
+      <w:r>
+        <w:rPr>
+          <w:lang w:val="en-US"/>
+        </w:rPr>
+        <w:t>10,2) NOT NULL,</w:t>
+      </w:r>
+    </w:p>
+    <w:p>
+      <w:pPr>
+        <w:rPr>
+          <w:lang w:val="en-US"/>
+        </w:rPr>
+      </w:pPr>
+      <w:r>
+        <w:rPr>
+          <w:lang w:val="en-US"/>
+        </w:rPr>
+        <w:t xml:space="preserve">    sales </w:t>
+      </w:r>
+      <w:proofErr w:type="gramStart"/>
+      <w:r>
+        <w:rPr>
+          <w:lang w:val="en-US"/>
+        </w:rPr>
+        <w:t>NUMERIC(</w:t>
+      </w:r>
+      <w:proofErr w:type="gramEnd"/>
+      <w:r>
+        <w:rPr>
+          <w:lang w:val="en-US"/>
+        </w:rPr>
+        <w:t>10,2) NOT NULL</w:t>
       </w:r>
     </w:p>
     <w:p>
@@ -1883,7 +2307,21 @@
         <w:rPr>
           <w:lang w:val="en-US"/>
         </w:rPr>
-        <w:t xml:space="preserve">    name VARCHAR(50) NOT NULL,</w:t>
+        <w:t xml:space="preserve">    name </w:t>
+      </w:r>
+      <w:proofErr w:type="gramStart"/>
+      <w:r>
+        <w:rPr>
+          <w:lang w:val="en-US"/>
+        </w:rPr>
+        <w:t>VARCHAR(</w:t>
+      </w:r>
+      <w:proofErr w:type="gramEnd"/>
+      <w:r>
+        <w:rPr>
+          <w:lang w:val="en-US"/>
+        </w:rPr>
+        <w:t>50) NOT NULL,</w:t>
       </w:r>
     </w:p>
     <w:p>
@@ -1936,7 +2374,21 @@
         <w:rPr>
           <w:lang w:val="en-US"/>
         </w:rPr>
-        <w:t xml:space="preserve">    title VARCHAR(50) NOT NULL,</w:t>
+        <w:t xml:space="preserve">    title </w:t>
+      </w:r>
+      <w:proofErr w:type="gramStart"/>
+      <w:r>
+        <w:rPr>
+          <w:lang w:val="en-US"/>
+        </w:rPr>
+        <w:t>VARCHAR(</w:t>
+      </w:r>
+      <w:proofErr w:type="gramEnd"/>
+      <w:r>
+        <w:rPr>
+          <w:lang w:val="en-US"/>
+        </w:rPr>
+        <w:t>50) NOT NULL,</w:t>
       </w:r>
     </w:p>
     <w:p>
@@ -1989,20 +2441,48 @@
         <w:rPr>
           <w:lang w:val="en-US"/>
         </w:rPr>
-        <w:t xml:space="preserve">    quota NUMERIC(10,2) NOT NULL,</w:t>
-      </w:r>
-    </w:p>
-    <w:p>
-      <w:pPr>
-        <w:rPr>
-          <w:lang w:val="en-US"/>
-        </w:rPr>
-      </w:pPr>
-      <w:r>
-        <w:rPr>
-          <w:lang w:val="en-US"/>
-        </w:rPr>
-        <w:t xml:space="preserve">    sales NUMERIC(10,2) NOT NULL,</w:t>
+        <w:t xml:space="preserve">    quota </w:t>
+      </w:r>
+      <w:proofErr w:type="gramStart"/>
+      <w:r>
+        <w:rPr>
+          <w:lang w:val="en-US"/>
+        </w:rPr>
+        <w:t>NUMERIC(</w:t>
+      </w:r>
+      <w:proofErr w:type="gramEnd"/>
+      <w:r>
+        <w:rPr>
+          <w:lang w:val="en-US"/>
+        </w:rPr>
+        <w:t>10,2) NOT NULL,</w:t>
+      </w:r>
+    </w:p>
+    <w:p>
+      <w:pPr>
+        <w:rPr>
+          <w:lang w:val="en-US"/>
+        </w:rPr>
+      </w:pPr>
+      <w:r>
+        <w:rPr>
+          <w:lang w:val="en-US"/>
+        </w:rPr>
+        <w:t xml:space="preserve">    sales </w:t>
+      </w:r>
+      <w:proofErr w:type="gramStart"/>
+      <w:r>
+        <w:rPr>
+          <w:lang w:val="en-US"/>
+        </w:rPr>
+        <w:t>NUMERIC(</w:t>
+      </w:r>
+      <w:proofErr w:type="gramEnd"/>
+      <w:r>
+        <w:rPr>
+          <w:lang w:val="en-US"/>
+        </w:rPr>
+        <w:t>10,2) NOT NULL,</w:t>
       </w:r>
     </w:p>
     <w:p>
@@ -2185,7 +2665,21 @@
         <w:rPr>
           <w:lang w:val="en-US"/>
         </w:rPr>
-        <w:t xml:space="preserve">    company VARCHAR(100) NOT NULL,</w:t>
+        <w:t xml:space="preserve">    company </w:t>
+      </w:r>
+      <w:proofErr w:type="gramStart"/>
+      <w:r>
+        <w:rPr>
+          <w:lang w:val="en-US"/>
+        </w:rPr>
+        <w:t>VARCHAR(</w:t>
+      </w:r>
+      <w:proofErr w:type="gramEnd"/>
+      <w:r>
+        <w:rPr>
+          <w:lang w:val="en-US"/>
+        </w:rPr>
+        <w:t>100) NOT NULL,</w:t>
       </w:r>
     </w:p>
     <w:p>
@@ -2239,7 +2733,21 @@
         <w:rPr>
           <w:lang w:val="en-US"/>
         </w:rPr>
-        <w:t xml:space="preserve"> NUMERIC(10,2) NOT NULL,</w:t>
+        <w:t xml:space="preserve"> </w:t>
+      </w:r>
+      <w:proofErr w:type="gramStart"/>
+      <w:r>
+        <w:rPr>
+          <w:lang w:val="en-US"/>
+        </w:rPr>
+        <w:t>NUMERIC(</w:t>
+      </w:r>
+      <w:proofErr w:type="gramEnd"/>
+      <w:r>
+        <w:rPr>
+          <w:lang w:val="en-US"/>
+        </w:rPr>
+        <w:t>10,2) NOT NULL,</w:t>
       </w:r>
     </w:p>
     <w:p>
@@ -2376,7 +2884,21 @@
         <w:rPr>
           <w:lang w:val="en-US"/>
         </w:rPr>
-        <w:t xml:space="preserve"> CHAR(3) NOT NULL,</w:t>
+        <w:t xml:space="preserve"> </w:t>
+      </w:r>
+      <w:proofErr w:type="gramStart"/>
+      <w:r>
+        <w:rPr>
+          <w:lang w:val="en-US"/>
+        </w:rPr>
+        <w:t>CHAR(</w:t>
+      </w:r>
+      <w:proofErr w:type="gramEnd"/>
+      <w:r>
+        <w:rPr>
+          <w:lang w:val="en-US"/>
+        </w:rPr>
+        <w:t>3) NOT NULL,</w:t>
       </w:r>
     </w:p>
     <w:p>
@@ -2403,33 +2925,75 @@
         <w:rPr>
           <w:lang w:val="en-US"/>
         </w:rPr>
-        <w:t xml:space="preserve"> CHAR(5) NOT NULL,</w:t>
-      </w:r>
-    </w:p>
-    <w:p>
-      <w:pPr>
-        <w:rPr>
-          <w:lang w:val="en-US"/>
-        </w:rPr>
-      </w:pPr>
-      <w:r>
-        <w:rPr>
-          <w:lang w:val="en-US"/>
-        </w:rPr>
-        <w:t xml:space="preserve">    description VARCHAR(100) NOT NULL,</w:t>
-      </w:r>
-    </w:p>
-    <w:p>
-      <w:pPr>
-        <w:rPr>
-          <w:lang w:val="en-US"/>
-        </w:rPr>
-      </w:pPr>
-      <w:r>
-        <w:rPr>
-          <w:lang w:val="en-US"/>
-        </w:rPr>
-        <w:t xml:space="preserve">    price NUMERIC(10,2) NOT NULL,</w:t>
+        <w:t xml:space="preserve"> </w:t>
+      </w:r>
+      <w:proofErr w:type="gramStart"/>
+      <w:r>
+        <w:rPr>
+          <w:lang w:val="en-US"/>
+        </w:rPr>
+        <w:t>CHAR(</w:t>
+      </w:r>
+      <w:proofErr w:type="gramEnd"/>
+      <w:r>
+        <w:rPr>
+          <w:lang w:val="en-US"/>
+        </w:rPr>
+        <w:t>5) NOT NULL,</w:t>
+      </w:r>
+    </w:p>
+    <w:p>
+      <w:pPr>
+        <w:rPr>
+          <w:lang w:val="en-US"/>
+        </w:rPr>
+      </w:pPr>
+      <w:r>
+        <w:rPr>
+          <w:lang w:val="en-US"/>
+        </w:rPr>
+        <w:t xml:space="preserve">    description </w:t>
+      </w:r>
+      <w:proofErr w:type="gramStart"/>
+      <w:r>
+        <w:rPr>
+          <w:lang w:val="en-US"/>
+        </w:rPr>
+        <w:t>VARCHAR(</w:t>
+      </w:r>
+      <w:proofErr w:type="gramEnd"/>
+      <w:r>
+        <w:rPr>
+          <w:lang w:val="en-US"/>
+        </w:rPr>
+        <w:t>100) NOT NULL,</w:t>
+      </w:r>
+    </w:p>
+    <w:p>
+      <w:pPr>
+        <w:rPr>
+          <w:lang w:val="en-US"/>
+        </w:rPr>
+      </w:pPr>
+      <w:r>
+        <w:rPr>
+          <w:lang w:val="en-US"/>
+        </w:rPr>
+        <w:t xml:space="preserve">    price </w:t>
+      </w:r>
+      <w:proofErr w:type="gramStart"/>
+      <w:r>
+        <w:rPr>
+          <w:lang w:val="en-US"/>
+        </w:rPr>
+        <w:t>NUMERIC(</w:t>
+      </w:r>
+      <w:proofErr w:type="gramEnd"/>
+      <w:r>
+        <w:rPr>
+          <w:lang w:val="en-US"/>
+        </w:rPr>
+        <w:t>10,2) NOT NULL,</w:t>
       </w:r>
     </w:p>
     <w:p>
@@ -2638,21 +3202,35 @@
         <w:rPr>
           <w:lang w:val="en-US"/>
         </w:rPr>
-        <w:t xml:space="preserve">    rep INTEGER NOT NULL,</w:t>
-      </w:r>
-    </w:p>
-    <w:p>
-      <w:pPr>
-        <w:rPr>
-          <w:lang w:val="en-US"/>
-        </w:rPr>
-      </w:pPr>
-      <w:r>
-        <w:rPr>
-          <w:lang w:val="en-US"/>
-        </w:rPr>
         <w:t xml:space="preserve">    </w:t>
       </w:r>
+      <w:proofErr w:type="gramStart"/>
+      <w:r>
+        <w:rPr>
+          <w:lang w:val="en-US"/>
+        </w:rPr>
+        <w:t>rep</w:t>
+      </w:r>
+      <w:proofErr w:type="gramEnd"/>
+      <w:r>
+        <w:rPr>
+          <w:lang w:val="en-US"/>
+        </w:rPr>
+        <w:t xml:space="preserve"> INTEGER NOT NULL,</w:t>
+      </w:r>
+    </w:p>
+    <w:p>
+      <w:pPr>
+        <w:rPr>
+          <w:lang w:val="en-US"/>
+        </w:rPr>
+      </w:pPr>
+      <w:r>
+        <w:rPr>
+          <w:lang w:val="en-US"/>
+        </w:rPr>
+        <w:t xml:space="preserve">    </w:t>
+      </w:r>
       <w:proofErr w:type="spellStart"/>
       <w:r>
         <w:rPr>
@@ -2665,20 +3243,48 @@
         <w:rPr>
           <w:lang w:val="en-US"/>
         </w:rPr>
-        <w:t xml:space="preserve"> CHAR(3) NOT NULL,</w:t>
-      </w:r>
-    </w:p>
-    <w:p>
-      <w:pPr>
-        <w:rPr>
-          <w:lang w:val="en-US"/>
-        </w:rPr>
-      </w:pPr>
-      <w:r>
-        <w:rPr>
-          <w:lang w:val="en-US"/>
-        </w:rPr>
-        <w:t xml:space="preserve">    product CHAR(5) NOT NULL,</w:t>
+        <w:t xml:space="preserve"> </w:t>
+      </w:r>
+      <w:proofErr w:type="gramStart"/>
+      <w:r>
+        <w:rPr>
+          <w:lang w:val="en-US"/>
+        </w:rPr>
+        <w:t>CHAR(</w:t>
+      </w:r>
+      <w:proofErr w:type="gramEnd"/>
+      <w:r>
+        <w:rPr>
+          <w:lang w:val="en-US"/>
+        </w:rPr>
+        <w:t>3) NOT NULL,</w:t>
+      </w:r>
+    </w:p>
+    <w:p>
+      <w:pPr>
+        <w:rPr>
+          <w:lang w:val="en-US"/>
+        </w:rPr>
+      </w:pPr>
+      <w:r>
+        <w:rPr>
+          <w:lang w:val="en-US"/>
+        </w:rPr>
+        <w:t xml:space="preserve">    product </w:t>
+      </w:r>
+      <w:proofErr w:type="gramStart"/>
+      <w:r>
+        <w:rPr>
+          <w:lang w:val="en-US"/>
+        </w:rPr>
+        <w:t>CHAR(</w:t>
+      </w:r>
+      <w:proofErr w:type="gramEnd"/>
+      <w:r>
+        <w:rPr>
+          <w:lang w:val="en-US"/>
+        </w:rPr>
+        <w:t>5) NOT NULL,</w:t>
       </w:r>
     </w:p>
     <w:p>
@@ -2704,7 +3310,21 @@
         <w:rPr>
           <w:lang w:val="en-US"/>
         </w:rPr>
-        <w:t xml:space="preserve">    amount NUMERIC(10,2) NOT NULL,</w:t>
+        <w:t xml:space="preserve">    amount </w:t>
+      </w:r>
+      <w:proofErr w:type="gramStart"/>
+      <w:r>
+        <w:rPr>
+          <w:lang w:val="en-US"/>
+        </w:rPr>
+        <w:t>NUMERIC(</w:t>
+      </w:r>
+      <w:proofErr w:type="gramEnd"/>
+      <w:r>
+        <w:rPr>
+          <w:lang w:val="en-US"/>
+        </w:rPr>
+        <w:t>10,2) NOT NULL,</w:t>
       </w:r>
     </w:p>
     <w:p>
@@ -2876,9 +3496,17 @@
         <w:rPr>
           <w:lang w:val="en-US"/>
         </w:rPr>
-        <w:t>, product) REFERENCES products(</w:t>
-      </w:r>
-      <w:proofErr w:type="spellStart"/>
+        <w:t xml:space="preserve">, product) REFERENCES </w:t>
+      </w:r>
+      <w:proofErr w:type="gramStart"/>
+      <w:r>
+        <w:rPr>
+          <w:lang w:val="en-US"/>
+        </w:rPr>
+        <w:t>products(</w:t>
+      </w:r>
+      <w:proofErr w:type="spellStart"/>
+      <w:proofErr w:type="gramEnd"/>
       <w:r>
         <w:rPr>
           <w:lang w:val="en-US"/>
@@ -2914,10 +3542,29 @@
       <w:r>
         <w:br/>
       </w:r>
+    </w:p>
+    <w:p/>
+    <w:p/>
+    <w:p>
+      <w:r>
+        <w:t xml:space="preserve">Repositorio </w:t>
+      </w:r>
       <w:r>
         <w:br/>
       </w:r>
-    </w:p>
+      <w:r>
+        <w:br/>
+      </w:r>
+      <w:hyperlink r:id="rId7" w:history="1">
+        <w:r>
+          <w:rPr>
+            <w:rStyle w:val="Hipervnculo"/>
+          </w:rPr>
+          <w:t>https://github.com/Rey24179/proyecto_db_2</w:t>
+        </w:r>
+      </w:hyperlink>
+    </w:p>
+    <w:p/>
     <w:sectPr>
       <w:pgSz w:w="12240" w:h="15840"/>
       <w:pgMar w:top="1417" w:right="1701" w:bottom="1417" w:left="1701" w:header="708" w:footer="708" w:gutter="0"/>
@@ -3329,11 +3976,11 @@
     <w:name w:val="Normal"/>
     <w:qFormat/>
   </w:style>
-  <w:style w:type="paragraph" w:styleId="Heading1">
+  <w:style w:type="paragraph" w:styleId="Ttulo1">
     <w:name w:val="heading 1"/>
     <w:basedOn w:val="Normal"/>
     <w:next w:val="Normal"/>
-    <w:link w:val="Heading1Char"/>
+    <w:link w:val="Ttulo1Car"/>
     <w:uiPriority w:val="9"/>
     <w:qFormat/>
     <w:rsid w:val="00222875"/>
@@ -3350,11 +3997,11 @@
       <w:szCs w:val="40"/>
     </w:rPr>
   </w:style>
-  <w:style w:type="paragraph" w:styleId="Heading2">
+  <w:style w:type="paragraph" w:styleId="Ttulo2">
     <w:name w:val="heading 2"/>
     <w:basedOn w:val="Normal"/>
     <w:next w:val="Normal"/>
-    <w:link w:val="Heading2Char"/>
+    <w:link w:val="Ttulo2Car"/>
     <w:uiPriority w:val="9"/>
     <w:semiHidden/>
     <w:unhideWhenUsed/>
@@ -3373,11 +4020,11 @@
       <w:szCs w:val="32"/>
     </w:rPr>
   </w:style>
-  <w:style w:type="paragraph" w:styleId="Heading3">
+  <w:style w:type="paragraph" w:styleId="Ttulo3">
     <w:name w:val="heading 3"/>
     <w:basedOn w:val="Normal"/>
     <w:next w:val="Normal"/>
-    <w:link w:val="Heading3Char"/>
+    <w:link w:val="Ttulo3Car"/>
     <w:uiPriority w:val="9"/>
     <w:semiHidden/>
     <w:unhideWhenUsed/>
@@ -3396,11 +4043,11 @@
       <w:szCs w:val="28"/>
     </w:rPr>
   </w:style>
-  <w:style w:type="paragraph" w:styleId="Heading4">
+  <w:style w:type="paragraph" w:styleId="Ttulo4">
     <w:name w:val="heading 4"/>
     <w:basedOn w:val="Normal"/>
     <w:next w:val="Normal"/>
-    <w:link w:val="Heading4Char"/>
+    <w:link w:val="Ttulo4Car"/>
     <w:uiPriority w:val="9"/>
     <w:semiHidden/>
     <w:unhideWhenUsed/>
@@ -3419,11 +4066,11 @@
       <w:color w:val="0F4761" w:themeColor="accent1" w:themeShade="BF"/>
     </w:rPr>
   </w:style>
-  <w:style w:type="paragraph" w:styleId="Heading5">
+  <w:style w:type="paragraph" w:styleId="Ttulo5">
     <w:name w:val="heading 5"/>
     <w:basedOn w:val="Normal"/>
     <w:next w:val="Normal"/>
-    <w:link w:val="Heading5Char"/>
+    <w:link w:val="Ttulo5Car"/>
     <w:uiPriority w:val="9"/>
     <w:semiHidden/>
     <w:unhideWhenUsed/>
@@ -3440,11 +4087,11 @@
       <w:color w:val="0F4761" w:themeColor="accent1" w:themeShade="BF"/>
     </w:rPr>
   </w:style>
-  <w:style w:type="paragraph" w:styleId="Heading6">
+  <w:style w:type="paragraph" w:styleId="Ttulo6">
     <w:name w:val="heading 6"/>
     <w:basedOn w:val="Normal"/>
     <w:next w:val="Normal"/>
-    <w:link w:val="Heading6Char"/>
+    <w:link w:val="Ttulo6Car"/>
     <w:uiPriority w:val="9"/>
     <w:semiHidden/>
     <w:unhideWhenUsed/>
@@ -3463,11 +4110,11 @@
       <w:color w:val="595959" w:themeColor="text1" w:themeTint="A6"/>
     </w:rPr>
   </w:style>
-  <w:style w:type="paragraph" w:styleId="Heading7">
+  <w:style w:type="paragraph" w:styleId="Ttulo7">
     <w:name w:val="heading 7"/>
     <w:basedOn w:val="Normal"/>
     <w:next w:val="Normal"/>
-    <w:link w:val="Heading7Char"/>
+    <w:link w:val="Ttulo7Car"/>
     <w:uiPriority w:val="9"/>
     <w:semiHidden/>
     <w:unhideWhenUsed/>
@@ -3484,11 +4131,11 @@
       <w:color w:val="595959" w:themeColor="text1" w:themeTint="A6"/>
     </w:rPr>
   </w:style>
-  <w:style w:type="paragraph" w:styleId="Heading8">
+  <w:style w:type="paragraph" w:styleId="Ttulo8">
     <w:name w:val="heading 8"/>
     <w:basedOn w:val="Normal"/>
     <w:next w:val="Normal"/>
-    <w:link w:val="Heading8Char"/>
+    <w:link w:val="Ttulo8Car"/>
     <w:uiPriority w:val="9"/>
     <w:semiHidden/>
     <w:unhideWhenUsed/>
@@ -3507,11 +4154,11 @@
       <w:color w:val="272727" w:themeColor="text1" w:themeTint="D8"/>
     </w:rPr>
   </w:style>
-  <w:style w:type="paragraph" w:styleId="Heading9">
+  <w:style w:type="paragraph" w:styleId="Ttulo9">
     <w:name w:val="heading 9"/>
     <w:basedOn w:val="Normal"/>
     <w:next w:val="Normal"/>
-    <w:link w:val="Heading9Char"/>
+    <w:link w:val="Ttulo9Car"/>
     <w:uiPriority w:val="9"/>
     <w:semiHidden/>
     <w:unhideWhenUsed/>
@@ -3528,12 +4175,12 @@
       <w:color w:val="272727" w:themeColor="text1" w:themeTint="D8"/>
     </w:rPr>
   </w:style>
-  <w:style w:type="character" w:default="1" w:styleId="DefaultParagraphFont">
+  <w:style w:type="character" w:default="1" w:styleId="Fuentedeprrafopredeter">
     <w:name w:val="Default Paragraph Font"/>
     <w:uiPriority w:val="1"/>
     <w:unhideWhenUsed/>
   </w:style>
-  <w:style w:type="table" w:default="1" w:styleId="TableNormal">
+  <w:style w:type="table" w:default="1" w:styleId="Tablanormal">
     <w:name w:val="Normal Table"/>
     <w:uiPriority w:val="99"/>
     <w:semiHidden/>
@@ -3548,16 +4195,16 @@
       </w:tblCellMar>
     </w:tblPr>
   </w:style>
-  <w:style w:type="numbering" w:default="1" w:styleId="NoList">
+  <w:style w:type="numbering" w:default="1" w:styleId="Sinlista">
     <w:name w:val="No List"/>
     <w:uiPriority w:val="99"/>
     <w:semiHidden/>
     <w:unhideWhenUsed/>
   </w:style>
-  <w:style w:type="character" w:customStyle="1" w:styleId="Heading1Char">
-    <w:name w:val="Heading 1 Char"/>
-    <w:basedOn w:val="DefaultParagraphFont"/>
-    <w:link w:val="Heading1"/>
+  <w:style w:type="character" w:customStyle="1" w:styleId="Ttulo1Car">
+    <w:name w:val="Título 1 Car"/>
+    <w:basedOn w:val="Fuentedeprrafopredeter"/>
+    <w:link w:val="Ttulo1"/>
     <w:uiPriority w:val="9"/>
     <w:rsid w:val="00222875"/>
     <w:rPr>
@@ -3567,10 +4214,10 @@
       <w:szCs w:val="40"/>
     </w:rPr>
   </w:style>
-  <w:style w:type="character" w:customStyle="1" w:styleId="Heading2Char">
-    <w:name w:val="Heading 2 Char"/>
-    <w:basedOn w:val="DefaultParagraphFont"/>
-    <w:link w:val="Heading2"/>
+  <w:style w:type="character" w:customStyle="1" w:styleId="Ttulo2Car">
+    <w:name w:val="Título 2 Car"/>
+    <w:basedOn w:val="Fuentedeprrafopredeter"/>
+    <w:link w:val="Ttulo2"/>
     <w:uiPriority w:val="9"/>
     <w:semiHidden/>
     <w:rsid w:val="00222875"/>
@@ -3581,10 +4228,10 @@
       <w:szCs w:val="32"/>
     </w:rPr>
   </w:style>
-  <w:style w:type="character" w:customStyle="1" w:styleId="Heading3Char">
-    <w:name w:val="Heading 3 Char"/>
-    <w:basedOn w:val="DefaultParagraphFont"/>
-    <w:link w:val="Heading3"/>
+  <w:style w:type="character" w:customStyle="1" w:styleId="Ttulo3Car">
+    <w:name w:val="Título 3 Car"/>
+    <w:basedOn w:val="Fuentedeprrafopredeter"/>
+    <w:link w:val="Ttulo3"/>
     <w:uiPriority w:val="9"/>
     <w:semiHidden/>
     <w:rsid w:val="00222875"/>
@@ -3595,10 +4242,10 @@
       <w:szCs w:val="28"/>
     </w:rPr>
   </w:style>
-  <w:style w:type="character" w:customStyle="1" w:styleId="Heading4Char">
-    <w:name w:val="Heading 4 Char"/>
-    <w:basedOn w:val="DefaultParagraphFont"/>
-    <w:link w:val="Heading4"/>
+  <w:style w:type="character" w:customStyle="1" w:styleId="Ttulo4Car">
+    <w:name w:val="Título 4 Car"/>
+    <w:basedOn w:val="Fuentedeprrafopredeter"/>
+    <w:link w:val="Ttulo4"/>
     <w:uiPriority w:val="9"/>
     <w:semiHidden/>
     <w:rsid w:val="00222875"/>
@@ -3609,10 +4256,10 @@
       <w:color w:val="0F4761" w:themeColor="accent1" w:themeShade="BF"/>
     </w:rPr>
   </w:style>
-  <w:style w:type="character" w:customStyle="1" w:styleId="Heading5Char">
-    <w:name w:val="Heading 5 Char"/>
-    <w:basedOn w:val="DefaultParagraphFont"/>
-    <w:link w:val="Heading5"/>
+  <w:style w:type="character" w:customStyle="1" w:styleId="Ttulo5Car">
+    <w:name w:val="Título 5 Car"/>
+    <w:basedOn w:val="Fuentedeprrafopredeter"/>
+    <w:link w:val="Ttulo5"/>
     <w:uiPriority w:val="9"/>
     <w:semiHidden/>
     <w:rsid w:val="00222875"/>
@@ -3621,10 +4268,10 @@
       <w:color w:val="0F4761" w:themeColor="accent1" w:themeShade="BF"/>
     </w:rPr>
   </w:style>
-  <w:style w:type="character" w:customStyle="1" w:styleId="Heading6Char">
-    <w:name w:val="Heading 6 Char"/>
-    <w:basedOn w:val="DefaultParagraphFont"/>
-    <w:link w:val="Heading6"/>
+  <w:style w:type="character" w:customStyle="1" w:styleId="Ttulo6Car">
+    <w:name w:val="Título 6 Car"/>
+    <w:basedOn w:val="Fuentedeprrafopredeter"/>
+    <w:link w:val="Ttulo6"/>
     <w:uiPriority w:val="9"/>
     <w:semiHidden/>
     <w:rsid w:val="00222875"/>
@@ -3635,10 +4282,10 @@
       <w:color w:val="595959" w:themeColor="text1" w:themeTint="A6"/>
     </w:rPr>
   </w:style>
-  <w:style w:type="character" w:customStyle="1" w:styleId="Heading7Char">
-    <w:name w:val="Heading 7 Char"/>
-    <w:basedOn w:val="DefaultParagraphFont"/>
-    <w:link w:val="Heading7"/>
+  <w:style w:type="character" w:customStyle="1" w:styleId="Ttulo7Car">
+    <w:name w:val="Título 7 Car"/>
+    <w:basedOn w:val="Fuentedeprrafopredeter"/>
+    <w:link w:val="Ttulo7"/>
     <w:uiPriority w:val="9"/>
     <w:semiHidden/>
     <w:rsid w:val="00222875"/>
@@ -3647,10 +4294,10 @@
       <w:color w:val="595959" w:themeColor="text1" w:themeTint="A6"/>
     </w:rPr>
   </w:style>
-  <w:style w:type="character" w:customStyle="1" w:styleId="Heading8Char">
-    <w:name w:val="Heading 8 Char"/>
-    <w:basedOn w:val="DefaultParagraphFont"/>
-    <w:link w:val="Heading8"/>
+  <w:style w:type="character" w:customStyle="1" w:styleId="Ttulo8Car">
+    <w:name w:val="Título 8 Car"/>
+    <w:basedOn w:val="Fuentedeprrafopredeter"/>
+    <w:link w:val="Ttulo8"/>
     <w:uiPriority w:val="9"/>
     <w:semiHidden/>
     <w:rsid w:val="00222875"/>
@@ -3661,10 +4308,10 @@
       <w:color w:val="272727" w:themeColor="text1" w:themeTint="D8"/>
     </w:rPr>
   </w:style>
-  <w:style w:type="character" w:customStyle="1" w:styleId="Heading9Char">
-    <w:name w:val="Heading 9 Char"/>
-    <w:basedOn w:val="DefaultParagraphFont"/>
-    <w:link w:val="Heading9"/>
+  <w:style w:type="character" w:customStyle="1" w:styleId="Ttulo9Car">
+    <w:name w:val="Título 9 Car"/>
+    <w:basedOn w:val="Fuentedeprrafopredeter"/>
+    <w:link w:val="Ttulo9"/>
     <w:uiPriority w:val="9"/>
     <w:semiHidden/>
     <w:rsid w:val="00222875"/>
@@ -3673,11 +4320,11 @@
       <w:color w:val="272727" w:themeColor="text1" w:themeTint="D8"/>
     </w:rPr>
   </w:style>
-  <w:style w:type="paragraph" w:styleId="Title">
+  <w:style w:type="paragraph" w:styleId="Ttulo">
     <w:name w:val="Title"/>
     <w:basedOn w:val="Normal"/>
     <w:next w:val="Normal"/>
-    <w:link w:val="TitleChar"/>
+    <w:link w:val="TtuloCar"/>
     <w:uiPriority w:val="10"/>
     <w:qFormat/>
     <w:rsid w:val="00222875"/>
@@ -3693,10 +4340,10 @@
       <w:szCs w:val="56"/>
     </w:rPr>
   </w:style>
-  <w:style w:type="character" w:customStyle="1" w:styleId="TitleChar">
-    <w:name w:val="Title Char"/>
-    <w:basedOn w:val="DefaultParagraphFont"/>
-    <w:link w:val="Title"/>
+  <w:style w:type="character" w:customStyle="1" w:styleId="TtuloCar">
+    <w:name w:val="Título Car"/>
+    <w:basedOn w:val="Fuentedeprrafopredeter"/>
+    <w:link w:val="Ttulo"/>
     <w:uiPriority w:val="10"/>
     <w:rsid w:val="00222875"/>
     <w:rPr>
@@ -3707,11 +4354,11 @@
       <w:szCs w:val="56"/>
     </w:rPr>
   </w:style>
-  <w:style w:type="paragraph" w:styleId="Subtitle">
+  <w:style w:type="paragraph" w:styleId="Subttulo">
     <w:name w:val="Subtitle"/>
     <w:basedOn w:val="Normal"/>
     <w:next w:val="Normal"/>
-    <w:link w:val="SubtitleChar"/>
+    <w:link w:val="SubttuloCar"/>
     <w:uiPriority w:val="11"/>
     <w:qFormat/>
     <w:rsid w:val="00222875"/>
@@ -3728,10 +4375,10 @@
       <w:szCs w:val="28"/>
     </w:rPr>
   </w:style>
-  <w:style w:type="character" w:customStyle="1" w:styleId="SubtitleChar">
-    <w:name w:val="Subtitle Char"/>
-    <w:basedOn w:val="DefaultParagraphFont"/>
-    <w:link w:val="Subtitle"/>
+  <w:style w:type="character" w:customStyle="1" w:styleId="SubttuloCar">
+    <w:name w:val="Subtítulo Car"/>
+    <w:basedOn w:val="Fuentedeprrafopredeter"/>
+    <w:link w:val="Subttulo"/>
     <w:uiPriority w:val="11"/>
     <w:rsid w:val="00222875"/>
     <w:rPr>
@@ -3742,11 +4389,11 @@
       <w:szCs w:val="28"/>
     </w:rPr>
   </w:style>
-  <w:style w:type="paragraph" w:styleId="Quote">
+  <w:style w:type="paragraph" w:styleId="Cita">
     <w:name w:val="Quote"/>
     <w:basedOn w:val="Normal"/>
     <w:next w:val="Normal"/>
-    <w:link w:val="QuoteChar"/>
+    <w:link w:val="CitaCar"/>
     <w:uiPriority w:val="29"/>
     <w:qFormat/>
     <w:rsid w:val="00222875"/>
@@ -3760,10 +4407,10 @@
       <w:color w:val="404040" w:themeColor="text1" w:themeTint="BF"/>
     </w:rPr>
   </w:style>
-  <w:style w:type="character" w:customStyle="1" w:styleId="QuoteChar">
-    <w:name w:val="Quote Char"/>
-    <w:basedOn w:val="DefaultParagraphFont"/>
-    <w:link w:val="Quote"/>
+  <w:style w:type="character" w:customStyle="1" w:styleId="CitaCar">
+    <w:name w:val="Cita Car"/>
+    <w:basedOn w:val="Fuentedeprrafopredeter"/>
+    <w:link w:val="Cita"/>
     <w:uiPriority w:val="29"/>
     <w:rsid w:val="00222875"/>
     <w:rPr>
@@ -3772,7 +4419,7 @@
       <w:color w:val="404040" w:themeColor="text1" w:themeTint="BF"/>
     </w:rPr>
   </w:style>
-  <w:style w:type="paragraph" w:styleId="ListParagraph">
+  <w:style w:type="paragraph" w:styleId="Prrafodelista">
     <w:name w:val="List Paragraph"/>
     <w:basedOn w:val="Normal"/>
     <w:uiPriority w:val="34"/>
@@ -3783,9 +4430,9 @@
       <w:contextualSpacing/>
     </w:pPr>
   </w:style>
-  <w:style w:type="character" w:styleId="IntenseEmphasis">
+  <w:style w:type="character" w:styleId="nfasisintenso">
     <w:name w:val="Intense Emphasis"/>
-    <w:basedOn w:val="DefaultParagraphFont"/>
+    <w:basedOn w:val="Fuentedeprrafopredeter"/>
     <w:uiPriority w:val="21"/>
     <w:qFormat/>
     <w:rsid w:val="00222875"/>
@@ -3795,11 +4442,11 @@
       <w:color w:val="0F4761" w:themeColor="accent1" w:themeShade="BF"/>
     </w:rPr>
   </w:style>
-  <w:style w:type="paragraph" w:styleId="IntenseQuote">
+  <w:style w:type="paragraph" w:styleId="Citadestacada">
     <w:name w:val="Intense Quote"/>
     <w:basedOn w:val="Normal"/>
     <w:next w:val="Normal"/>
-    <w:link w:val="IntenseQuoteChar"/>
+    <w:link w:val="CitadestacadaCar"/>
     <w:uiPriority w:val="30"/>
     <w:qFormat/>
     <w:rsid w:val="00222875"/>
@@ -3818,10 +4465,10 @@
       <w:color w:val="0F4761" w:themeColor="accent1" w:themeShade="BF"/>
     </w:rPr>
   </w:style>
-  <w:style w:type="character" w:customStyle="1" w:styleId="IntenseQuoteChar">
-    <w:name w:val="Intense Quote Char"/>
-    <w:basedOn w:val="DefaultParagraphFont"/>
-    <w:link w:val="IntenseQuote"/>
+  <w:style w:type="character" w:customStyle="1" w:styleId="CitadestacadaCar">
+    <w:name w:val="Cita destacada Car"/>
+    <w:basedOn w:val="Fuentedeprrafopredeter"/>
+    <w:link w:val="Citadestacada"/>
     <w:uiPriority w:val="30"/>
     <w:rsid w:val="00222875"/>
     <w:rPr>
@@ -3830,9 +4477,9 @@
       <w:color w:val="0F4761" w:themeColor="accent1" w:themeShade="BF"/>
     </w:rPr>
   </w:style>
-  <w:style w:type="character" w:styleId="IntenseReference">
+  <w:style w:type="character" w:styleId="Referenciaintensa">
     <w:name w:val="Intense Reference"/>
-    <w:basedOn w:val="DefaultParagraphFont"/>
+    <w:basedOn w:val="Fuentedeprrafopredeter"/>
     <w:uiPriority w:val="32"/>
     <w:qFormat/>
     <w:rsid w:val="00222875"/>
@@ -3853,6 +4500,29 @@
     <w:rsid w:val="00D609FD"/>
     <w:rPr>
       <w:rFonts w:ascii="Times New Roman" w:hAnsi="Times New Roman" w:cs="Times New Roman"/>
+    </w:rPr>
+  </w:style>
+  <w:style w:type="character" w:styleId="Hipervnculo">
+    <w:name w:val="Hyperlink"/>
+    <w:basedOn w:val="Fuentedeprrafopredeter"/>
+    <w:uiPriority w:val="99"/>
+    <w:unhideWhenUsed/>
+    <w:rsid w:val="003626CE"/>
+    <w:rPr>
+      <w:color w:val="467886" w:themeColor="hyperlink"/>
+      <w:u w:val="single"/>
+    </w:rPr>
+  </w:style>
+  <w:style w:type="character" w:styleId="Mencinsinresolver">
+    <w:name w:val="Unresolved Mention"/>
+    <w:basedOn w:val="Fuentedeprrafopredeter"/>
+    <w:uiPriority w:val="99"/>
+    <w:semiHidden/>
+    <w:unhideWhenUsed/>
+    <w:rsid w:val="003626CE"/>
+    <w:rPr>
+      <w:color w:val="605E5C"/>
+      <w:shd w:val="clear" w:color="auto" w:fill="E1DFDD"/>
     </w:rPr>
   </w:style>
 </w:styles>
@@ -4174,6 +4844,23 @@
 </file>
 
 <file path=customXml/item1.xml><?xml version="1.0" encoding="utf-8"?>
+<p:properties xmlns:p="http://schemas.microsoft.com/office/2006/metadata/properties" xmlns:xsi="http://www.w3.org/2001/XMLSchema-instance" xmlns:pc="http://schemas.microsoft.com/office/infopath/2007/PartnerControls">
+  <documentManagement>
+    <_activity xmlns="ae3e5ec8-dcd5-4af5-8b43-6c8389e925cb" xsi:nil="true"/>
+  </documentManagement>
+</p:properties>
+</file>
+
+<file path=customXml/item2.xml><?xml version="1.0" encoding="utf-8"?>
+<?mso-contentType ?>
+<FormTemplates xmlns="http://schemas.microsoft.com/sharepoint/v3/contenttype/forms">
+  <Display>DocumentLibraryForm</Display>
+  <Edit>DocumentLibraryForm</Edit>
+  <New>DocumentLibraryForm</New>
+</FormTemplates>
+</file>
+
+<file path=customXml/item3.xml><?xml version="1.0" encoding="utf-8"?>
 <ct:contentTypeSchema xmlns:ct="http://schemas.microsoft.com/office/2006/metadata/contentType" xmlns:ma="http://schemas.microsoft.com/office/2006/metadata/properties/metaAttributes" ct:_="" ma:_="" ma:contentTypeName="Documento" ma:contentTypeID="0x0101008AB44AC34B94424D84639EB2C741FEB6" ma:contentTypeVersion="14" ma:contentTypeDescription="Crear nuevo documento." ma:contentTypeScope="" ma:versionID="93a26e0cc9095846979911ed89761d24">
   <xsd:schema xmlns:xsd="http://www.w3.org/2001/XMLSchema" xmlns:xs="http://www.w3.org/2001/XMLSchema" xmlns:p="http://schemas.microsoft.com/office/2006/metadata/properties" xmlns:ns3="ae3e5ec8-dcd5-4af5-8b43-6c8389e925cb" xmlns:ns4="fb5c58c7-c5a4-4ce6-bbb9-0201551fed4c" targetNamespace="http://schemas.microsoft.com/office/2006/metadata/properties" ma:root="true" ma:fieldsID="c87263eb0ed5c7246c7df5646f56bb06" ns3:_="" ns4:_="">
     <xsd:import namespace="ae3e5ec8-dcd5-4af5-8b43-6c8389e925cb"/>
@@ -4400,24 +5087,25 @@
 </ct:contentTypeSchema>
 </file>
 
-<file path=customXml/item2.xml><?xml version="1.0" encoding="utf-8"?>
-<?mso-contentType ?>
-<FormTemplates xmlns="http://schemas.microsoft.com/sharepoint/v3/contenttype/forms">
-  <Display>DocumentLibraryForm</Display>
-  <Edit>DocumentLibraryForm</Edit>
-  <New>DocumentLibraryForm</New>
-</FormTemplates>
+<file path=customXml/itemProps1.xml><?xml version="1.0" encoding="utf-8"?>
+<ds:datastoreItem xmlns:ds="http://schemas.openxmlformats.org/officeDocument/2006/customXml" ds:itemID="{793F7119-978A-4D2B-A687-76D2B889C9A0}">
+  <ds:schemaRefs>
+    <ds:schemaRef ds:uri="http://schemas.microsoft.com/office/2006/metadata/properties"/>
+    <ds:schemaRef ds:uri="http://schemas.microsoft.com/office/infopath/2007/PartnerControls"/>
+    <ds:schemaRef ds:uri="ae3e5ec8-dcd5-4af5-8b43-6c8389e925cb"/>
+  </ds:schemaRefs>
+</ds:datastoreItem>
 </file>
 
-<file path=customXml/item3.xml><?xml version="1.0" encoding="utf-8"?>
-<p:properties xmlns:p="http://schemas.microsoft.com/office/2006/metadata/properties" xmlns:xsi="http://www.w3.org/2001/XMLSchema-instance" xmlns:pc="http://schemas.microsoft.com/office/infopath/2007/PartnerControls">
-  <documentManagement>
-    <_activity xmlns="ae3e5ec8-dcd5-4af5-8b43-6c8389e925cb" xsi:nil="true"/>
-  </documentManagement>
-</p:properties>
+<file path=customXml/itemProps2.xml><?xml version="1.0" encoding="utf-8"?>
+<ds:datastoreItem xmlns:ds="http://schemas.openxmlformats.org/officeDocument/2006/customXml" ds:itemID="{E747E159-E5D6-4668-871C-E2C0CDC223A5}">
+  <ds:schemaRefs>
+    <ds:schemaRef ds:uri="http://schemas.microsoft.com/sharepoint/v3/contenttype/forms"/>
+  </ds:schemaRefs>
+</ds:datastoreItem>
 </file>
 
-<file path=customXml/itemProps1.xml><?xml version="1.0" encoding="utf-8"?>
+<file path=customXml/itemProps3.xml><?xml version="1.0" encoding="utf-8"?>
 <ds:datastoreItem xmlns:ds="http://schemas.openxmlformats.org/officeDocument/2006/customXml" ds:itemID="{D80C2221-32DE-4B56-806D-3BF566175A9B}">
   <ds:schemaRefs>
     <ds:schemaRef ds:uri="http://schemas.microsoft.com/office/2006/metadata/contentType"/>
@@ -4434,22 +5122,4 @@
     <ds:schemaRef ds:uri="http://schemas.microsoft.com/internal/obd"/>
   </ds:schemaRefs>
 </ds:datastoreItem>
-</file>
-
-<file path=customXml/itemProps2.xml><?xml version="1.0" encoding="utf-8"?>
-<ds:datastoreItem xmlns:ds="http://schemas.openxmlformats.org/officeDocument/2006/customXml" ds:itemID="{E747E159-E5D6-4668-871C-E2C0CDC223A5}">
-  <ds:schemaRefs>
-    <ds:schemaRef ds:uri="http://schemas.microsoft.com/sharepoint/v3/contenttype/forms"/>
-  </ds:schemaRefs>
-</ds:datastoreItem>
-</file>
-
-<file path=customXml/itemProps3.xml><?xml version="1.0" encoding="utf-8"?>
-<ds:datastoreItem xmlns:ds="http://schemas.openxmlformats.org/officeDocument/2006/customXml" ds:itemID="{793F7119-978A-4D2B-A687-76D2B889C9A0}">
-  <ds:schemaRefs>
-    <ds:schemaRef ds:uri="http://schemas.microsoft.com/office/2006/metadata/properties"/>
-    <ds:schemaRef ds:uri="http://schemas.microsoft.com/office/infopath/2007/PartnerControls"/>
-    <ds:schemaRef ds:uri="ae3e5ec8-dcd5-4af5-8b43-6c8389e925cb"/>
-  </ds:schemaRefs>
-</ds:datastoreItem>
 </file>